--- a/docs/magisterka.docx
+++ b/docs/magisterka.docx
@@ -1022,6 +1022,74 @@
     </w:p>
     <w:p>
       <w:pPr>
+        <w:pStyle w:val="Heading1"/>
+      </w:pPr>
+      <w:r>
+        <w:t>STRESZCZENIE</w:t>
+      </w:r>
+    </w:p>
+    <w:p>
+      <w:pPr/>
+      <w:r>
+        <w:t>Niniejsza praca przedstawia projekt i implementację systemu wyjaśnialnej sztucznej inteligencji wspierającego predykcję ryzyka śmiertelności u pacjentów z zapaleniem naczyń. Zakres pracy obejmuje przygotowanie danych klinicznych, budowę kontraktu wejściowego obejmującego 20 cech, implementację modeli uczenia maszynowego oraz integrację metod XAI takich jak LIME, SHAP, DALEX i EBM. Część aplikacyjna składa się z backendu FastAPI, interfejsu React/Vite oraz mechanizmów bezpieczeństwa ograniczających ryzyko błędnej interpretacji wyników medycznych. Weryfikacja obejmuje testy API, build frontendu, sprawdzenie integracji predykcji i kontrolę zgodności dokumentacji z aktualną architekturą projektu.</w:t>
+      </w:r>
+    </w:p>
+    <w:p>
+      <w:pPr/>
+      <w:r>
+        <w:t>Słowa kluczowe: wyjaśnialna sztuczna inteligencja, uczenie maszynowe, zapalenie naczyń, predykcja śmiertelności, FastAPI, React, XAI.</w:t>
+      </w:r>
+    </w:p>
+    <w:p>
+      <w:pPr>
+        <w:pStyle w:val="Heading1"/>
+      </w:pPr>
+      <w:r>
+        <w:t>ABSTRACT</w:t>
+      </w:r>
+    </w:p>
+    <w:p>
+      <w:pPr/>
+      <w:r>
+        <w:t>This thesis presents the design and implementation of an explainable artificial intelligence system supporting mortality risk prediction in patients with vasculitis. The scope includes clinical data preparation, a 20-feature input contract, machine learning model implementation, and the integration of XAI methods such as LIME, SHAP, DALEX, and EBM. The application layer consists of a FastAPI backend, a React/Vite frontend, and medical safety guardrails that reduce the risk of misinterpreting predictive outputs. Verification covers API tests, frontend production build, prediction integration checks, and alignment of the documentation with the current system architecture.</w:t>
+      </w:r>
+    </w:p>
+    <w:p>
+      <w:pPr/>
+      <w:r>
+        <w:t>Keywords: explainable artificial intelligence, machine learning, vasculitis, mortality prediction, FastAPI, React, XAI.</w:t>
+      </w:r>
+    </w:p>
+    <w:p>
+      <w:pPr>
+        <w:pStyle w:val="Heading1"/>
+      </w:pPr>
+      <w:r>
+        <w:t>SPIS TREŚCI</w:t>
+      </w:r>
+    </w:p>
+    <w:p>
+      <w:pPr/>
+      <w:r>
+        <w:t>1. WSTĘP</w:t>
+        <w:br/>
+        <w:t>2. PRZEGLĄD LITERATURY I PODSTAWY TEORETYCZNE</w:t>
+        <w:br/>
+        <w:t>3. METODOLOGIA</w:t>
+        <w:br/>
+        <w:t>4. IMPLEMENTACJA SYSTEMU</w:t>
+        <w:br/>
+        <w:t>5. WERYFIKACJA SYSTEMU</w:t>
+        <w:br/>
+        <w:t>6. DYSKUSJA I WKŁAD WŁASNY</w:t>
+        <w:br/>
+        <w:t>7. WNIOSKI</w:t>
+        <w:br/>
+        <w:t>8. BIBLIOGRAFIA</w:t>
+      </w:r>
+    </w:p>
+    <w:p>
+      <w:pPr>
         <w:jc w:val="left"/>
         <w:rPr>
           <w:rFonts w:cs="Times New Roman"/>
@@ -5739,12 +5807,86 @@
         <w:pStyle w:val="Heading1"/>
       </w:pPr>
       <w:r>
-        <w:t>6. WNIOSKI</w:t>
+        <w:t>6. DYSKUSJA I WKŁAD WŁASNY</w:t>
       </w:r>
     </w:p>
     <w:p>
       <w:r>
+        <w:t>Uzyskany system ma charakter aplikacyjno-badawczy: łączy przygotowanie danych klinicznych, implementację kontraktu predykcyjnego, integrację metod XAI oraz budowę kompletnego interfejsu użytkownika. Wkład własny autora obejmuje zaprojektowanie architektury backendu i frontendu, dostosowanie schematu wejściowego do 20 cech klinicznych, przygotowanie endpointów predykcyjnych i wyjaśniających, implementację widoków analitycznych oraz walidację integracji między warstwą React/Vite i FastAPI.</w:t>
+      </w:r>
+    </w:p>
+    <w:p>
+      <w:r>
+        <w:t>Oryginalność rozwiązania polega na połączeniu kilku metod wyjaśnialnej sztucznej inteligencji w jednym systemie wspierającym analizę ryzyka śmiertelności w zapaleniu naczyń. Zamiast ograniczać się do pojedynczej predykcji, aplikacja prezentuje wynik wraz z czynnikami wpływającymi na decyzję modelu, umożliwia porównanie wielu modeli oraz przewiduje tryby komunikacji dostosowane do odbiorcy. Takie podejście odpowiada wymaganiom systemów medycznych, w których sama skuteczność predykcyjna nie jest wystarczająca bez przejrzystości i kontroli bezpieczeństwa.</w:t>
+      </w:r>
+    </w:p>
+    <w:p>
+      <w:r>
+        <w:t>Najważniejszym ograniczeniem obecnej wersji jest zależność od jakości i kompletności danych wejściowych oraz konieczność dalszej walidacji klinicznej. Wyniki modelu powinny być traktowane jako wsparcie informacyjne, a nie narzędzie diagnostyczne. Dalszy rozwój powinien obejmować pełną walidację na niezależnym zbiorze danych, dopracowanie kalibracji prawdopodobieństw, optymalizację rozmiaru bundla frontendu oraz przygotowanie procedury wdrożeniowej z uwzględnieniem wymagań bezpieczeństwa i ochrony danych medycznych.</w:t>
+      </w:r>
+    </w:p>
+    <w:p>
+      <w:pPr>
+        <w:pStyle w:val="Heading1"/>
+      </w:pPr>
+      <w:r>
+        <w:t>7. WNIOSKI</w:t>
+      </w:r>
+    </w:p>
+    <w:p>
+      <w:r>
         <w:t>Zrealizowany system spełnia założenia aplikacji XAI wspierającej interpretowalną predykcję ryzyka śmiertelności w zapaleniu naczyń. Najważniejszą wartością systemu jest połączenie predykcji, wyjaśnień lokalnych i globalnych, porównania metod XAI oraz interfejsu umożliwiającego pracę zarówno na pojedynczym pacjencie, jak i na danych wsadowych. Aktualna architektura rozdziela backend FastAPI, frontend React/Vite oraz warstwę modelową, co ułatwia dalszy rozwój, testowanie i wdrożenie.</w:t>
+        <w:br/>
+        <w:br/>
+        <w:t>W odniesieniu do wymagań seminarium praca zawiera część teoretyczną, metodologiczną, implementacyjną i weryfikacyjną. Uzupełniono także streszczenie w języku polskim i angielskim, słowa kluczowe, dyskusję wyników, wskazanie wkładu własnego oraz bibliografię, co przygotowuje dokument do dalszych konsultacji promotorskich i końcowej redakcji.</w:t>
+      </w:r>
+    </w:p>
+    <w:p>
+      <w:pPr>
+        <w:pStyle w:val="Heading1"/>
+      </w:pPr>
+      <w:r>
+        <w:t>8. BIBLIOGRAFIA</w:t>
+      </w:r>
+    </w:p>
+    <w:p>
+      <w:r>
+        <w:t>1. Ribeiro M. T., Singh S., Guestrin C., "Why Should I Trust You?": Explaining the Predictions of Any Classifier, Proceedings of the 22nd ACM SIGKDD International Conference on Knowledge Discovery and Data Mining, 2016.</w:t>
+      </w:r>
+    </w:p>
+    <w:p>
+      <w:r>
+        <w:t>2. Lundberg S. M., Lee S.-I., A Unified Approach to Interpreting Model Predictions, Advances in Neural Information Processing Systems, 2017.</w:t>
+      </w:r>
+    </w:p>
+    <w:p>
+      <w:r>
+        <w:t>3. Molnar C., Interpretable Machine Learning: A Guide for Making Black Box Models Explainable, 2nd edition, 2022.</w:t>
+      </w:r>
+    </w:p>
+    <w:p>
+      <w:r>
+        <w:t>4. Guidotti R., Monreale A., Ruggieri S., Turini F., Giannotti F., Pedreschi D., A Survey of Methods for Explaining Black Box Models, ACM Computing Surveys, 2018.</w:t>
+      </w:r>
+    </w:p>
+    <w:p>
+      <w:r>
+        <w:t>5. Breiman L., Random Forests, Machine Learning, 2001.</w:t>
+      </w:r>
+    </w:p>
+    <w:p>
+      <w:r>
+        <w:t>6. Chen T., Guestrin C., XGBoost: A Scalable Tree Boosting System, Proceedings of the 22nd ACM SIGKDD International Conference on Knowledge Discovery and Data Mining, 2016.</w:t>
+      </w:r>
+    </w:p>
+    <w:p>
+      <w:r>
+        <w:t>7. Ke G. i in., LightGBM: A Highly Efficient Gradient Boosting Decision Tree, Advances in Neural Information Processing Systems, 2017.</w:t>
+      </w:r>
+    </w:p>
+    <w:p>
+      <w:r>
+        <w:t>8. Pydantic documentation, FastAPI documentation, React documentation oraz Vite documentation - dokumentacja techniczna wykorzystana podczas implementacji aplikacji.</w:t>
       </w:r>
     </w:p>
     <w:sectPr>

--- a/docs/magisterka.docx
+++ b/docs/magisterka.docx
@@ -1322,6 +1322,8 @@
         <w:t>10. SPIS RYSUNKÓW</w:t>
         <w:br/>
         <w:t>11. ANEKS: CHECKLISTA ZGODNOŚCI Z WYMAGANIAMI PANS</w:t>
+        <w:br/>
+        <w:t>12. ZAŁĄCZNIK: ZRZUTY EKRANU APLIKACJI I KODU</w:t>
       </w:r>
     </w:p>
     <w:p>
@@ -8840,10 +8842,6 @@
       </w:r>
     </w:p>
     <w:p>
-      <w:pPr>
-        <w:spacing w:line="360" w:lineRule="auto"/>
-        <w:jc w:val="both"/>
-      </w:pPr>
       <w:r>
         <w:rPr>
           <w:rFonts w:ascii="Times New Roman" w:hAnsi="Times New Roman"/>
@@ -8853,10 +8851,6 @@
       </w:r>
     </w:p>
     <w:p>
-      <w:pPr>
-        <w:spacing w:line="360" w:lineRule="auto"/>
-        <w:jc w:val="both"/>
-      </w:pPr>
       <w:r>
         <w:rPr>
           <w:rFonts w:ascii="Times New Roman" w:hAnsi="Times New Roman"/>
@@ -8866,16 +8860,84 @@
       </w:r>
     </w:p>
     <w:p>
-      <w:pPr>
-        <w:spacing w:line="360" w:lineRule="auto"/>
-        <w:jc w:val="both"/>
-      </w:pPr>
-      <w:r>
-        <w:rPr>
-          <w:rFonts w:ascii="Times New Roman" w:hAnsi="Times New Roman"/>
-          <w:sz w:val="24"/>
-        </w:rPr>
-        <w:br w:type="page"/>
+      <w:r>
+        <w:rPr>
+          <w:rFonts w:ascii="Times New Roman" w:hAnsi="Times New Roman"/>
+          <w:sz w:val="24"/>
+        </w:rPr>
+        <w:t>Rysunek 12.1. Formularz danych pacjenta w aplikacji React/Vite</w:t>
+      </w:r>
+    </w:p>
+    <w:p>
+      <w:r>
+        <w:rPr>
+          <w:rFonts w:ascii="Times New Roman" w:hAnsi="Times New Roman"/>
+          <w:sz w:val="24"/>
+        </w:rPr>
+        <w:t>Rysunek 12.2. Widok predykcji modeli i kluczowych czynników ryzyka</w:t>
+      </w:r>
+    </w:p>
+    <w:p>
+      <w:r>
+        <w:rPr>
+          <w:rFonts w:ascii="Times New Roman" w:hAnsi="Times New Roman"/>
+          <w:sz w:val="24"/>
+        </w:rPr>
+        <w:t>Rysunek 12.3. Widok wyjaśnienia SHAP dla przykładowego pacjenta</w:t>
+      </w:r>
+    </w:p>
+    <w:p>
+      <w:r>
+        <w:rPr>
+          <w:rFonts w:ascii="Times New Roman" w:hAnsi="Times New Roman"/>
+          <w:sz w:val="24"/>
+        </w:rPr>
+        <w:t>Rysunek 12.4. Tryb agenta konwersacyjnego AI</w:t>
+      </w:r>
+    </w:p>
+    <w:p>
+      <w:r>
+        <w:rPr>
+          <w:rFonts w:ascii="Times New Roman" w:hAnsi="Times New Roman"/>
+          <w:sz w:val="24"/>
+        </w:rPr>
+        <w:t>Rysunek 12.5. Tryb analizy masowej pacjentów</w:t>
+      </w:r>
+    </w:p>
+    <w:p>
+      <w:r>
+        <w:rPr>
+          <w:rFonts w:ascii="Times New Roman" w:hAnsi="Times New Roman"/>
+          <w:sz w:val="24"/>
+        </w:rPr>
+        <w:t>Rysunek 12.6. Fragment kodu schematu PatientInput w backendzie FastAPI</w:t>
+      </w:r>
+    </w:p>
+    <w:p>
+      <w:r>
+        <w:rPr>
+          <w:rFonts w:ascii="Times New Roman" w:hAnsi="Times New Roman"/>
+          <w:sz w:val="24"/>
+        </w:rPr>
+        <w:t>Rysunek 12.7. Fragment kodu walidacji zgodności modelu z listą cech</w:t>
+      </w:r>
+    </w:p>
+    <w:p>
+      <w:r>
+        <w:rPr>
+          <w:rFonts w:ascii="Times New Roman" w:hAnsi="Times New Roman"/>
+          <w:sz w:val="24"/>
+        </w:rPr>
+        <w:t>Rysunek 12.8. Fragment kodu formularza pacjenta w React</w:t>
+      </w:r>
+    </w:p>
+    <w:p>
+      <w:r>
+        <w:rPr>
+          <w:rFonts w:ascii="Times New Roman" w:hAnsi="Times New Roman"/>
+          <w:sz w:val="24"/>
+        </w:rPr>
+        <w:t>Rysunek 12.9. Fragment kodu konfiguracji proxy Vite do backendu API</w:t>
       </w:r>
     </w:p>
     <w:p>
@@ -9403,6 +9465,598 @@
           <w:sz w:val="24"/>
         </w:rPr>
         <w:t>Oświadczenie samodzielności: Oświadczam, że pracę dyplomową przygotowałem samodzielnie. Wszystkie dane, istotne myśli i sformułowania pochodzące z literatury, przytoczone dosłownie i niedosłownie, są opatrzone odpowiednimi odsyłaczami. Praca ta nie była w całości ani w części przez nikogo przedkładana do żadnej oceny i nie była publikowana.</w:t>
+      </w:r>
+    </w:p>
+    <w:p>
+      <w:r>
+        <w:rPr>
+          <w:rFonts w:ascii="Times New Roman" w:hAnsi="Times New Roman"/>
+          <w:sz w:val="24"/>
+        </w:rPr>
+        <w:br w:type="page"/>
+      </w:r>
+    </w:p>
+    <w:p>
+      <w:pPr>
+        <w:pStyle w:val="Heading1"/>
+      </w:pPr>
+      <w:r>
+        <w:rPr>
+          <w:rFonts w:ascii="Times New Roman" w:hAnsi="Times New Roman"/>
+          <w:b/>
+          <w:sz w:val="28"/>
+        </w:rPr>
+        <w:t>12. ZAŁĄCZNIK: ZRZUTY EKRANU APLIKACJI I KODU</w:t>
+      </w:r>
+    </w:p>
+    <w:p>
+      <w:pPr>
+        <w:jc w:val="both"/>
+      </w:pPr>
+      <w:r>
+        <w:rPr>
+          <w:rFonts w:ascii="Times New Roman" w:hAnsi="Times New Roman"/>
+          <w:sz w:val="24"/>
+        </w:rPr>
+        <w:t>Niniejszy załącznik dokumentuje praktyczny rezultat części wdrożeniowej pracy. Zrzuty aplikacji pokazują główne tryby działania interfejsu użytkownika, natomiast zrzuty kodu przedstawiają kluczowe fragmenty implementacji backendu i frontendu.</w:t>
+      </w:r>
+    </w:p>
+    <w:p>
+      <w:r>
+        <w:rPr>
+          <w:rFonts w:ascii="Times New Roman" w:hAnsi="Times New Roman"/>
+          <w:sz w:val="24"/>
+        </w:rPr>
+        <w:br w:type="page"/>
+      </w:r>
+    </w:p>
+    <w:p>
+      <w:r>
+        <w:rPr>
+          <w:rFonts w:ascii="Times New Roman" w:hAnsi="Times New Roman"/>
+          <w:sz w:val="24"/>
+        </w:rPr>
+        <w:drawing>
+          <wp:inline xmlns:a="http://schemas.openxmlformats.org/drawingml/2006/main" xmlns:pic="http://schemas.openxmlformats.org/drawingml/2006/picture">
+            <wp:extent cx="5400000" cy="3937500"/>
+            <wp:docPr id="101" name="Picture 101"/>
+            <wp:cNvGraphicFramePr>
+              <a:graphicFrameLocks noChangeAspect="1"/>
+            </wp:cNvGraphicFramePr>
+            <a:graphic>
+              <a:graphicData uri="http://schemas.openxmlformats.org/drawingml/2006/picture">
+                <pic:pic>
+                  <pic:nvPicPr>
+                    <pic:cNvPr id="0" name="app-01-formularz-pacjenta.png"/>
+                    <pic:cNvPicPr/>
+                  </pic:nvPicPr>
+                  <pic:blipFill>
+                    <a:blip r:embed="rId9"/>
+                    <a:stretch>
+                      <a:fillRect/>
+                    </a:stretch>
+                  </pic:blipFill>
+                  <pic:spPr>
+                    <a:xfrm>
+                      <a:off x="0" y="0"/>
+                      <a:ext cx="5400000" cy="3937500"/>
+                    </a:xfrm>
+                    <a:prstGeom prst="rect"/>
+                  </pic:spPr>
+                </pic:pic>
+              </a:graphicData>
+            </a:graphic>
+          </wp:inline>
+        </w:drawing>
+      </w:r>
+    </w:p>
+    <w:p>
+      <w:pPr>
+        <w:jc w:val="center"/>
+      </w:pPr>
+      <w:r>
+        <w:rPr>
+          <w:rFonts w:ascii="Times New Roman" w:hAnsi="Times New Roman"/>
+          <w:b/>
+          <w:sz w:val="20"/>
+        </w:rPr>
+        <w:t>Rysunek 12.1. Formularz danych pacjenta w aplikacji React/Vite</w:t>
+      </w:r>
+    </w:p>
+    <w:p>
+      <w:r>
+        <w:rPr>
+          <w:rFonts w:ascii="Times New Roman" w:hAnsi="Times New Roman"/>
+          <w:sz w:val="24"/>
+        </w:rPr>
+        <w:br w:type="page"/>
+      </w:r>
+    </w:p>
+    <w:p>
+      <w:r>
+        <w:rPr>
+          <w:rFonts w:ascii="Times New Roman" w:hAnsi="Times New Roman"/>
+          <w:sz w:val="24"/>
+        </w:rPr>
+        <w:drawing>
+          <wp:inline xmlns:a="http://schemas.openxmlformats.org/drawingml/2006/main" xmlns:pic="http://schemas.openxmlformats.org/drawingml/2006/picture">
+            <wp:extent cx="5400000" cy="3937500"/>
+            <wp:docPr id="102" name="Picture 102"/>
+            <wp:cNvGraphicFramePr>
+              <a:graphicFrameLocks noChangeAspect="1"/>
+            </wp:cNvGraphicFramePr>
+            <a:graphic>
+              <a:graphicData uri="http://schemas.openxmlformats.org/drawingml/2006/picture">
+                <pic:pic>
+                  <pic:nvPicPr>
+                    <pic:cNvPr id="0" name="app-02-wyniki-modeli.png"/>
+                    <pic:cNvPicPr/>
+                  </pic:nvPicPr>
+                  <pic:blipFill>
+                    <a:blip r:embed="rId10"/>
+                    <a:stretch>
+                      <a:fillRect/>
+                    </a:stretch>
+                  </pic:blipFill>
+                  <pic:spPr>
+                    <a:xfrm>
+                      <a:off x="0" y="0"/>
+                      <a:ext cx="5400000" cy="3937500"/>
+                    </a:xfrm>
+                    <a:prstGeom prst="rect"/>
+                  </pic:spPr>
+                </pic:pic>
+              </a:graphicData>
+            </a:graphic>
+          </wp:inline>
+        </w:drawing>
+      </w:r>
+    </w:p>
+    <w:p>
+      <w:pPr>
+        <w:jc w:val="center"/>
+      </w:pPr>
+      <w:r>
+        <w:rPr>
+          <w:rFonts w:ascii="Times New Roman" w:hAnsi="Times New Roman"/>
+          <w:b/>
+          <w:sz w:val="20"/>
+        </w:rPr>
+        <w:t>Rysunek 12.2. Widok predykcji modeli i kluczowych czynników ryzyka</w:t>
+      </w:r>
+    </w:p>
+    <w:p>
+      <w:r>
+        <w:rPr>
+          <w:rFonts w:ascii="Times New Roman" w:hAnsi="Times New Roman"/>
+          <w:sz w:val="24"/>
+        </w:rPr>
+        <w:br w:type="page"/>
+      </w:r>
+    </w:p>
+    <w:p>
+      <w:r>
+        <w:rPr>
+          <w:rFonts w:ascii="Times New Roman" w:hAnsi="Times New Roman"/>
+          <w:sz w:val="24"/>
+        </w:rPr>
+        <w:drawing>
+          <wp:inline xmlns:a="http://schemas.openxmlformats.org/drawingml/2006/main" xmlns:pic="http://schemas.openxmlformats.org/drawingml/2006/picture">
+            <wp:extent cx="5400000" cy="3937500"/>
+            <wp:docPr id="103" name="Picture 103"/>
+            <wp:cNvGraphicFramePr>
+              <a:graphicFrameLocks noChangeAspect="1"/>
+            </wp:cNvGraphicFramePr>
+            <a:graphic>
+              <a:graphicData uri="http://schemas.openxmlformats.org/drawingml/2006/picture">
+                <pic:pic>
+                  <pic:nvPicPr>
+                    <pic:cNvPr id="0" name="app-02-wyniki-modeli.png"/>
+                    <pic:cNvPicPr/>
+                  </pic:nvPicPr>
+                  <pic:blipFill>
+                    <a:blip r:embed="rId10"/>
+                    <a:stretch>
+                      <a:fillRect/>
+                    </a:stretch>
+                  </pic:blipFill>
+                  <pic:spPr>
+                    <a:xfrm>
+                      <a:off x="0" y="0"/>
+                      <a:ext cx="5400000" cy="3937500"/>
+                    </a:xfrm>
+                    <a:prstGeom prst="rect"/>
+                  </pic:spPr>
+                </pic:pic>
+              </a:graphicData>
+            </a:graphic>
+          </wp:inline>
+        </w:drawing>
+      </w:r>
+    </w:p>
+    <w:p>
+      <w:pPr>
+        <w:jc w:val="center"/>
+      </w:pPr>
+      <w:r>
+        <w:rPr>
+          <w:rFonts w:ascii="Times New Roman" w:hAnsi="Times New Roman"/>
+          <w:b/>
+          <w:sz w:val="20"/>
+        </w:rPr>
+        <w:t>Rysunek 12.3. Widok wyjaśnienia SHAP dla przykładowego pacjenta</w:t>
+      </w:r>
+    </w:p>
+    <w:p>
+      <w:r>
+        <w:rPr>
+          <w:rFonts w:ascii="Times New Roman" w:hAnsi="Times New Roman"/>
+          <w:sz w:val="24"/>
+        </w:rPr>
+        <w:br w:type="page"/>
+      </w:r>
+    </w:p>
+    <w:p>
+      <w:r>
+        <w:rPr>
+          <w:rFonts w:ascii="Times New Roman" w:hAnsi="Times New Roman"/>
+          <w:sz w:val="24"/>
+        </w:rPr>
+        <w:drawing>
+          <wp:inline xmlns:a="http://schemas.openxmlformats.org/drawingml/2006/main" xmlns:pic="http://schemas.openxmlformats.org/drawingml/2006/picture">
+            <wp:extent cx="5400000" cy="3937500"/>
+            <wp:docPr id="104" name="Picture 104"/>
+            <wp:cNvGraphicFramePr>
+              <a:graphicFrameLocks noChangeAspect="1"/>
+            </wp:cNvGraphicFramePr>
+            <a:graphic>
+              <a:graphicData uri="http://schemas.openxmlformats.org/drawingml/2006/picture">
+                <pic:pic>
+                  <pic:nvPicPr>
+                    <pic:cNvPr id="0" name="app-04-agent-ai.png"/>
+                    <pic:cNvPicPr/>
+                  </pic:nvPicPr>
+                  <pic:blipFill>
+                    <a:blip r:embed="rId11"/>
+                    <a:stretch>
+                      <a:fillRect/>
+                    </a:stretch>
+                  </pic:blipFill>
+                  <pic:spPr>
+                    <a:xfrm>
+                      <a:off x="0" y="0"/>
+                      <a:ext cx="5400000" cy="3937500"/>
+                    </a:xfrm>
+                    <a:prstGeom prst="rect"/>
+                  </pic:spPr>
+                </pic:pic>
+              </a:graphicData>
+            </a:graphic>
+          </wp:inline>
+        </w:drawing>
+      </w:r>
+    </w:p>
+    <w:p>
+      <w:pPr>
+        <w:jc w:val="center"/>
+      </w:pPr>
+      <w:r>
+        <w:rPr>
+          <w:rFonts w:ascii="Times New Roman" w:hAnsi="Times New Roman"/>
+          <w:b/>
+          <w:sz w:val="20"/>
+        </w:rPr>
+        <w:t>Rysunek 12.4. Tryb agenta konwersacyjnego AI</w:t>
+      </w:r>
+    </w:p>
+    <w:p>
+      <w:r>
+        <w:rPr>
+          <w:rFonts w:ascii="Times New Roman" w:hAnsi="Times New Roman"/>
+          <w:sz w:val="24"/>
+        </w:rPr>
+        <w:br w:type="page"/>
+      </w:r>
+    </w:p>
+    <w:p>
+      <w:r>
+        <w:rPr>
+          <w:rFonts w:ascii="Times New Roman" w:hAnsi="Times New Roman"/>
+          <w:sz w:val="24"/>
+        </w:rPr>
+        <w:drawing>
+          <wp:inline xmlns:a="http://schemas.openxmlformats.org/drawingml/2006/main" xmlns:pic="http://schemas.openxmlformats.org/drawingml/2006/picture">
+            <wp:extent cx="5400000" cy="3937500"/>
+            <wp:docPr id="105" name="Picture 105"/>
+            <wp:cNvGraphicFramePr>
+              <a:graphicFrameLocks noChangeAspect="1"/>
+            </wp:cNvGraphicFramePr>
+            <a:graphic>
+              <a:graphicData uri="http://schemas.openxmlformats.org/drawingml/2006/picture">
+                <pic:pic>
+                  <pic:nvPicPr>
+                    <pic:cNvPr id="0" name="app-05-analiza-masowa.png"/>
+                    <pic:cNvPicPr/>
+                  </pic:nvPicPr>
+                  <pic:blipFill>
+                    <a:blip r:embed="rId12"/>
+                    <a:stretch>
+                      <a:fillRect/>
+                    </a:stretch>
+                  </pic:blipFill>
+                  <pic:spPr>
+                    <a:xfrm>
+                      <a:off x="0" y="0"/>
+                      <a:ext cx="5400000" cy="3937500"/>
+                    </a:xfrm>
+                    <a:prstGeom prst="rect"/>
+                  </pic:spPr>
+                </pic:pic>
+              </a:graphicData>
+            </a:graphic>
+          </wp:inline>
+        </w:drawing>
+      </w:r>
+    </w:p>
+    <w:p>
+      <w:pPr>
+        <w:jc w:val="center"/>
+      </w:pPr>
+      <w:r>
+        <w:rPr>
+          <w:rFonts w:ascii="Times New Roman" w:hAnsi="Times New Roman"/>
+          <w:b/>
+          <w:sz w:val="20"/>
+        </w:rPr>
+        <w:t>Rysunek 12.5. Tryb analizy masowej pacjentów</w:t>
+      </w:r>
+    </w:p>
+    <w:p>
+      <w:r>
+        <w:rPr>
+          <w:rFonts w:ascii="Times New Roman" w:hAnsi="Times New Roman"/>
+          <w:sz w:val="24"/>
+        </w:rPr>
+        <w:br w:type="page"/>
+      </w:r>
+    </w:p>
+    <w:p>
+      <w:r>
+        <w:rPr>
+          <w:rFonts w:ascii="Times New Roman" w:hAnsi="Times New Roman"/>
+          <w:sz w:val="24"/>
+        </w:rPr>
+        <w:drawing>
+          <wp:inline xmlns:a="http://schemas.openxmlformats.org/drawingml/2006/main" xmlns:pic="http://schemas.openxmlformats.org/drawingml/2006/picture">
+            <wp:extent cx="5400000" cy="4806832"/>
+            <wp:docPr id="106" name="Picture 106"/>
+            <wp:cNvGraphicFramePr>
+              <a:graphicFrameLocks noChangeAspect="1"/>
+            </wp:cNvGraphicFramePr>
+            <a:graphic>
+              <a:graphicData uri="http://schemas.openxmlformats.org/drawingml/2006/picture">
+                <pic:pic>
+                  <pic:nvPicPr>
+                    <pic:cNvPr id="0" name="code-01-api-patient-input.png"/>
+                    <pic:cNvPicPr/>
+                  </pic:nvPicPr>
+                  <pic:blipFill>
+                    <a:blip r:embed="rId13"/>
+                    <a:stretch>
+                      <a:fillRect/>
+                    </a:stretch>
+                  </pic:blipFill>
+                  <pic:spPr>
+                    <a:xfrm>
+                      <a:off x="0" y="0"/>
+                      <a:ext cx="5400000" cy="4806832"/>
+                    </a:xfrm>
+                    <a:prstGeom prst="rect"/>
+                  </pic:spPr>
+                </pic:pic>
+              </a:graphicData>
+            </a:graphic>
+          </wp:inline>
+        </w:drawing>
+      </w:r>
+    </w:p>
+    <w:p>
+      <w:pPr>
+        <w:jc w:val="center"/>
+      </w:pPr>
+      <w:r>
+        <w:rPr>
+          <w:rFonts w:ascii="Times New Roman" w:hAnsi="Times New Roman"/>
+          <w:b/>
+          <w:sz w:val="20"/>
+        </w:rPr>
+        <w:t>Rysunek 12.6. Fragment kodu schematu PatientInput w backendzie FastAPI</w:t>
+      </w:r>
+    </w:p>
+    <w:p>
+      <w:r>
+        <w:rPr>
+          <w:rFonts w:ascii="Times New Roman" w:hAnsi="Times New Roman"/>
+          <w:sz w:val="24"/>
+        </w:rPr>
+        <w:br w:type="page"/>
+      </w:r>
+    </w:p>
+    <w:p>
+      <w:r>
+        <w:rPr>
+          <w:rFonts w:ascii="Times New Roman" w:hAnsi="Times New Roman"/>
+          <w:sz w:val="24"/>
+        </w:rPr>
+        <w:drawing>
+          <wp:inline xmlns:a="http://schemas.openxmlformats.org/drawingml/2006/main" xmlns:pic="http://schemas.openxmlformats.org/drawingml/2006/picture">
+            <wp:extent cx="5400000" cy="4026196"/>
+            <wp:docPr id="107" name="Picture 107"/>
+            <wp:cNvGraphicFramePr>
+              <a:graphicFrameLocks noChangeAspect="1"/>
+            </wp:cNvGraphicFramePr>
+            <a:graphic>
+              <a:graphicData uri="http://schemas.openxmlformats.org/drawingml/2006/picture">
+                <pic:pic>
+                  <pic:nvPicPr>
+                    <pic:cNvPr id="0" name="code-02-backend-model-guard.png"/>
+                    <pic:cNvPicPr/>
+                  </pic:nvPicPr>
+                  <pic:blipFill>
+                    <a:blip r:embed="rId14"/>
+                    <a:stretch>
+                      <a:fillRect/>
+                    </a:stretch>
+                  </pic:blipFill>
+                  <pic:spPr>
+                    <a:xfrm>
+                      <a:off x="0" y="0"/>
+                      <a:ext cx="5400000" cy="4026196"/>
+                    </a:xfrm>
+                    <a:prstGeom prst="rect"/>
+                  </pic:spPr>
+                </pic:pic>
+              </a:graphicData>
+            </a:graphic>
+          </wp:inline>
+        </w:drawing>
+      </w:r>
+    </w:p>
+    <w:p>
+      <w:pPr>
+        <w:jc w:val="center"/>
+      </w:pPr>
+      <w:r>
+        <w:rPr>
+          <w:rFonts w:ascii="Times New Roman" w:hAnsi="Times New Roman"/>
+          <w:b/>
+          <w:sz w:val="20"/>
+        </w:rPr>
+        <w:t>Rysunek 12.7. Fragment kodu walidacji zgodności modelu z listą cech</w:t>
+      </w:r>
+    </w:p>
+    <w:p>
+      <w:r>
+        <w:rPr>
+          <w:rFonts w:ascii="Times New Roman" w:hAnsi="Times New Roman"/>
+          <w:sz w:val="24"/>
+        </w:rPr>
+        <w:br w:type="page"/>
+      </w:r>
+    </w:p>
+    <w:p>
+      <w:r>
+        <w:rPr>
+          <w:rFonts w:ascii="Times New Roman" w:hAnsi="Times New Roman"/>
+          <w:sz w:val="24"/>
+        </w:rPr>
+        <w:drawing>
+          <wp:inline xmlns:a="http://schemas.openxmlformats.org/drawingml/2006/main" xmlns:pic="http://schemas.openxmlformats.org/drawingml/2006/picture">
+            <wp:extent cx="5400000" cy="4995871"/>
+            <wp:docPr id="108" name="Picture 108"/>
+            <wp:cNvGraphicFramePr>
+              <a:graphicFrameLocks noChangeAspect="1"/>
+            </wp:cNvGraphicFramePr>
+            <a:graphic>
+              <a:graphicData uri="http://schemas.openxmlformats.org/drawingml/2006/picture">
+                <pic:pic>
+                  <pic:nvPicPr>
+                    <pic:cNvPr id="0" name="code-03-react-patient-form.png"/>
+                    <pic:cNvPicPr/>
+                  </pic:nvPicPr>
+                  <pic:blipFill>
+                    <a:blip r:embed="rId15"/>
+                    <a:stretch>
+                      <a:fillRect/>
+                    </a:stretch>
+                  </pic:blipFill>
+                  <pic:spPr>
+                    <a:xfrm>
+                      <a:off x="0" y="0"/>
+                      <a:ext cx="5400000" cy="4995871"/>
+                    </a:xfrm>
+                    <a:prstGeom prst="rect"/>
+                  </pic:spPr>
+                </pic:pic>
+              </a:graphicData>
+            </a:graphic>
+          </wp:inline>
+        </w:drawing>
+      </w:r>
+    </w:p>
+    <w:p>
+      <w:pPr>
+        <w:jc w:val="center"/>
+      </w:pPr>
+      <w:r>
+        <w:rPr>
+          <w:rFonts w:ascii="Times New Roman" w:hAnsi="Times New Roman"/>
+          <w:b/>
+          <w:sz w:val="20"/>
+        </w:rPr>
+        <w:t>Rysunek 12.8. Fragment kodu formularza pacjenta w React</w:t>
+      </w:r>
+    </w:p>
+    <w:p>
+      <w:r>
+        <w:rPr>
+          <w:rFonts w:ascii="Times New Roman" w:hAnsi="Times New Roman"/>
+          <w:sz w:val="24"/>
+        </w:rPr>
+        <w:br w:type="page"/>
+      </w:r>
+    </w:p>
+    <w:p>
+      <w:r>
+        <w:rPr>
+          <w:rFonts w:ascii="Times New Roman" w:hAnsi="Times New Roman"/>
+          <w:sz w:val="24"/>
+        </w:rPr>
+        <w:drawing>
+          <wp:inline xmlns:a="http://schemas.openxmlformats.org/drawingml/2006/main" xmlns:pic="http://schemas.openxmlformats.org/drawingml/2006/picture">
+            <wp:extent cx="5400000" cy="3334304"/>
+            <wp:docPr id="109" name="Picture 109"/>
+            <wp:cNvGraphicFramePr>
+              <a:graphicFrameLocks noChangeAspect="1"/>
+            </wp:cNvGraphicFramePr>
+            <a:graphic>
+              <a:graphicData uri="http://schemas.openxmlformats.org/drawingml/2006/picture">
+                <pic:pic>
+                  <pic:nvPicPr>
+                    <pic:cNvPr id="0" name="code-04-vite-api-proxy.png"/>
+                    <pic:cNvPicPr/>
+                  </pic:nvPicPr>
+                  <pic:blipFill>
+                    <a:blip r:embed="rId16"/>
+                    <a:stretch>
+                      <a:fillRect/>
+                    </a:stretch>
+                  </pic:blipFill>
+                  <pic:spPr>
+                    <a:xfrm>
+                      <a:off x="0" y="0"/>
+                      <a:ext cx="5400000" cy="3334304"/>
+                    </a:xfrm>
+                    <a:prstGeom prst="rect"/>
+                  </pic:spPr>
+                </pic:pic>
+              </a:graphicData>
+            </a:graphic>
+          </wp:inline>
+        </w:drawing>
+      </w:r>
+    </w:p>
+    <w:p>
+      <w:pPr>
+        <w:jc w:val="center"/>
+      </w:pPr>
+      <w:r>
+        <w:rPr>
+          <w:rFonts w:ascii="Times New Roman" w:hAnsi="Times New Roman"/>
+          <w:b/>
+          <w:sz w:val="20"/>
+        </w:rPr>
+        <w:t>Rysunek 12.9. Fragment kodu konfiguracji proxy Vite do backendu API</w:t>
       </w:r>
     </w:p>
     <w:sectPr>

--- a/docs/magisterka.docx
+++ b/docs/magisterka.docx
@@ -1322,8 +1322,6 @@
         <w:t>10. SPIS RYSUNKÓW</w:t>
         <w:br/>
         <w:t>11. ANEKS: CHECKLISTA ZGODNOŚCI Z WYMAGANIAMI PANS</w:t>
-        <w:br/>
-        <w:t>12. ZAŁĄCZNIK: ZRZUTY EKRANU APLIKACJI I KODU</w:t>
       </w:r>
     </w:p>
     <w:p>
@@ -5414,28 +5412,29 @@
     </w:p>
     <w:p>
       <w:pPr>
-        <w:pStyle w:val="Heading2"/>
-      </w:pPr>
-      <w:r>
-        <w:rPr>
-          <w:rFonts w:ascii="Times New Roman" w:hAnsi="Times New Roman"/>
-          <w:b/>
-          <w:sz w:val="26"/>
-        </w:rPr>
-        <w:t>4.3. Frontend React/Vite</w:t>
-      </w:r>
-    </w:p>
-    <w:p>
-      <w:pPr>
         <w:spacing w:line="360" w:lineRule="auto"/>
         <w:jc w:val="both"/>
       </w:pPr>
       <w:r>
         <w:rPr>
           <w:rFonts w:ascii="Times New Roman" w:hAnsi="Times New Roman"/>
-          <w:sz w:val="24"/>
-        </w:rPr>
-        <w:t>Frontend został zaimplementowany w React z TypeScriptem i uruchamiany przez Vite. Interfejs obejmuje tryb pojedynczego pacjenta, tryb agenta oraz analizę wsadową. Formularz pacjenta odzwierciedla kontrakt 20 cech, a wyniki są prezentowane z użyciem wykresów Plotly. Aplikacja komunikuje się z backendem przez proxy Vite lub lokalne domeny Portless: magisterka.localhost dla frontendu oraz api.magisterka.localhost dla backendu.</w:t>
+          <w:b w:val="0"/>
+          <w:sz w:val="24"/>
+        </w:rPr>
+        <w:t>Rysunek 4.3 pokazuje zabezpieczenie backendu przed załadowaniem modelu oczekującego innej liczby cech niż aktualny plik feature_names.json. Mechanizm ten umożliwia bezpieczne przejście do trybu demonstracyjnego zamiast przerwania działania API.</w:t>
+      </w:r>
+    </w:p>
+    <w:p>
+      <w:pPr>
+        <w:jc w:val="center"/>
+      </w:pPr>
+      <w:r>
+        <w:rPr>
+          <w:rFonts w:ascii="Times New Roman" w:hAnsi="Times New Roman"/>
+          <w:b/>
+          <w:sz w:val="20"/>
+        </w:rPr>
+        <w:t>Rysunek 4.3. Fragment kodu walidacji zgodności modelu z listą cech</w:t>
       </w:r>
     </w:p>
     <w:p>
@@ -5446,4071 +5445,29 @@
       <w:r>
         <w:rPr>
           <w:rFonts w:ascii="Times New Roman" w:hAnsi="Times New Roman"/>
-          <w:sz w:val="24"/>
-        </w:rPr>
-        <w:t>Warstwa frontendowa została zweryfikowana produkcyjnym buildem. W trakcie prac poprawiono deklarację modułu plotly.js-dist-min, typowanie wrappera react-plotly.js oraz niespójności w eksporcie wyników i formularzu. Dzięki temu aplikacja przechodzi kompilację TypeScript i może zostać uruchomiona jako demonstrator.</w:t>
-      </w:r>
-    </w:p>
-    <w:p>
-      <w:pPr>
-        <w:pStyle w:val="Heading2"/>
+          <w:b w:val="0"/>
+          <w:sz w:val="24"/>
+        </w:rPr>
+        <w:t>Rysunek 4.2 przedstawia fragment schematu PatientInput, który definiuje kontrakt 20 cech klinicznych oraz zakresy walidacji danych wejściowych. Jest to centralny element spójności pomiędzy API, formularzem i warstwą modelową.</w:t>
+      </w:r>
+    </w:p>
+    <w:p>
+      <w:pPr>
+        <w:jc w:val="center"/>
       </w:pPr>
       <w:r>
         <w:rPr>
           <w:rFonts w:ascii="Times New Roman" w:hAnsi="Times New Roman"/>
           <w:b/>
-          <w:sz w:val="26"/>
-        </w:rPr>
-        <w:t>4.4. Agent konwersacyjny i guardrails</w:t>
-      </w:r>
-    </w:p>
-    <w:p>
-      <w:pPr>
-        <w:spacing w:line="360" w:lineRule="auto"/>
-        <w:jc w:val="both"/>
-      </w:pPr>
-      <w:r>
-        <w:rPr>
-          <w:rFonts w:ascii="Times New Roman" w:hAnsi="Times New Roman"/>
-          <w:sz w:val="24"/>
-        </w:rPr>
-        <w:t>Agent konwersacyjny pełni funkcję pomocniczą: ułatwia użytkownikowi zrozumienie wyniku i zbieranie danych, ale nie diagnozuje choroby ani nie wydaje zaleceń terapeutycznych. Mechanizmy guardrails obejmują blokowanie diagnoz, filtrowanie próśb o leki, ograniczanie zbyt pewnych sformułowań oraz dodawanie komunikatów o konieczności konsultacji z lekarzem. Taki projekt zmniejsza ryzyko, że wynik modelu zostanie potraktowany jako samodzielna decyzja medyczna.</w:t>
-      </w:r>
-    </w:p>
-    <w:p>
-      <w:pPr>
-        <w:pStyle w:val="Heading2"/>
-      </w:pPr>
-      <w:r>
-        <w:rPr>
-          <w:rFonts w:ascii="Times New Roman" w:hAnsi="Times New Roman"/>
-          <w:b/>
-          <w:sz w:val="26"/>
-        </w:rPr>
-        <w:t>4.5. Integracja lokalna i tryb demonstracyjny</w:t>
-      </w:r>
-    </w:p>
-    <w:p>
-      <w:pPr>
-        <w:spacing w:line="360" w:lineRule="auto"/>
-        <w:jc w:val="both"/>
-      </w:pPr>
-      <w:r>
-        <w:rPr>
-          <w:rFonts w:ascii="Times New Roman" w:hAnsi="Times New Roman"/>
-          <w:sz w:val="24"/>
-        </w:rPr>
-        <w:t>Projekt wspiera lokalne uruchomienie z użyciem Portless, co umożliwia testowanie frontendu i backendu przez lokalne domeny HTTPS. Tryb demonstracyjny pozwala korzystać z aplikacji nawet wtedy, gdy finalny model produkcyjny nie jest dostępny lub nie pasuje do aktualnego kontraktu cech. Jest to ważne w fazie rozwoju, ponieważ umożliwia niezależną weryfikację UI, walidacji danych i przepływu komunikacji.</w:t>
-      </w:r>
-    </w:p>
-    <w:p>
-      <w:pPr>
-        <w:spacing w:line="360" w:lineRule="auto"/>
-        <w:jc w:val="both"/>
-      </w:pPr>
-      <w:r>
-        <w:rPr>
-          <w:rFonts w:ascii="Times New Roman" w:hAnsi="Times New Roman"/>
-          <w:sz w:val="24"/>
-        </w:rPr>
-        <w:br w:type="page"/>
-      </w:r>
-    </w:p>
-    <w:p>
-      <w:pPr>
-        <w:spacing w:line="360" w:lineRule="auto"/>
-        <w:jc w:val="both"/>
-      </w:pPr>
-      <w:r>
-        <w:rPr>
-          <w:rFonts w:ascii="Times New Roman" w:hAnsi="Times New Roman"/>
-          <w:sz w:val="24"/>
-        </w:rPr>
-        <w:t>Z perspektywy przyszłego utrzymania najważniejsze jest utrzymanie jednej prawdy o kontrakcie danych. W projekcie rolę tę pełnią feature_names.json, schemat Pydantic i typy TypeScript. Każda zmiana liczby lub nazwy cech powinna aktualizować wszystkie trzy miejsca oraz testy API. W przeciwnym razie system może działać pozornie poprawnie, ale przekazywać modelowi cechy w złej kolejności.</w:t>
-      </w:r>
-    </w:p>
-    <w:p>
-      <w:pPr>
-        <w:spacing w:line="360" w:lineRule="auto"/>
-        <w:jc w:val="both"/>
-      </w:pPr>
-      <w:r>
-        <w:rPr>
-          <w:rFonts w:ascii="Times New Roman" w:hAnsi="Times New Roman"/>
-          <w:sz w:val="24"/>
-        </w:rPr>
-        <w:t>W pracy zastosowano również zasadę łagodnego degradowania działania systemu. Jeśli model nie zostanie załadowany albo jest niezgodny z kontraktem cech, aplikacja nie przerywa działania całego backendu, lecz przechodzi w tryb demonstracyjny. W środowisku dydaktycznym i prototypowym jest to rozwiązanie praktyczne: pozwala testować UI, integrację i przepływ użytkownika nawet wtedy, gdy finalny artefakt modelu wymaga ponownego treningu.</w:t>
-      </w:r>
-    </w:p>
-    <w:p>
-      <w:pPr>
-        <w:spacing w:line="360" w:lineRule="auto"/>
-        <w:jc w:val="both"/>
-      </w:pPr>
-      <w:r>
-        <w:rPr>
-          <w:rFonts w:ascii="Times New Roman" w:hAnsi="Times New Roman"/>
-          <w:sz w:val="24"/>
-        </w:rPr>
-        <w:t>Architektura systemu została przygotowana tak, aby poszczególne warstwy można było testować niezależnie. Schematy Pydantic walidują dane wejściowe zanim trafią do modelu, frontend posiada własny schemat formularza, a endpointy API można sprawdzać bez uruchamiania przeglądarki. Takie rozdzielenie zmniejsza koszt utrzymania, ponieważ błąd w formularzu, API albo modelu można lokalizować osobno.</w:t>
-      </w:r>
-    </w:p>
-    <w:p>
-      <w:pPr>
-        <w:pStyle w:val="Heading2"/>
-      </w:pPr>
-      <w:r>
-        <w:rPr>
-          <w:rFonts w:ascii="Times New Roman" w:hAnsi="Times New Roman"/>
-          <w:b/>
-          <w:sz w:val="26"/>
-        </w:rPr>
-        <w:t>4.6. Testowalność i utrzymanie systemu</w:t>
-      </w:r>
-    </w:p>
-    <w:p>
-      <w:pPr>
-        <w:pStyle w:val="Heading1"/>
-      </w:pPr>
-      <w:r>
-        <w:rPr>
-          <w:rFonts w:ascii="Times New Roman" w:hAnsi="Times New Roman"/>
-          <w:b/>
-          <w:sz w:val="28"/>
-        </w:rPr>
-        <w:t>5. WYNIKI BADAŃ I WERYFIKACJA SYSTEMU</w:t>
-      </w:r>
-    </w:p>
-    <w:p>
-      <w:pPr>
-        <w:pStyle w:val="Heading2"/>
-      </w:pPr>
-      <w:r>
-        <w:rPr>
-          <w:rFonts w:ascii="Times New Roman" w:hAnsi="Times New Roman"/>
-          <w:b/>
-          <w:sz w:val="26"/>
-        </w:rPr>
-        <w:t>5.1. Wyniki analizy danych</w:t>
-      </w:r>
-    </w:p>
-    <w:p>
-      <w:pPr>
-        <w:spacing w:line="360" w:lineRule="auto"/>
-        <w:jc w:val="both"/>
-      </w:pPr>
-      <w:r>
-        <w:rPr>
-          <w:rFonts w:ascii="Times New Roman" w:hAnsi="Times New Roman"/>
-          <w:sz w:val="24"/>
-        </w:rPr>
-        <w:t>Zbiór źródłowy obejmuje 899 rekordów i 1 kolumn. Zmienna docelowa Zgon jest niezbalansowana: klasa 0 obejmuje 0 przypadków, a klasa 1 obejmuje 0 przypadków. Taki rozkład wymaga ostrożnej interpretacji accuracy oraz stosowania metryk skupionych na klasie pozytywnej. W kontrakcie aplikacji pozostawiono 20 cech klinicznych, aby formularz był możliwy do praktycznego wypełnienia i zgodny z aktualnym backendem.</w:t>
-      </w:r>
-    </w:p>
-    <w:p>
-      <w:pPr>
-        <w:pStyle w:val="Heading2"/>
-      </w:pPr>
-      <w:r>
-        <w:rPr>
-          <w:rFonts w:ascii="Times New Roman" w:hAnsi="Times New Roman"/>
-          <w:b/>
-          <w:sz w:val="26"/>
-        </w:rPr>
-        <w:t>5.2. Porównanie modeli predykcyjnych</w:t>
-      </w:r>
-    </w:p>
-    <w:p>
-      <w:pPr>
-        <w:spacing w:line="360" w:lineRule="auto"/>
-        <w:jc w:val="both"/>
-      </w:pPr>
-      <w:r>
-        <w:rPr>
-          <w:rFonts w:ascii="Times New Roman" w:hAnsi="Times New Roman"/>
-          <w:sz w:val="24"/>
-        </w:rPr>
-        <w:t>Modele zostały porównane na zbiorze testowym zapisanym w artefaktach projektu. Wyniki pokazują, że najwyższe AUC-ROC uzyskały modele CatBoost, stacking oraz SVM. Jednocześnie model stacking osiągnął wyższą czułość niż większość pojedynczych modeli, co jest istotne z perspektywy wykrywania pacjentów z podwyższonym ryzykiem. Wyniki należy interpretować jako rezultat eksperymentu retrospektywnego, a nie jako gotową walidację kliniczną.</w:t>
-      </w:r>
-    </w:p>
-    <w:p>
-      <w:pPr>
-        <w:spacing w:line="360" w:lineRule="auto"/>
-        <w:jc w:val="both"/>
-      </w:pPr>
-      <w:r>
-        <w:rPr>
-          <w:rFonts w:ascii="Times New Roman" w:hAnsi="Times New Roman"/>
-          <w:b/>
-          <w:sz w:val="24"/>
-        </w:rPr>
-        <w:t>Tabela 5.1. Porównanie modeli na zbiorze testowym</w:t>
-      </w:r>
-    </w:p>
-    <w:tbl>
-      <w:tblPr>
-        <w:tblStyle w:val="TableGrid"/>
-        <w:tblW w:type="auto" w:w="0"/>
+          <w:sz w:val="20"/>
+        </w:rPr>
+        <w:t>Rysunek 4.2. Fragment kodu schematu PatientInput w backendzie FastAPI</w:t>
+      </w:r>
+    </w:p>
+    <w:p>
+      <w:pPr>
         <w:jc w:val="center"/>
-        <w:tblLook w:firstColumn="1" w:firstRow="1" w:lastColumn="0" w:lastRow="0" w:noHBand="0" w:noVBand="1" w:val="04A0"/>
-      </w:tblPr>
-      <w:tblGrid>
-        <w:gridCol w:w="1063"/>
-        <w:gridCol w:w="1063"/>
-        <w:gridCol w:w="1063"/>
-        <w:gridCol w:w="1063"/>
-        <w:gridCol w:w="1063"/>
-        <w:gridCol w:w="1063"/>
-        <w:gridCol w:w="1063"/>
-        <w:gridCol w:w="1063"/>
-      </w:tblGrid>
-      <w:tr>
-        <w:tc>
-          <w:tcPr>
-            <w:tcW w:type="dxa" w:w="1063"/>
-            <w:vAlign w:val="center"/>
-          </w:tcPr>
-          <w:p>
-            <w:pPr>
-              <w:jc w:val="left"/>
-            </w:pPr>
-            <w:r>
-              <w:rPr>
-                <w:rFonts w:ascii="Times New Roman" w:hAnsi="Times New Roman"/>
-                <w:sz w:val="20"/>
-              </w:rPr>
-              <w:t>Model</w:t>
-            </w:r>
-          </w:p>
-        </w:tc>
-        <w:tc>
-          <w:tcPr>
-            <w:tcW w:type="dxa" w:w="1063"/>
-            <w:vAlign w:val="center"/>
-          </w:tcPr>
-          <w:p>
-            <w:pPr>
-              <w:jc w:val="left"/>
-            </w:pPr>
-            <w:r>
-              <w:rPr>
-                <w:rFonts w:ascii="Times New Roman" w:hAnsi="Times New Roman"/>
-                <w:sz w:val="20"/>
-              </w:rPr>
-              <w:t>AUC</w:t>
-            </w:r>
-          </w:p>
-        </w:tc>
-        <w:tc>
-          <w:tcPr>
-            <w:tcW w:type="dxa" w:w="1063"/>
-            <w:vAlign w:val="center"/>
-          </w:tcPr>
-          <w:p>
-            <w:pPr>
-              <w:jc w:val="left"/>
-            </w:pPr>
-            <w:r>
-              <w:rPr>
-                <w:rFonts w:ascii="Times New Roman" w:hAnsi="Times New Roman"/>
-                <w:sz w:val="20"/>
-              </w:rPr>
-              <w:t>AP</w:t>
-            </w:r>
-          </w:p>
-        </w:tc>
-        <w:tc>
-          <w:tcPr>
-            <w:tcW w:type="dxa" w:w="1063"/>
-            <w:vAlign w:val="center"/>
-          </w:tcPr>
-          <w:p>
-            <w:pPr>
-              <w:jc w:val="left"/>
-            </w:pPr>
-            <w:r>
-              <w:rPr>
-                <w:rFonts w:ascii="Times New Roman" w:hAnsi="Times New Roman"/>
-                <w:sz w:val="20"/>
-              </w:rPr>
-              <w:t>Accuracy</w:t>
-            </w:r>
-          </w:p>
-        </w:tc>
-        <w:tc>
-          <w:tcPr>
-            <w:tcW w:type="dxa" w:w="1063"/>
-            <w:vAlign w:val="center"/>
-          </w:tcPr>
-          <w:p>
-            <w:pPr>
-              <w:jc w:val="left"/>
-            </w:pPr>
-            <w:r>
-              <w:rPr>
-                <w:rFonts w:ascii="Times New Roman" w:hAnsi="Times New Roman"/>
-                <w:sz w:val="20"/>
-              </w:rPr>
-              <w:t>Recall</w:t>
-            </w:r>
-          </w:p>
-        </w:tc>
-        <w:tc>
-          <w:tcPr>
-            <w:tcW w:type="dxa" w:w="1063"/>
-            <w:vAlign w:val="center"/>
-          </w:tcPr>
-          <w:p>
-            <w:pPr>
-              <w:jc w:val="left"/>
-            </w:pPr>
-            <w:r>
-              <w:rPr>
-                <w:rFonts w:ascii="Times New Roman" w:hAnsi="Times New Roman"/>
-                <w:sz w:val="20"/>
-              </w:rPr>
-              <w:t>Specificity</w:t>
-            </w:r>
-          </w:p>
-        </w:tc>
-        <w:tc>
-          <w:tcPr>
-            <w:tcW w:type="dxa" w:w="1063"/>
-            <w:vAlign w:val="center"/>
-          </w:tcPr>
-          <w:p>
-            <w:pPr>
-              <w:jc w:val="left"/>
-            </w:pPr>
-            <w:r>
-              <w:rPr>
-                <w:rFonts w:ascii="Times New Roman" w:hAnsi="Times New Roman"/>
-                <w:sz w:val="20"/>
-              </w:rPr>
-              <w:t>Precision</w:t>
-            </w:r>
-          </w:p>
-        </w:tc>
-        <w:tc>
-          <w:tcPr>
-            <w:tcW w:type="dxa" w:w="1063"/>
-            <w:vAlign w:val="center"/>
-          </w:tcPr>
-          <w:p>
-            <w:pPr>
-              <w:jc w:val="left"/>
-            </w:pPr>
-            <w:r>
-              <w:rPr>
-                <w:rFonts w:ascii="Times New Roman" w:hAnsi="Times New Roman"/>
-                <w:sz w:val="20"/>
-              </w:rPr>
-              <w:t>F1</w:t>
-            </w:r>
-          </w:p>
-        </w:tc>
-      </w:tr>
-      <w:tr>
-        <w:tc>
-          <w:tcPr>
-            <w:tcW w:type="dxa" w:w="1063"/>
-            <w:vAlign w:val="center"/>
-          </w:tcPr>
-          <w:p>
-            <w:pPr>
-              <w:jc w:val="left"/>
-            </w:pPr>
-            <w:r>
-              <w:rPr>
-                <w:rFonts w:ascii="Times New Roman" w:hAnsi="Times New Roman"/>
-                <w:sz w:val="20"/>
-              </w:rPr>
-              <w:t>Catboost</w:t>
-            </w:r>
-          </w:p>
-        </w:tc>
-        <w:tc>
-          <w:tcPr>
-            <w:tcW w:type="dxa" w:w="1063"/>
-            <w:vAlign w:val="center"/>
-          </w:tcPr>
-          <w:p>
-            <w:pPr>
-              <w:jc w:val="left"/>
-            </w:pPr>
-            <w:r>
-              <w:rPr>
-                <w:rFonts w:ascii="Times New Roman" w:hAnsi="Times New Roman"/>
-                <w:sz w:val="20"/>
-              </w:rPr>
-              <w:t>0.914</w:t>
-            </w:r>
-          </w:p>
-        </w:tc>
-        <w:tc>
-          <w:tcPr>
-            <w:tcW w:type="dxa" w:w="1063"/>
-            <w:vAlign w:val="center"/>
-          </w:tcPr>
-          <w:p>
-            <w:pPr>
-              <w:jc w:val="left"/>
-            </w:pPr>
-            <w:r>
-              <w:rPr>
-                <w:rFonts w:ascii="Times New Roman" w:hAnsi="Times New Roman"/>
-                <w:sz w:val="20"/>
-              </w:rPr>
-              <w:t>0.784</w:t>
-            </w:r>
-          </w:p>
-        </w:tc>
-        <w:tc>
-          <w:tcPr>
-            <w:tcW w:type="dxa" w:w="1063"/>
-            <w:vAlign w:val="center"/>
-          </w:tcPr>
-          <w:p>
-            <w:pPr>
-              <w:jc w:val="left"/>
-            </w:pPr>
-            <w:r>
-              <w:rPr>
-                <w:rFonts w:ascii="Times New Roman" w:hAnsi="Times New Roman"/>
-                <w:sz w:val="20"/>
-              </w:rPr>
-              <w:t>0.872</w:t>
-            </w:r>
-          </w:p>
-        </w:tc>
-        <w:tc>
-          <w:tcPr>
-            <w:tcW w:type="dxa" w:w="1063"/>
-            <w:vAlign w:val="center"/>
-          </w:tcPr>
-          <w:p>
-            <w:pPr>
-              <w:jc w:val="left"/>
-            </w:pPr>
-            <w:r>
-              <w:rPr>
-                <w:rFonts w:ascii="Times New Roman" w:hAnsi="Times New Roman"/>
-                <w:sz w:val="20"/>
-              </w:rPr>
-              <w:t>0.526</w:t>
-            </w:r>
-          </w:p>
-        </w:tc>
-        <w:tc>
-          <w:tcPr>
-            <w:tcW w:type="dxa" w:w="1063"/>
-            <w:vAlign w:val="center"/>
-          </w:tcPr>
-          <w:p>
-            <w:pPr>
-              <w:jc w:val="left"/>
-            </w:pPr>
-            <w:r>
-              <w:rPr>
-                <w:rFonts w:ascii="Times New Roman" w:hAnsi="Times New Roman"/>
-                <w:sz w:val="20"/>
-              </w:rPr>
-              <w:t>0.965</w:t>
-            </w:r>
-          </w:p>
-        </w:tc>
-        <w:tc>
-          <w:tcPr>
-            <w:tcW w:type="dxa" w:w="1063"/>
-            <w:vAlign w:val="center"/>
-          </w:tcPr>
-          <w:p>
-            <w:pPr>
-              <w:jc w:val="left"/>
-            </w:pPr>
-            <w:r>
-              <w:rPr>
-                <w:rFonts w:ascii="Times New Roman" w:hAnsi="Times New Roman"/>
-                <w:sz w:val="20"/>
-              </w:rPr>
-              <w:t>0.800</w:t>
-            </w:r>
-          </w:p>
-        </w:tc>
-        <w:tc>
-          <w:tcPr>
-            <w:tcW w:type="dxa" w:w="1063"/>
-            <w:vAlign w:val="center"/>
-          </w:tcPr>
-          <w:p>
-            <w:pPr>
-              <w:jc w:val="left"/>
-            </w:pPr>
-            <w:r>
-              <w:rPr>
-                <w:rFonts w:ascii="Times New Roman" w:hAnsi="Times New Roman"/>
-                <w:sz w:val="20"/>
-              </w:rPr>
-              <w:t>0.635</w:t>
-            </w:r>
-          </w:p>
-        </w:tc>
-      </w:tr>
-      <w:tr>
-        <w:tc>
-          <w:tcPr>
-            <w:tcW w:type="dxa" w:w="1063"/>
-            <w:vAlign w:val="center"/>
-          </w:tcPr>
-          <w:p>
-            <w:pPr>
-              <w:jc w:val="left"/>
-            </w:pPr>
-            <w:r>
-              <w:rPr>
-                <w:rFonts w:ascii="Times New Roman" w:hAnsi="Times New Roman"/>
-                <w:sz w:val="20"/>
-              </w:rPr>
-              <w:t>Stacking</w:t>
-            </w:r>
-          </w:p>
-        </w:tc>
-        <w:tc>
-          <w:tcPr>
-            <w:tcW w:type="dxa" w:w="1063"/>
-            <w:vAlign w:val="center"/>
-          </w:tcPr>
-          <w:p>
-            <w:pPr>
-              <w:jc w:val="left"/>
-            </w:pPr>
-            <w:r>
-              <w:rPr>
-                <w:rFonts w:ascii="Times New Roman" w:hAnsi="Times New Roman"/>
-                <w:sz w:val="20"/>
-              </w:rPr>
-              <w:t>0.906</w:t>
-            </w:r>
-          </w:p>
-        </w:tc>
-        <w:tc>
-          <w:tcPr>
-            <w:tcW w:type="dxa" w:w="1063"/>
-            <w:vAlign w:val="center"/>
-          </w:tcPr>
-          <w:p>
-            <w:pPr>
-              <w:jc w:val="left"/>
-            </w:pPr>
-            <w:r>
-              <w:rPr>
-                <w:rFonts w:ascii="Times New Roman" w:hAnsi="Times New Roman"/>
-                <w:sz w:val="20"/>
-              </w:rPr>
-              <w:t>0.765</w:t>
-            </w:r>
-          </w:p>
-        </w:tc>
-        <w:tc>
-          <w:tcPr>
-            <w:tcW w:type="dxa" w:w="1063"/>
-            <w:vAlign w:val="center"/>
-          </w:tcPr>
-          <w:p>
-            <w:pPr>
-              <w:jc w:val="left"/>
-            </w:pPr>
-            <w:r>
-              <w:rPr>
-                <w:rFonts w:ascii="Times New Roman" w:hAnsi="Times New Roman"/>
-                <w:sz w:val="20"/>
-              </w:rPr>
-              <w:t>0.856</w:t>
-            </w:r>
-          </w:p>
-        </w:tc>
-        <w:tc>
-          <w:tcPr>
-            <w:tcW w:type="dxa" w:w="1063"/>
-            <w:vAlign w:val="center"/>
-          </w:tcPr>
-          <w:p>
-            <w:pPr>
-              <w:jc w:val="left"/>
-            </w:pPr>
-            <w:r>
-              <w:rPr>
-                <w:rFonts w:ascii="Times New Roman" w:hAnsi="Times New Roman"/>
-                <w:sz w:val="20"/>
-              </w:rPr>
-              <w:t>0.737</w:t>
-            </w:r>
-          </w:p>
-        </w:tc>
-        <w:tc>
-          <w:tcPr>
-            <w:tcW w:type="dxa" w:w="1063"/>
-            <w:vAlign w:val="center"/>
-          </w:tcPr>
-          <w:p>
-            <w:pPr>
-              <w:jc w:val="left"/>
-            </w:pPr>
-            <w:r>
-              <w:rPr>
-                <w:rFonts w:ascii="Times New Roman" w:hAnsi="Times New Roman"/>
-                <w:sz w:val="20"/>
-              </w:rPr>
-              <w:t>0.887</w:t>
-            </w:r>
-          </w:p>
-        </w:tc>
-        <w:tc>
-          <w:tcPr>
-            <w:tcW w:type="dxa" w:w="1063"/>
-            <w:vAlign w:val="center"/>
-          </w:tcPr>
-          <w:p>
-            <w:pPr>
-              <w:jc w:val="left"/>
-            </w:pPr>
-            <w:r>
-              <w:rPr>
-                <w:rFonts w:ascii="Times New Roman" w:hAnsi="Times New Roman"/>
-                <w:sz w:val="20"/>
-              </w:rPr>
-              <w:t>0.636</w:t>
-            </w:r>
-          </w:p>
-        </w:tc>
-        <w:tc>
-          <w:tcPr>
-            <w:tcW w:type="dxa" w:w="1063"/>
-            <w:vAlign w:val="center"/>
-          </w:tcPr>
-          <w:p>
-            <w:pPr>
-              <w:jc w:val="left"/>
-            </w:pPr>
-            <w:r>
-              <w:rPr>
-                <w:rFonts w:ascii="Times New Roman" w:hAnsi="Times New Roman"/>
-                <w:sz w:val="20"/>
-              </w:rPr>
-              <w:t>0.683</w:t>
-            </w:r>
-          </w:p>
-        </w:tc>
-      </w:tr>
-      <w:tr>
-        <w:tc>
-          <w:tcPr>
-            <w:tcW w:type="dxa" w:w="1063"/>
-            <w:vAlign w:val="center"/>
-          </w:tcPr>
-          <w:p>
-            <w:pPr>
-              <w:jc w:val="left"/>
-            </w:pPr>
-            <w:r>
-              <w:rPr>
-                <w:rFonts w:ascii="Times New Roman" w:hAnsi="Times New Roman"/>
-                <w:sz w:val="20"/>
-              </w:rPr>
-              <w:t>Svm</w:t>
-            </w:r>
-          </w:p>
-        </w:tc>
-        <w:tc>
-          <w:tcPr>
-            <w:tcW w:type="dxa" w:w="1063"/>
-            <w:vAlign w:val="center"/>
-          </w:tcPr>
-          <w:p>
-            <w:pPr>
-              <w:jc w:val="left"/>
-            </w:pPr>
-            <w:r>
-              <w:rPr>
-                <w:rFonts w:ascii="Times New Roman" w:hAnsi="Times New Roman"/>
-                <w:sz w:val="20"/>
-              </w:rPr>
-              <w:t>0.902</w:t>
-            </w:r>
-          </w:p>
-        </w:tc>
-        <w:tc>
-          <w:tcPr>
-            <w:tcW w:type="dxa" w:w="1063"/>
-            <w:vAlign w:val="center"/>
-          </w:tcPr>
-          <w:p>
-            <w:pPr>
-              <w:jc w:val="left"/>
-            </w:pPr>
-            <w:r>
-              <w:rPr>
-                <w:rFonts w:ascii="Times New Roman" w:hAnsi="Times New Roman"/>
-                <w:sz w:val="20"/>
-              </w:rPr>
-              <w:t>0.752</w:t>
-            </w:r>
-          </w:p>
-        </w:tc>
-        <w:tc>
-          <w:tcPr>
-            <w:tcW w:type="dxa" w:w="1063"/>
-            <w:vAlign w:val="center"/>
-          </w:tcPr>
-          <w:p>
-            <w:pPr>
-              <w:jc w:val="left"/>
-            </w:pPr>
-            <w:r>
-              <w:rPr>
-                <w:rFonts w:ascii="Times New Roman" w:hAnsi="Times New Roman"/>
-                <w:sz w:val="20"/>
-              </w:rPr>
-              <w:t>0.861</w:t>
-            </w:r>
-          </w:p>
-        </w:tc>
-        <w:tc>
-          <w:tcPr>
-            <w:tcW w:type="dxa" w:w="1063"/>
-            <w:vAlign w:val="center"/>
-          </w:tcPr>
-          <w:p>
-            <w:pPr>
-              <w:jc w:val="left"/>
-            </w:pPr>
-            <w:r>
-              <w:rPr>
-                <w:rFonts w:ascii="Times New Roman" w:hAnsi="Times New Roman"/>
-                <w:sz w:val="20"/>
-              </w:rPr>
-              <w:t>0.553</w:t>
-            </w:r>
-          </w:p>
-        </w:tc>
-        <w:tc>
-          <w:tcPr>
-            <w:tcW w:type="dxa" w:w="1063"/>
-            <w:vAlign w:val="center"/>
-          </w:tcPr>
-          <w:p>
-            <w:pPr>
-              <w:jc w:val="left"/>
-            </w:pPr>
-            <w:r>
-              <w:rPr>
-                <w:rFonts w:ascii="Times New Roman" w:hAnsi="Times New Roman"/>
-                <w:sz w:val="20"/>
-              </w:rPr>
-              <w:t>0.944</w:t>
-            </w:r>
-          </w:p>
-        </w:tc>
-        <w:tc>
-          <w:tcPr>
-            <w:tcW w:type="dxa" w:w="1063"/>
-            <w:vAlign w:val="center"/>
-          </w:tcPr>
-          <w:p>
-            <w:pPr>
-              <w:jc w:val="left"/>
-            </w:pPr>
-            <w:r>
-              <w:rPr>
-                <w:rFonts w:ascii="Times New Roman" w:hAnsi="Times New Roman"/>
-                <w:sz w:val="20"/>
-              </w:rPr>
-              <w:t>0.724</w:t>
-            </w:r>
-          </w:p>
-        </w:tc>
-        <w:tc>
-          <w:tcPr>
-            <w:tcW w:type="dxa" w:w="1063"/>
-            <w:vAlign w:val="center"/>
-          </w:tcPr>
-          <w:p>
-            <w:pPr>
-              <w:jc w:val="left"/>
-            </w:pPr>
-            <w:r>
-              <w:rPr>
-                <w:rFonts w:ascii="Times New Roman" w:hAnsi="Times New Roman"/>
-                <w:sz w:val="20"/>
-              </w:rPr>
-              <w:t>0.627</w:t>
-            </w:r>
-          </w:p>
-        </w:tc>
-      </w:tr>
-      <w:tr>
-        <w:tc>
-          <w:tcPr>
-            <w:tcW w:type="dxa" w:w="1063"/>
-            <w:vAlign w:val="center"/>
-          </w:tcPr>
-          <w:p>
-            <w:pPr>
-              <w:jc w:val="left"/>
-            </w:pPr>
-            <w:r>
-              <w:rPr>
-                <w:rFonts w:ascii="Times New Roman" w:hAnsi="Times New Roman"/>
-                <w:sz w:val="20"/>
-              </w:rPr>
-              <w:t>Neural Network</w:t>
-            </w:r>
-          </w:p>
-        </w:tc>
-        <w:tc>
-          <w:tcPr>
-            <w:tcW w:type="dxa" w:w="1063"/>
-            <w:vAlign w:val="center"/>
-          </w:tcPr>
-          <w:p>
-            <w:pPr>
-              <w:jc w:val="left"/>
-            </w:pPr>
-            <w:r>
-              <w:rPr>
-                <w:rFonts w:ascii="Times New Roman" w:hAnsi="Times New Roman"/>
-                <w:sz w:val="20"/>
-              </w:rPr>
-              <w:t>0.889</w:t>
-            </w:r>
-          </w:p>
-        </w:tc>
-        <w:tc>
-          <w:tcPr>
-            <w:tcW w:type="dxa" w:w="1063"/>
-            <w:vAlign w:val="center"/>
-          </w:tcPr>
-          <w:p>
-            <w:pPr>
-              <w:jc w:val="left"/>
-            </w:pPr>
-            <w:r>
-              <w:rPr>
-                <w:rFonts w:ascii="Times New Roman" w:hAnsi="Times New Roman"/>
-                <w:sz w:val="20"/>
-              </w:rPr>
-              <w:t>0.738</w:t>
-            </w:r>
-          </w:p>
-        </w:tc>
-        <w:tc>
-          <w:tcPr>
-            <w:tcW w:type="dxa" w:w="1063"/>
-            <w:vAlign w:val="center"/>
-          </w:tcPr>
-          <w:p>
-            <w:pPr>
-              <w:jc w:val="left"/>
-            </w:pPr>
-            <w:r>
-              <w:rPr>
-                <w:rFonts w:ascii="Times New Roman" w:hAnsi="Times New Roman"/>
-                <w:sz w:val="20"/>
-              </w:rPr>
-              <w:t>0.856</w:t>
-            </w:r>
-          </w:p>
-        </w:tc>
-        <w:tc>
-          <w:tcPr>
-            <w:tcW w:type="dxa" w:w="1063"/>
-            <w:vAlign w:val="center"/>
-          </w:tcPr>
-          <w:p>
-            <w:pPr>
-              <w:jc w:val="left"/>
-            </w:pPr>
-            <w:r>
-              <w:rPr>
-                <w:rFonts w:ascii="Times New Roman" w:hAnsi="Times New Roman"/>
-                <w:sz w:val="20"/>
-              </w:rPr>
-              <w:t>0.474</w:t>
-            </w:r>
-          </w:p>
-        </w:tc>
-        <w:tc>
-          <w:tcPr>
-            <w:tcW w:type="dxa" w:w="1063"/>
-            <w:vAlign w:val="center"/>
-          </w:tcPr>
-          <w:p>
-            <w:pPr>
-              <w:jc w:val="left"/>
-            </w:pPr>
-            <w:r>
-              <w:rPr>
-                <w:rFonts w:ascii="Times New Roman" w:hAnsi="Times New Roman"/>
-                <w:sz w:val="20"/>
-              </w:rPr>
-              <w:t>0.958</w:t>
-            </w:r>
-          </w:p>
-        </w:tc>
-        <w:tc>
-          <w:tcPr>
-            <w:tcW w:type="dxa" w:w="1063"/>
-            <w:vAlign w:val="center"/>
-          </w:tcPr>
-          <w:p>
-            <w:pPr>
-              <w:jc w:val="left"/>
-            </w:pPr>
-            <w:r>
-              <w:rPr>
-                <w:rFonts w:ascii="Times New Roman" w:hAnsi="Times New Roman"/>
-                <w:sz w:val="20"/>
-              </w:rPr>
-              <w:t>0.750</w:t>
-            </w:r>
-          </w:p>
-        </w:tc>
-        <w:tc>
-          <w:tcPr>
-            <w:tcW w:type="dxa" w:w="1063"/>
-            <w:vAlign w:val="center"/>
-          </w:tcPr>
-          <w:p>
-            <w:pPr>
-              <w:jc w:val="left"/>
-            </w:pPr>
-            <w:r>
-              <w:rPr>
-                <w:rFonts w:ascii="Times New Roman" w:hAnsi="Times New Roman"/>
-                <w:sz w:val="20"/>
-              </w:rPr>
-              <w:t>0.581</w:t>
-            </w:r>
-          </w:p>
-        </w:tc>
-      </w:tr>
-      <w:tr>
-        <w:tc>
-          <w:tcPr>
-            <w:tcW w:type="dxa" w:w="1063"/>
-            <w:vAlign w:val="center"/>
-          </w:tcPr>
-          <w:p>
-            <w:pPr>
-              <w:jc w:val="left"/>
-            </w:pPr>
-            <w:r>
-              <w:rPr>
-                <w:rFonts w:ascii="Times New Roman" w:hAnsi="Times New Roman"/>
-                <w:sz w:val="20"/>
-              </w:rPr>
-              <w:t>Lightgbm</w:t>
-            </w:r>
-          </w:p>
-        </w:tc>
-        <w:tc>
-          <w:tcPr>
-            <w:tcW w:type="dxa" w:w="1063"/>
-            <w:vAlign w:val="center"/>
-          </w:tcPr>
-          <w:p>
-            <w:pPr>
-              <w:jc w:val="left"/>
-            </w:pPr>
-            <w:r>
-              <w:rPr>
-                <w:rFonts w:ascii="Times New Roman" w:hAnsi="Times New Roman"/>
-                <w:sz w:val="20"/>
-              </w:rPr>
-              <w:t>0.887</w:t>
-            </w:r>
-          </w:p>
-        </w:tc>
-        <w:tc>
-          <w:tcPr>
-            <w:tcW w:type="dxa" w:w="1063"/>
-            <w:vAlign w:val="center"/>
-          </w:tcPr>
-          <w:p>
-            <w:pPr>
-              <w:jc w:val="left"/>
-            </w:pPr>
-            <w:r>
-              <w:rPr>
-                <w:rFonts w:ascii="Times New Roman" w:hAnsi="Times New Roman"/>
-                <w:sz w:val="20"/>
-              </w:rPr>
-              <w:t>0.748</w:t>
-            </w:r>
-          </w:p>
-        </w:tc>
-        <w:tc>
-          <w:tcPr>
-            <w:tcW w:type="dxa" w:w="1063"/>
-            <w:vAlign w:val="center"/>
-          </w:tcPr>
-          <w:p>
-            <w:pPr>
-              <w:jc w:val="left"/>
-            </w:pPr>
-            <w:r>
-              <w:rPr>
-                <w:rFonts w:ascii="Times New Roman" w:hAnsi="Times New Roman"/>
-                <w:sz w:val="20"/>
-              </w:rPr>
-              <w:t>0.872</w:t>
-            </w:r>
-          </w:p>
-        </w:tc>
-        <w:tc>
-          <w:tcPr>
-            <w:tcW w:type="dxa" w:w="1063"/>
-            <w:vAlign w:val="center"/>
-          </w:tcPr>
-          <w:p>
-            <w:pPr>
-              <w:jc w:val="left"/>
-            </w:pPr>
-            <w:r>
-              <w:rPr>
-                <w:rFonts w:ascii="Times New Roman" w:hAnsi="Times New Roman"/>
-                <w:sz w:val="20"/>
-              </w:rPr>
-              <w:t>0.526</w:t>
-            </w:r>
-          </w:p>
-        </w:tc>
-        <w:tc>
-          <w:tcPr>
-            <w:tcW w:type="dxa" w:w="1063"/>
-            <w:vAlign w:val="center"/>
-          </w:tcPr>
-          <w:p>
-            <w:pPr>
-              <w:jc w:val="left"/>
-            </w:pPr>
-            <w:r>
-              <w:rPr>
-                <w:rFonts w:ascii="Times New Roman" w:hAnsi="Times New Roman"/>
-                <w:sz w:val="20"/>
-              </w:rPr>
-              <w:t>0.965</w:t>
-            </w:r>
-          </w:p>
-        </w:tc>
-        <w:tc>
-          <w:tcPr>
-            <w:tcW w:type="dxa" w:w="1063"/>
-            <w:vAlign w:val="center"/>
-          </w:tcPr>
-          <w:p>
-            <w:pPr>
-              <w:jc w:val="left"/>
-            </w:pPr>
-            <w:r>
-              <w:rPr>
-                <w:rFonts w:ascii="Times New Roman" w:hAnsi="Times New Roman"/>
-                <w:sz w:val="20"/>
-              </w:rPr>
-              <w:t>0.800</w:t>
-            </w:r>
-          </w:p>
-        </w:tc>
-        <w:tc>
-          <w:tcPr>
-            <w:tcW w:type="dxa" w:w="1063"/>
-            <w:vAlign w:val="center"/>
-          </w:tcPr>
-          <w:p>
-            <w:pPr>
-              <w:jc w:val="left"/>
-            </w:pPr>
-            <w:r>
-              <w:rPr>
-                <w:rFonts w:ascii="Times New Roman" w:hAnsi="Times New Roman"/>
-                <w:sz w:val="20"/>
-              </w:rPr>
-              <w:t>0.635</w:t>
-            </w:r>
-          </w:p>
-        </w:tc>
-      </w:tr>
-      <w:tr>
-        <w:tc>
-          <w:tcPr>
-            <w:tcW w:type="dxa" w:w="1063"/>
-            <w:vAlign w:val="center"/>
-          </w:tcPr>
-          <w:p>
-            <w:pPr>
-              <w:jc w:val="left"/>
-            </w:pPr>
-            <w:r>
-              <w:rPr>
-                <w:rFonts w:ascii="Times New Roman" w:hAnsi="Times New Roman"/>
-                <w:sz w:val="20"/>
-              </w:rPr>
-              <w:t>Random Forest</w:t>
-            </w:r>
-          </w:p>
-        </w:tc>
-        <w:tc>
-          <w:tcPr>
-            <w:tcW w:type="dxa" w:w="1063"/>
-            <w:vAlign w:val="center"/>
-          </w:tcPr>
-          <w:p>
-            <w:pPr>
-              <w:jc w:val="left"/>
-            </w:pPr>
-            <w:r>
-              <w:rPr>
-                <w:rFonts w:ascii="Times New Roman" w:hAnsi="Times New Roman"/>
-                <w:sz w:val="20"/>
-              </w:rPr>
-              <w:t>0.883</w:t>
-            </w:r>
-          </w:p>
-        </w:tc>
-        <w:tc>
-          <w:tcPr>
-            <w:tcW w:type="dxa" w:w="1063"/>
-            <w:vAlign w:val="center"/>
-          </w:tcPr>
-          <w:p>
-            <w:pPr>
-              <w:jc w:val="left"/>
-            </w:pPr>
-            <w:r>
-              <w:rPr>
-                <w:rFonts w:ascii="Times New Roman" w:hAnsi="Times New Roman"/>
-                <w:sz w:val="20"/>
-              </w:rPr>
-              <w:t>0.758</w:t>
-            </w:r>
-          </w:p>
-        </w:tc>
-        <w:tc>
-          <w:tcPr>
-            <w:tcW w:type="dxa" w:w="1063"/>
-            <w:vAlign w:val="center"/>
-          </w:tcPr>
-          <w:p>
-            <w:pPr>
-              <w:jc w:val="left"/>
-            </w:pPr>
-            <w:r>
-              <w:rPr>
-                <w:rFonts w:ascii="Times New Roman" w:hAnsi="Times New Roman"/>
-                <w:sz w:val="20"/>
-              </w:rPr>
-              <w:t>0.889</w:t>
-            </w:r>
-          </w:p>
-        </w:tc>
-        <w:tc>
-          <w:tcPr>
-            <w:tcW w:type="dxa" w:w="1063"/>
-            <w:vAlign w:val="center"/>
-          </w:tcPr>
-          <w:p>
-            <w:pPr>
-              <w:jc w:val="left"/>
-            </w:pPr>
-            <w:r>
-              <w:rPr>
-                <w:rFonts w:ascii="Times New Roman" w:hAnsi="Times New Roman"/>
-                <w:sz w:val="20"/>
-              </w:rPr>
-              <w:t>0.579</w:t>
-            </w:r>
-          </w:p>
-        </w:tc>
-        <w:tc>
-          <w:tcPr>
-            <w:tcW w:type="dxa" w:w="1063"/>
-            <w:vAlign w:val="center"/>
-          </w:tcPr>
-          <w:p>
-            <w:pPr>
-              <w:jc w:val="left"/>
-            </w:pPr>
-            <w:r>
-              <w:rPr>
-                <w:rFonts w:ascii="Times New Roman" w:hAnsi="Times New Roman"/>
-                <w:sz w:val="20"/>
-              </w:rPr>
-              <w:t>0.972</w:t>
-            </w:r>
-          </w:p>
-        </w:tc>
-        <w:tc>
-          <w:tcPr>
-            <w:tcW w:type="dxa" w:w="1063"/>
-            <w:vAlign w:val="center"/>
-          </w:tcPr>
-          <w:p>
-            <w:pPr>
-              <w:jc w:val="left"/>
-            </w:pPr>
-            <w:r>
-              <w:rPr>
-                <w:rFonts w:ascii="Times New Roman" w:hAnsi="Times New Roman"/>
-                <w:sz w:val="20"/>
-              </w:rPr>
-              <w:t>0.846</w:t>
-            </w:r>
-          </w:p>
-        </w:tc>
-        <w:tc>
-          <w:tcPr>
-            <w:tcW w:type="dxa" w:w="1063"/>
-            <w:vAlign w:val="center"/>
-          </w:tcPr>
-          <w:p>
-            <w:pPr>
-              <w:jc w:val="left"/>
-            </w:pPr>
-            <w:r>
-              <w:rPr>
-                <w:rFonts w:ascii="Times New Roman" w:hAnsi="Times New Roman"/>
-                <w:sz w:val="20"/>
-              </w:rPr>
-              <w:t>0.688</w:t>
-            </w:r>
-          </w:p>
-        </w:tc>
-      </w:tr>
-      <w:tr>
-        <w:tc>
-          <w:tcPr>
-            <w:tcW w:type="dxa" w:w="1063"/>
-            <w:vAlign w:val="center"/>
-          </w:tcPr>
-          <w:p>
-            <w:pPr>
-              <w:jc w:val="left"/>
-            </w:pPr>
-            <w:r>
-              <w:rPr>
-                <w:rFonts w:ascii="Times New Roman" w:hAnsi="Times New Roman"/>
-                <w:sz w:val="20"/>
-              </w:rPr>
-              <w:t>Logistic Regression</w:t>
-            </w:r>
-          </w:p>
-        </w:tc>
-        <w:tc>
-          <w:tcPr>
-            <w:tcW w:type="dxa" w:w="1063"/>
-            <w:vAlign w:val="center"/>
-          </w:tcPr>
-          <w:p>
-            <w:pPr>
-              <w:jc w:val="left"/>
-            </w:pPr>
-            <w:r>
-              <w:rPr>
-                <w:rFonts w:ascii="Times New Roman" w:hAnsi="Times New Roman"/>
-                <w:sz w:val="20"/>
-              </w:rPr>
-              <w:t>0.881</w:t>
-            </w:r>
-          </w:p>
-        </w:tc>
-        <w:tc>
-          <w:tcPr>
-            <w:tcW w:type="dxa" w:w="1063"/>
-            <w:vAlign w:val="center"/>
-          </w:tcPr>
-          <w:p>
-            <w:pPr>
-              <w:jc w:val="left"/>
-            </w:pPr>
-            <w:r>
-              <w:rPr>
-                <w:rFonts w:ascii="Times New Roman" w:hAnsi="Times New Roman"/>
-                <w:sz w:val="20"/>
-              </w:rPr>
-              <w:t>0.726</w:t>
-            </w:r>
-          </w:p>
-        </w:tc>
-        <w:tc>
-          <w:tcPr>
-            <w:tcW w:type="dxa" w:w="1063"/>
-            <w:vAlign w:val="center"/>
-          </w:tcPr>
-          <w:p>
-            <w:pPr>
-              <w:jc w:val="left"/>
-            </w:pPr>
-            <w:r>
-              <w:rPr>
-                <w:rFonts w:ascii="Times New Roman" w:hAnsi="Times New Roman"/>
-                <w:sz w:val="20"/>
-              </w:rPr>
-              <w:t>0.861</w:t>
-            </w:r>
-          </w:p>
-        </w:tc>
-        <w:tc>
-          <w:tcPr>
-            <w:tcW w:type="dxa" w:w="1063"/>
-            <w:vAlign w:val="center"/>
-          </w:tcPr>
-          <w:p>
-            <w:pPr>
-              <w:jc w:val="left"/>
-            </w:pPr>
-            <w:r>
-              <w:rPr>
-                <w:rFonts w:ascii="Times New Roman" w:hAnsi="Times New Roman"/>
-                <w:sz w:val="20"/>
-              </w:rPr>
-              <w:t>0.474</w:t>
-            </w:r>
-          </w:p>
-        </w:tc>
-        <w:tc>
-          <w:tcPr>
-            <w:tcW w:type="dxa" w:w="1063"/>
-            <w:vAlign w:val="center"/>
-          </w:tcPr>
-          <w:p>
-            <w:pPr>
-              <w:jc w:val="left"/>
-            </w:pPr>
-            <w:r>
-              <w:rPr>
-                <w:rFonts w:ascii="Times New Roman" w:hAnsi="Times New Roman"/>
-                <w:sz w:val="20"/>
-              </w:rPr>
-              <w:t>0.965</w:t>
-            </w:r>
-          </w:p>
-        </w:tc>
-        <w:tc>
-          <w:tcPr>
-            <w:tcW w:type="dxa" w:w="1063"/>
-            <w:vAlign w:val="center"/>
-          </w:tcPr>
-          <w:p>
-            <w:pPr>
-              <w:jc w:val="left"/>
-            </w:pPr>
-            <w:r>
-              <w:rPr>
-                <w:rFonts w:ascii="Times New Roman" w:hAnsi="Times New Roman"/>
-                <w:sz w:val="20"/>
-              </w:rPr>
-              <w:t>0.783</w:t>
-            </w:r>
-          </w:p>
-        </w:tc>
-        <w:tc>
-          <w:tcPr>
-            <w:tcW w:type="dxa" w:w="1063"/>
-            <w:vAlign w:val="center"/>
-          </w:tcPr>
-          <w:p>
-            <w:pPr>
-              <w:jc w:val="left"/>
-            </w:pPr>
-            <w:r>
-              <w:rPr>
-                <w:rFonts w:ascii="Times New Roman" w:hAnsi="Times New Roman"/>
-                <w:sz w:val="20"/>
-              </w:rPr>
-              <w:t>0.590</w:t>
-            </w:r>
-          </w:p>
-        </w:tc>
-      </w:tr>
-      <w:tr>
-        <w:tc>
-          <w:tcPr>
-            <w:tcW w:type="dxa" w:w="1063"/>
-            <w:vAlign w:val="center"/>
-          </w:tcPr>
-          <w:p>
-            <w:pPr>
-              <w:jc w:val="left"/>
-            </w:pPr>
-            <w:r>
-              <w:rPr>
-                <w:rFonts w:ascii="Times New Roman" w:hAnsi="Times New Roman"/>
-                <w:sz w:val="20"/>
-              </w:rPr>
-              <w:t>Gradient Boosting</w:t>
-            </w:r>
-          </w:p>
-        </w:tc>
-        <w:tc>
-          <w:tcPr>
-            <w:tcW w:type="dxa" w:w="1063"/>
-            <w:vAlign w:val="center"/>
-          </w:tcPr>
-          <w:p>
-            <w:pPr>
-              <w:jc w:val="left"/>
-            </w:pPr>
-            <w:r>
-              <w:rPr>
-                <w:rFonts w:ascii="Times New Roman" w:hAnsi="Times New Roman"/>
-                <w:sz w:val="20"/>
-              </w:rPr>
-              <w:t>0.878</w:t>
-            </w:r>
-          </w:p>
-        </w:tc>
-        <w:tc>
-          <w:tcPr>
-            <w:tcW w:type="dxa" w:w="1063"/>
-            <w:vAlign w:val="center"/>
-          </w:tcPr>
-          <w:p>
-            <w:pPr>
-              <w:jc w:val="left"/>
-            </w:pPr>
-            <w:r>
-              <w:rPr>
-                <w:rFonts w:ascii="Times New Roman" w:hAnsi="Times New Roman"/>
-                <w:sz w:val="20"/>
-              </w:rPr>
-              <w:t>0.748</w:t>
-            </w:r>
-          </w:p>
-        </w:tc>
-        <w:tc>
-          <w:tcPr>
-            <w:tcW w:type="dxa" w:w="1063"/>
-            <w:vAlign w:val="center"/>
-          </w:tcPr>
-          <w:p>
-            <w:pPr>
-              <w:jc w:val="left"/>
-            </w:pPr>
-            <w:r>
-              <w:rPr>
-                <w:rFonts w:ascii="Times New Roman" w:hAnsi="Times New Roman"/>
-                <w:sz w:val="20"/>
-              </w:rPr>
-              <w:t>0.867</w:t>
-            </w:r>
-          </w:p>
-        </w:tc>
-        <w:tc>
-          <w:tcPr>
-            <w:tcW w:type="dxa" w:w="1063"/>
-            <w:vAlign w:val="center"/>
-          </w:tcPr>
-          <w:p>
-            <w:pPr>
-              <w:jc w:val="left"/>
-            </w:pPr>
-            <w:r>
-              <w:rPr>
-                <w:rFonts w:ascii="Times New Roman" w:hAnsi="Times New Roman"/>
-                <w:sz w:val="20"/>
-              </w:rPr>
-              <w:t>0.474</w:t>
-            </w:r>
-          </w:p>
-        </w:tc>
-        <w:tc>
-          <w:tcPr>
-            <w:tcW w:type="dxa" w:w="1063"/>
-            <w:vAlign w:val="center"/>
-          </w:tcPr>
-          <w:p>
-            <w:pPr>
-              <w:jc w:val="left"/>
-            </w:pPr>
-            <w:r>
-              <w:rPr>
-                <w:rFonts w:ascii="Times New Roman" w:hAnsi="Times New Roman"/>
-                <w:sz w:val="20"/>
-              </w:rPr>
-              <w:t>0.972</w:t>
-            </w:r>
-          </w:p>
-        </w:tc>
-        <w:tc>
-          <w:tcPr>
-            <w:tcW w:type="dxa" w:w="1063"/>
-            <w:vAlign w:val="center"/>
-          </w:tcPr>
-          <w:p>
-            <w:pPr>
-              <w:jc w:val="left"/>
-            </w:pPr>
-            <w:r>
-              <w:rPr>
-                <w:rFonts w:ascii="Times New Roman" w:hAnsi="Times New Roman"/>
-                <w:sz w:val="20"/>
-              </w:rPr>
-              <w:t>0.818</w:t>
-            </w:r>
-          </w:p>
-        </w:tc>
-        <w:tc>
-          <w:tcPr>
-            <w:tcW w:type="dxa" w:w="1063"/>
-            <w:vAlign w:val="center"/>
-          </w:tcPr>
-          <w:p>
-            <w:pPr>
-              <w:jc w:val="left"/>
-            </w:pPr>
-            <w:r>
-              <w:rPr>
-                <w:rFonts w:ascii="Times New Roman" w:hAnsi="Times New Roman"/>
-                <w:sz w:val="20"/>
-              </w:rPr>
-              <w:t>0.600</w:t>
-            </w:r>
-          </w:p>
-        </w:tc>
-      </w:tr>
-      <w:tr>
-        <w:tc>
-          <w:tcPr>
-            <w:tcW w:type="dxa" w:w="1063"/>
-            <w:vAlign w:val="center"/>
-          </w:tcPr>
-          <w:p>
-            <w:pPr>
-              <w:jc w:val="left"/>
-            </w:pPr>
-            <w:r>
-              <w:rPr>
-                <w:rFonts w:ascii="Times New Roman" w:hAnsi="Times New Roman"/>
-                <w:sz w:val="20"/>
-              </w:rPr>
-              <w:t>Best</w:t>
-            </w:r>
-          </w:p>
-        </w:tc>
-        <w:tc>
-          <w:tcPr>
-            <w:tcW w:type="dxa" w:w="1063"/>
-            <w:vAlign w:val="center"/>
-          </w:tcPr>
-          <w:p>
-            <w:pPr>
-              <w:jc w:val="left"/>
-            </w:pPr>
-            <w:r>
-              <w:rPr>
-                <w:rFonts w:ascii="Times New Roman" w:hAnsi="Times New Roman"/>
-                <w:sz w:val="20"/>
-              </w:rPr>
-              <w:t>0.860</w:t>
-            </w:r>
-          </w:p>
-        </w:tc>
-        <w:tc>
-          <w:tcPr>
-            <w:tcW w:type="dxa" w:w="1063"/>
-            <w:vAlign w:val="center"/>
-          </w:tcPr>
-          <w:p>
-            <w:pPr>
-              <w:jc w:val="left"/>
-            </w:pPr>
-            <w:r>
-              <w:rPr>
-                <w:rFonts w:ascii="Times New Roman" w:hAnsi="Times New Roman"/>
-                <w:sz w:val="20"/>
-              </w:rPr>
-              <w:t>0.724</w:t>
-            </w:r>
-          </w:p>
-        </w:tc>
-        <w:tc>
-          <w:tcPr>
-            <w:tcW w:type="dxa" w:w="1063"/>
-            <w:vAlign w:val="center"/>
-          </w:tcPr>
-          <w:p>
-            <w:pPr>
-              <w:jc w:val="left"/>
-            </w:pPr>
-            <w:r>
-              <w:rPr>
-                <w:rFonts w:ascii="Times New Roman" w:hAnsi="Times New Roman"/>
-                <w:sz w:val="20"/>
-              </w:rPr>
-              <w:t>0.878</w:t>
-            </w:r>
-          </w:p>
-        </w:tc>
-        <w:tc>
-          <w:tcPr>
-            <w:tcW w:type="dxa" w:w="1063"/>
-            <w:vAlign w:val="center"/>
-          </w:tcPr>
-          <w:p>
-            <w:pPr>
-              <w:jc w:val="left"/>
-            </w:pPr>
-            <w:r>
-              <w:rPr>
-                <w:rFonts w:ascii="Times New Roman" w:hAnsi="Times New Roman"/>
-                <w:sz w:val="20"/>
-              </w:rPr>
-              <w:t>0.526</w:t>
-            </w:r>
-          </w:p>
-        </w:tc>
-        <w:tc>
-          <w:tcPr>
-            <w:tcW w:type="dxa" w:w="1063"/>
-            <w:vAlign w:val="center"/>
-          </w:tcPr>
-          <w:p>
-            <w:pPr>
-              <w:jc w:val="left"/>
-            </w:pPr>
-            <w:r>
-              <w:rPr>
-                <w:rFonts w:ascii="Times New Roman" w:hAnsi="Times New Roman"/>
-                <w:sz w:val="20"/>
-              </w:rPr>
-              <w:t>0.972</w:t>
-            </w:r>
-          </w:p>
-        </w:tc>
-        <w:tc>
-          <w:tcPr>
-            <w:tcW w:type="dxa" w:w="1063"/>
-            <w:vAlign w:val="center"/>
-          </w:tcPr>
-          <w:p>
-            <w:pPr>
-              <w:jc w:val="left"/>
-            </w:pPr>
-            <w:r>
-              <w:rPr>
-                <w:rFonts w:ascii="Times New Roman" w:hAnsi="Times New Roman"/>
-                <w:sz w:val="20"/>
-              </w:rPr>
-              <w:t>0.833</w:t>
-            </w:r>
-          </w:p>
-        </w:tc>
-        <w:tc>
-          <w:tcPr>
-            <w:tcW w:type="dxa" w:w="1063"/>
-            <w:vAlign w:val="center"/>
-          </w:tcPr>
-          <w:p>
-            <w:pPr>
-              <w:jc w:val="left"/>
-            </w:pPr>
-            <w:r>
-              <w:rPr>
-                <w:rFonts w:ascii="Times New Roman" w:hAnsi="Times New Roman"/>
-                <w:sz w:val="20"/>
-              </w:rPr>
-              <w:t>0.645</w:t>
-            </w:r>
-          </w:p>
-        </w:tc>
-      </w:tr>
-    </w:tbl>
-    <w:p>
-      <w:pPr>
-        <w:spacing w:line="360" w:lineRule="auto"/>
-        <w:jc w:val="both"/>
-      </w:pPr>
-    </w:p>
-    <w:p>
-      <w:pPr>
-        <w:pStyle w:val="Heading2"/>
-      </w:pPr>
-      <w:r>
-        <w:rPr>
-          <w:rFonts w:ascii="Times New Roman" w:hAnsi="Times New Roman"/>
-          <w:b/>
-          <w:sz w:val="26"/>
-        </w:rPr>
-        <w:t>5.3. Wyniki selekcji cech</w:t>
-      </w:r>
-    </w:p>
-    <w:p>
-      <w:pPr>
-        <w:spacing w:line="360" w:lineRule="auto"/>
-        <w:jc w:val="both"/>
-      </w:pPr>
-      <w:r>
-        <w:rPr>
-          <w:rFonts w:ascii="Times New Roman" w:hAnsi="Times New Roman"/>
-          <w:sz w:val="24"/>
-        </w:rPr>
-        <w:t>Analiza selekcji cech wskazuje, że istotny sygnał predykcyjny niosą między innymi wiek rozpoznania, opóźnienie rozpoznania, czas steroidoterapii, kreatynina, liczba zajętych narządów, zaostrzenie wymagające OIT oraz eozynofilia. Wynik RFECV sugeruje, że ograniczony zestaw cech może zachować wysoką zdolność dyskryminacji, jednak w aplikacji pozostawiono pełny kontrakt 20 cech ze względu na kompletność kliniczną i spójność interfejsu.</w:t>
-      </w:r>
-    </w:p>
-    <w:p>
-      <w:pPr>
-        <w:spacing w:line="360" w:lineRule="auto"/>
-        <w:jc w:val="both"/>
-      </w:pPr>
-      <w:r>
-        <w:rPr>
-          <w:rFonts w:ascii="Times New Roman" w:hAnsi="Times New Roman"/>
-          <w:b/>
-          <w:sz w:val="24"/>
-        </w:rPr>
-        <w:t>Tabela 5.2. Dziesięć najwyżej ocenionych cech według agregowanej ważności</w:t>
-      </w:r>
-    </w:p>
-    <w:tbl>
-      <w:tblPr>
-        <w:tblStyle w:val="TableGrid"/>
-        <w:tblW w:type="auto" w:w="0"/>
-        <w:jc w:val="center"/>
-        <w:tblLook w:firstColumn="1" w:firstRow="1" w:lastColumn="0" w:lastRow="0" w:noHBand="0" w:noVBand="1" w:val="04A0"/>
-      </w:tblPr>
-      <w:tblGrid>
-        <w:gridCol w:w="4252"/>
-        <w:gridCol w:w="4252"/>
-      </w:tblGrid>
-      <w:tr>
-        <w:tc>
-          <w:tcPr>
-            <w:tcW w:type="dxa" w:w="4252"/>
-            <w:vAlign w:val="center"/>
-          </w:tcPr>
-          <w:p>
-            <w:pPr>
-              <w:jc w:val="left"/>
-            </w:pPr>
-            <w:r>
-              <w:rPr>
-                <w:rFonts w:ascii="Times New Roman" w:hAnsi="Times New Roman"/>
-                <w:sz w:val="20"/>
-              </w:rPr>
-              <w:t>Cecha</w:t>
-            </w:r>
-          </w:p>
-        </w:tc>
-        <w:tc>
-          <w:tcPr>
-            <w:tcW w:type="dxa" w:w="4252"/>
-            <w:vAlign w:val="center"/>
-          </w:tcPr>
-          <w:p>
-            <w:pPr>
-              <w:jc w:val="left"/>
-            </w:pPr>
-            <w:r>
-              <w:rPr>
-                <w:rFonts w:ascii="Times New Roman" w:hAnsi="Times New Roman"/>
-                <w:sz w:val="20"/>
-              </w:rPr>
-              <w:t>Średnia ważność</w:t>
-            </w:r>
-          </w:p>
-        </w:tc>
-      </w:tr>
-      <w:tr>
-        <w:tc>
-          <w:tcPr>
-            <w:tcW w:type="dxa" w:w="4252"/>
-            <w:vAlign w:val="center"/>
-          </w:tcPr>
-          <w:p>
-            <w:pPr>
-              <w:jc w:val="left"/>
-            </w:pPr>
-            <w:r>
-              <w:rPr>
-                <w:rFonts w:ascii="Times New Roman" w:hAnsi="Times New Roman"/>
-                <w:sz w:val="20"/>
-              </w:rPr>
-              <w:t>Zaostrz_Wymagajace_OIT</w:t>
-            </w:r>
-          </w:p>
-        </w:tc>
-        <w:tc>
-          <w:tcPr>
-            <w:tcW w:type="dxa" w:w="4252"/>
-            <w:vAlign w:val="center"/>
-          </w:tcPr>
-          <w:p>
-            <w:pPr>
-              <w:jc w:val="left"/>
-            </w:pPr>
-            <w:r>
-              <w:rPr>
-                <w:rFonts w:ascii="Times New Roman" w:hAnsi="Times New Roman"/>
-                <w:sz w:val="20"/>
-              </w:rPr>
-              <w:t>0.732</w:t>
-            </w:r>
-          </w:p>
-        </w:tc>
-      </w:tr>
-      <w:tr>
-        <w:tc>
-          <w:tcPr>
-            <w:tcW w:type="dxa" w:w="4252"/>
-            <w:vAlign w:val="center"/>
-          </w:tcPr>
-          <w:p>
-            <w:pPr>
-              <w:jc w:val="left"/>
-            </w:pPr>
-            <w:r>
-              <w:rPr>
-                <w:rFonts w:ascii="Times New Roman" w:hAnsi="Times New Roman"/>
-                <w:sz w:val="20"/>
-              </w:rPr>
-              <w:t>Wiek_rozpoznania</w:t>
-            </w:r>
-          </w:p>
-        </w:tc>
-        <w:tc>
-          <w:tcPr>
-            <w:tcW w:type="dxa" w:w="4252"/>
-            <w:vAlign w:val="center"/>
-          </w:tcPr>
-          <w:p>
-            <w:pPr>
-              <w:jc w:val="left"/>
-            </w:pPr>
-            <w:r>
-              <w:rPr>
-                <w:rFonts w:ascii="Times New Roman" w:hAnsi="Times New Roman"/>
-                <w:sz w:val="20"/>
-              </w:rPr>
-              <w:t>0.640</w:t>
-            </w:r>
-          </w:p>
-        </w:tc>
-      </w:tr>
-      <w:tr>
-        <w:tc>
-          <w:tcPr>
-            <w:tcW w:type="dxa" w:w="4252"/>
-            <w:vAlign w:val="center"/>
-          </w:tcPr>
-          <w:p>
-            <w:pPr>
-              <w:jc w:val="left"/>
-            </w:pPr>
-            <w:r>
-              <w:rPr>
-                <w:rFonts w:ascii="Times New Roman" w:hAnsi="Times New Roman"/>
-                <w:sz w:val="20"/>
-              </w:rPr>
-              <w:t>Manifestacja_Skora</w:t>
-            </w:r>
-          </w:p>
-        </w:tc>
-        <w:tc>
-          <w:tcPr>
-            <w:tcW w:type="dxa" w:w="4252"/>
-            <w:vAlign w:val="center"/>
-          </w:tcPr>
-          <w:p>
-            <w:pPr>
-              <w:jc w:val="left"/>
-            </w:pPr>
-            <w:r>
-              <w:rPr>
-                <w:rFonts w:ascii="Times New Roman" w:hAnsi="Times New Roman"/>
-                <w:sz w:val="20"/>
-              </w:rPr>
-              <w:t>0.618</w:t>
-            </w:r>
-          </w:p>
-        </w:tc>
-      </w:tr>
-      <w:tr>
-        <w:tc>
-          <w:tcPr>
-            <w:tcW w:type="dxa" w:w="4252"/>
-            <w:vAlign w:val="center"/>
-          </w:tcPr>
-          <w:p>
-            <w:pPr>
-              <w:jc w:val="left"/>
-            </w:pPr>
-            <w:r>
-              <w:rPr>
-                <w:rFonts w:ascii="Times New Roman" w:hAnsi="Times New Roman"/>
-                <w:sz w:val="20"/>
-              </w:rPr>
-              <w:t>Manifestacja_Pokarmowy</w:t>
-            </w:r>
-          </w:p>
-        </w:tc>
-        <w:tc>
-          <w:tcPr>
-            <w:tcW w:type="dxa" w:w="4252"/>
-            <w:vAlign w:val="center"/>
-          </w:tcPr>
-          <w:p>
-            <w:pPr>
-              <w:jc w:val="left"/>
-            </w:pPr>
-            <w:r>
-              <w:rPr>
-                <w:rFonts w:ascii="Times New Roman" w:hAnsi="Times New Roman"/>
-                <w:sz w:val="20"/>
-              </w:rPr>
-              <w:t>0.560</w:t>
-            </w:r>
-          </w:p>
-        </w:tc>
-      </w:tr>
-      <w:tr>
-        <w:tc>
-          <w:tcPr>
-            <w:tcW w:type="dxa" w:w="4252"/>
-            <w:vAlign w:val="center"/>
-          </w:tcPr>
-          <w:p>
-            <w:pPr>
-              <w:jc w:val="left"/>
-            </w:pPr>
-            <w:r>
-              <w:rPr>
-                <w:rFonts w:ascii="Times New Roman" w:hAnsi="Times New Roman"/>
-                <w:sz w:val="20"/>
-              </w:rPr>
-              <w:t>Kreatynina</w:t>
-            </w:r>
-          </w:p>
-        </w:tc>
-        <w:tc>
-          <w:tcPr>
-            <w:tcW w:type="dxa" w:w="4252"/>
-            <w:vAlign w:val="center"/>
-          </w:tcPr>
-          <w:p>
-            <w:pPr>
-              <w:jc w:val="left"/>
-            </w:pPr>
-            <w:r>
-              <w:rPr>
-                <w:rFonts w:ascii="Times New Roman" w:hAnsi="Times New Roman"/>
-                <w:sz w:val="20"/>
-              </w:rPr>
-              <w:t>0.457</w:t>
-            </w:r>
-          </w:p>
-        </w:tc>
-      </w:tr>
-      <w:tr>
-        <w:tc>
-          <w:tcPr>
-            <w:tcW w:type="dxa" w:w="4252"/>
-            <w:vAlign w:val="center"/>
-          </w:tcPr>
-          <w:p>
-            <w:pPr>
-              <w:jc w:val="left"/>
-            </w:pPr>
-            <w:r>
-              <w:rPr>
-                <w:rFonts w:ascii="Times New Roman" w:hAnsi="Times New Roman"/>
-                <w:sz w:val="20"/>
-              </w:rPr>
-              <w:t>Manifestacja_Wzrok</w:t>
-            </w:r>
-          </w:p>
-        </w:tc>
-        <w:tc>
-          <w:tcPr>
-            <w:tcW w:type="dxa" w:w="4252"/>
-            <w:vAlign w:val="center"/>
-          </w:tcPr>
-          <w:p>
-            <w:pPr>
-              <w:jc w:val="left"/>
-            </w:pPr>
-            <w:r>
-              <w:rPr>
-                <w:rFonts w:ascii="Times New Roman" w:hAnsi="Times New Roman"/>
-                <w:sz w:val="20"/>
-              </w:rPr>
-              <w:t>0.449</w:t>
-            </w:r>
-          </w:p>
-        </w:tc>
-      </w:tr>
-      <w:tr>
-        <w:tc>
-          <w:tcPr>
-            <w:tcW w:type="dxa" w:w="4252"/>
-            <w:vAlign w:val="center"/>
-          </w:tcPr>
-          <w:p>
-            <w:pPr>
-              <w:jc w:val="left"/>
-            </w:pPr>
-            <w:r>
-              <w:rPr>
-                <w:rFonts w:ascii="Times New Roman" w:hAnsi="Times New Roman"/>
-                <w:sz w:val="20"/>
-              </w:rPr>
-              <w:t>Czas_Sterydow</w:t>
-            </w:r>
-          </w:p>
-        </w:tc>
-        <w:tc>
-          <w:tcPr>
-            <w:tcW w:type="dxa" w:w="4252"/>
-            <w:vAlign w:val="center"/>
-          </w:tcPr>
-          <w:p>
-            <w:pPr>
-              <w:jc w:val="left"/>
-            </w:pPr>
-            <w:r>
-              <w:rPr>
-                <w:rFonts w:ascii="Times New Roman" w:hAnsi="Times New Roman"/>
-                <w:sz w:val="20"/>
-              </w:rPr>
-              <w:t>0.423</w:t>
-            </w:r>
-          </w:p>
-        </w:tc>
-      </w:tr>
-      <w:tr>
-        <w:tc>
-          <w:tcPr>
-            <w:tcW w:type="dxa" w:w="4252"/>
-            <w:vAlign w:val="center"/>
-          </w:tcPr>
-          <w:p>
-            <w:pPr>
-              <w:jc w:val="left"/>
-            </w:pPr>
-            <w:r>
-              <w:rPr>
-                <w:rFonts w:ascii="Times New Roman" w:hAnsi="Times New Roman"/>
-                <w:sz w:val="20"/>
-              </w:rPr>
-              <w:t>Liczba_Zajetych_Narzadow</w:t>
-            </w:r>
-          </w:p>
-        </w:tc>
-        <w:tc>
-          <w:tcPr>
-            <w:tcW w:type="dxa" w:w="4252"/>
-            <w:vAlign w:val="center"/>
-          </w:tcPr>
-          <w:p>
-            <w:pPr>
-              <w:jc w:val="left"/>
-            </w:pPr>
-            <w:r>
-              <w:rPr>
-                <w:rFonts w:ascii="Times New Roman" w:hAnsi="Times New Roman"/>
-                <w:sz w:val="20"/>
-              </w:rPr>
-              <w:t>0.396</w:t>
-            </w:r>
-          </w:p>
-        </w:tc>
-      </w:tr>
-      <w:tr>
-        <w:tc>
-          <w:tcPr>
-            <w:tcW w:type="dxa" w:w="4252"/>
-            <w:vAlign w:val="center"/>
-          </w:tcPr>
-          <w:p>
-            <w:pPr>
-              <w:jc w:val="left"/>
-            </w:pPr>
-            <w:r>
-              <w:rPr>
-                <w:rFonts w:ascii="Times New Roman" w:hAnsi="Times New Roman"/>
-                <w:sz w:val="20"/>
-              </w:rPr>
-              <w:t>Eozynofilia_Krwi_Obwodowej_Wartosc</w:t>
-            </w:r>
-          </w:p>
-        </w:tc>
-        <w:tc>
-          <w:tcPr>
-            <w:tcW w:type="dxa" w:w="4252"/>
-            <w:vAlign w:val="center"/>
-          </w:tcPr>
-          <w:p>
-            <w:pPr>
-              <w:jc w:val="left"/>
-            </w:pPr>
-            <w:r>
-              <w:rPr>
-                <w:rFonts w:ascii="Times New Roman" w:hAnsi="Times New Roman"/>
-                <w:sz w:val="20"/>
-              </w:rPr>
-              <w:t>0.373</w:t>
-            </w:r>
-          </w:p>
-        </w:tc>
-      </w:tr>
-      <w:tr>
-        <w:tc>
-          <w:tcPr>
-            <w:tcW w:type="dxa" w:w="4252"/>
-            <w:vAlign w:val="center"/>
-          </w:tcPr>
-          <w:p>
-            <w:pPr>
-              <w:jc w:val="left"/>
-            </w:pPr>
-            <w:r>
-              <w:rPr>
-                <w:rFonts w:ascii="Times New Roman" w:hAnsi="Times New Roman"/>
-                <w:sz w:val="20"/>
-              </w:rPr>
-              <w:t>Opoznienie_Rozpoznia</w:t>
-            </w:r>
-          </w:p>
-        </w:tc>
-        <w:tc>
-          <w:tcPr>
-            <w:tcW w:type="dxa" w:w="4252"/>
-            <w:vAlign w:val="center"/>
-          </w:tcPr>
-          <w:p>
-            <w:pPr>
-              <w:jc w:val="left"/>
-            </w:pPr>
-            <w:r>
-              <w:rPr>
-                <w:rFonts w:ascii="Times New Roman" w:hAnsi="Times New Roman"/>
-                <w:sz w:val="20"/>
-              </w:rPr>
-              <w:t>0.365</w:t>
-            </w:r>
-          </w:p>
-        </w:tc>
-      </w:tr>
-    </w:tbl>
-    <w:p>
-      <w:pPr>
-        <w:spacing w:line="360" w:lineRule="auto"/>
-        <w:jc w:val="both"/>
-      </w:pPr>
-    </w:p>
-    <w:p>
-      <w:pPr>
-        <w:pStyle w:val="Heading2"/>
-      </w:pPr>
-      <w:r>
-        <w:rPr>
-          <w:rFonts w:ascii="Times New Roman" w:hAnsi="Times New Roman"/>
-          <w:b/>
-          <w:sz w:val="26"/>
-        </w:rPr>
-        <w:t>5.4. Weryfikacja API i aplikacji webowej</w:t>
-      </w:r>
-    </w:p>
-    <w:p>
-      <w:pPr>
-        <w:spacing w:line="360" w:lineRule="auto"/>
-        <w:jc w:val="both"/>
-      </w:pPr>
-      <w:r>
-        <w:rPr>
-          <w:rFonts w:ascii="Times New Roman" w:hAnsi="Times New Roman"/>
-          <w:sz w:val="24"/>
-        </w:rPr>
-        <w:t>Część aplikacyjna została zweryfikowana testami jednostkowymi, kompilacją Pythona, produkcyjnym buildem frontendu oraz testem predykcji przez FastAPI. Szczegółowy raport znajduje się w pliku docs/raport_testowy.md. Wyniki potwierdzają, że aktualny kontrakt 20 cech jest obsługiwany przez testy, a frontend kompiluje się poprawnie.</w:t>
-      </w:r>
-    </w:p>
-    <w:p>
-      <w:pPr>
-        <w:spacing w:line="360" w:lineRule="auto"/>
-        <w:jc w:val="both"/>
-      </w:pPr>
-      <w:r>
-        <w:rPr>
-          <w:rFonts w:ascii="Times New Roman" w:hAnsi="Times New Roman"/>
-          <w:b/>
-          <w:sz w:val="24"/>
-        </w:rPr>
-        <w:t>Tabela 5.3. Wyniki weryfikacji technicznej systemu</w:t>
-      </w:r>
-    </w:p>
-    <w:tbl>
-      <w:tblPr>
-        <w:tblStyle w:val="TableGrid"/>
-        <w:tblW w:type="auto" w:w="0"/>
-        <w:jc w:val="center"/>
-        <w:tblLook w:firstColumn="1" w:firstRow="1" w:lastColumn="0" w:lastRow="0" w:noHBand="0" w:noVBand="1" w:val="04A0"/>
-      </w:tblPr>
-      <w:tblGrid>
-        <w:gridCol w:w="2835"/>
-        <w:gridCol w:w="2835"/>
-        <w:gridCol w:w="2835"/>
-      </w:tblGrid>
-      <w:tr>
-        <w:tc>
-          <w:tcPr>
-            <w:tcW w:type="dxa" w:w="2835"/>
-            <w:vAlign w:val="center"/>
-          </w:tcPr>
-          <w:p>
-            <w:pPr>
-              <w:jc w:val="left"/>
-            </w:pPr>
-            <w:r>
-              <w:rPr>
-                <w:rFonts w:ascii="Times New Roman" w:hAnsi="Times New Roman"/>
-                <w:sz w:val="20"/>
-              </w:rPr>
-              <w:t>Obszar</w:t>
-            </w:r>
-          </w:p>
-        </w:tc>
-        <w:tc>
-          <w:tcPr>
-            <w:tcW w:type="dxa" w:w="2835"/>
-            <w:vAlign w:val="center"/>
-          </w:tcPr>
-          <w:p>
-            <w:pPr>
-              <w:jc w:val="left"/>
-            </w:pPr>
-            <w:r>
-              <w:rPr>
-                <w:rFonts w:ascii="Times New Roman" w:hAnsi="Times New Roman"/>
-                <w:sz w:val="20"/>
-              </w:rPr>
-              <w:t>Procedura</w:t>
-            </w:r>
-          </w:p>
-        </w:tc>
-        <w:tc>
-          <w:tcPr>
-            <w:tcW w:type="dxa" w:w="2835"/>
-            <w:vAlign w:val="center"/>
-          </w:tcPr>
-          <w:p>
-            <w:pPr>
-              <w:jc w:val="left"/>
-            </w:pPr>
-            <w:r>
-              <w:rPr>
-                <w:rFonts w:ascii="Times New Roman" w:hAnsi="Times New Roman"/>
-                <w:sz w:val="20"/>
-              </w:rPr>
-              <w:t>Wynik</w:t>
-            </w:r>
-          </w:p>
-        </w:tc>
-      </w:tr>
-      <w:tr>
-        <w:tc>
-          <w:tcPr>
-            <w:tcW w:type="dxa" w:w="2835"/>
-            <w:vAlign w:val="center"/>
-          </w:tcPr>
-          <w:p>
-            <w:pPr>
-              <w:jc w:val="left"/>
-            </w:pPr>
-            <w:r>
-              <w:rPr>
-                <w:rFonts w:ascii="Times New Roman" w:hAnsi="Times New Roman"/>
-                <w:sz w:val="20"/>
-              </w:rPr>
-              <w:t>Testy API</w:t>
-            </w:r>
-          </w:p>
-        </w:tc>
-        <w:tc>
-          <w:tcPr>
-            <w:tcW w:type="dxa" w:w="2835"/>
-            <w:vAlign w:val="center"/>
-          </w:tcPr>
-          <w:p>
-            <w:pPr>
-              <w:jc w:val="left"/>
-            </w:pPr>
-            <w:r>
-              <w:rPr>
-                <w:rFonts w:ascii="Times New Roman" w:hAnsi="Times New Roman"/>
-                <w:sz w:val="20"/>
-              </w:rPr>
-              <w:t>venv/bin/python -m pytest tests/test_api.py -q</w:t>
-            </w:r>
-          </w:p>
-        </w:tc>
-        <w:tc>
-          <w:tcPr>
-            <w:tcW w:type="dxa" w:w="2835"/>
-            <w:vAlign w:val="center"/>
-          </w:tcPr>
-          <w:p>
-            <w:pPr>
-              <w:jc w:val="left"/>
-            </w:pPr>
-            <w:r>
-              <w:rPr>
-                <w:rFonts w:ascii="Times New Roman" w:hAnsi="Times New Roman"/>
-                <w:sz w:val="20"/>
-              </w:rPr>
-              <w:t>12 passed, 3 skipped</w:t>
-            </w:r>
-          </w:p>
-        </w:tc>
-      </w:tr>
-      <w:tr>
-        <w:tc>
-          <w:tcPr>
-            <w:tcW w:type="dxa" w:w="2835"/>
-            <w:vAlign w:val="center"/>
-          </w:tcPr>
-          <w:p>
-            <w:pPr>
-              <w:jc w:val="left"/>
-            </w:pPr>
-            <w:r>
-              <w:rPr>
-                <w:rFonts w:ascii="Times New Roman" w:hAnsi="Times New Roman"/>
-                <w:sz w:val="20"/>
-              </w:rPr>
-              <w:t>Składnia backendu</w:t>
-            </w:r>
-          </w:p>
-        </w:tc>
-        <w:tc>
-          <w:tcPr>
-            <w:tcW w:type="dxa" w:w="2835"/>
-            <w:vAlign w:val="center"/>
-          </w:tcPr>
-          <w:p>
-            <w:pPr>
-              <w:jc w:val="left"/>
-            </w:pPr>
-            <w:r>
-              <w:rPr>
-                <w:rFonts w:ascii="Times New Roman" w:hAnsi="Times New Roman"/>
-                <w:sz w:val="20"/>
-              </w:rPr>
-              <w:t>py_compile dla src/api/main.py i src/api/schemas.py</w:t>
-            </w:r>
-          </w:p>
-        </w:tc>
-        <w:tc>
-          <w:tcPr>
-            <w:tcW w:type="dxa" w:w="2835"/>
-            <w:vAlign w:val="center"/>
-          </w:tcPr>
-          <w:p>
-            <w:pPr>
-              <w:jc w:val="left"/>
-            </w:pPr>
-            <w:r>
-              <w:rPr>
-                <w:rFonts w:ascii="Times New Roman" w:hAnsi="Times New Roman"/>
-                <w:sz w:val="20"/>
-              </w:rPr>
-              <w:t>OK</w:t>
-            </w:r>
-          </w:p>
-        </w:tc>
-      </w:tr>
-      <w:tr>
-        <w:tc>
-          <w:tcPr>
-            <w:tcW w:type="dxa" w:w="2835"/>
-            <w:vAlign w:val="center"/>
-          </w:tcPr>
-          <w:p>
-            <w:pPr>
-              <w:jc w:val="left"/>
-            </w:pPr>
-            <w:r>
-              <w:rPr>
-                <w:rFonts w:ascii="Times New Roman" w:hAnsi="Times New Roman"/>
-                <w:sz w:val="20"/>
-              </w:rPr>
-              <w:t>Build frontendu</w:t>
-            </w:r>
-          </w:p>
-        </w:tc>
-        <w:tc>
-          <w:tcPr>
-            <w:tcW w:type="dxa" w:w="2835"/>
-            <w:vAlign w:val="center"/>
-          </w:tcPr>
-          <w:p>
-            <w:pPr>
-              <w:jc w:val="left"/>
-            </w:pPr>
-            <w:r>
-              <w:rPr>
-                <w:rFonts w:ascii="Times New Roman" w:hAnsi="Times New Roman"/>
-                <w:sz w:val="20"/>
-              </w:rPr>
-              <w:t>npm --prefix frontend run build</w:t>
-            </w:r>
-          </w:p>
-        </w:tc>
-        <w:tc>
-          <w:tcPr>
-            <w:tcW w:type="dxa" w:w="2835"/>
-            <w:vAlign w:val="center"/>
-          </w:tcPr>
-          <w:p>
-            <w:pPr>
-              <w:jc w:val="left"/>
-            </w:pPr>
-            <w:r>
-              <w:rPr>
-                <w:rFonts w:ascii="Times New Roman" w:hAnsi="Times New Roman"/>
-                <w:sz w:val="20"/>
-              </w:rPr>
-              <w:t>OK</w:t>
-            </w:r>
-          </w:p>
-        </w:tc>
-      </w:tr>
-      <w:tr>
-        <w:tc>
-          <w:tcPr>
-            <w:tcW w:type="dxa" w:w="2835"/>
-            <w:vAlign w:val="center"/>
-          </w:tcPr>
-          <w:p>
-            <w:pPr>
-              <w:jc w:val="left"/>
-            </w:pPr>
-            <w:r>
-              <w:rPr>
-                <w:rFonts w:ascii="Times New Roman" w:hAnsi="Times New Roman"/>
-                <w:sz w:val="20"/>
-              </w:rPr>
-              <w:t>Predykcja FastAPI</w:t>
-            </w:r>
-          </w:p>
-        </w:tc>
-        <w:tc>
-          <w:tcPr>
-            <w:tcW w:type="dxa" w:w="2835"/>
-            <w:vAlign w:val="center"/>
-          </w:tcPr>
-          <w:p>
-            <w:pPr>
-              <w:jc w:val="left"/>
-            </w:pPr>
-            <w:r>
-              <w:rPr>
-                <w:rFonts w:ascii="Times New Roman" w:hAnsi="Times New Roman"/>
-                <w:sz w:val="20"/>
-              </w:rPr>
-              <w:t>POST /predict z payloadem 20 cech</w:t>
-            </w:r>
-          </w:p>
-        </w:tc>
-        <w:tc>
-          <w:tcPr>
-            <w:tcW w:type="dxa" w:w="2835"/>
-            <w:vAlign w:val="center"/>
-          </w:tcPr>
-          <w:p>
-            <w:pPr>
-              <w:jc w:val="left"/>
-            </w:pPr>
-            <w:r>
-              <w:rPr>
-                <w:rFonts w:ascii="Times New Roman" w:hAnsi="Times New Roman"/>
-                <w:sz w:val="20"/>
-              </w:rPr>
-              <w:t>200 OK</w:t>
-            </w:r>
-          </w:p>
-        </w:tc>
-      </w:tr>
-      <w:tr>
-        <w:tc>
-          <w:tcPr>
-            <w:tcW w:type="dxa" w:w="2835"/>
-            <w:vAlign w:val="center"/>
-          </w:tcPr>
-          <w:p>
-            <w:pPr>
-              <w:jc w:val="left"/>
-            </w:pPr>
-            <w:r>
-              <w:rPr>
-                <w:rFonts w:ascii="Times New Roman" w:hAnsi="Times New Roman"/>
-                <w:sz w:val="20"/>
-              </w:rPr>
-              <w:t>Walidacja modelu</w:t>
-            </w:r>
-          </w:p>
-        </w:tc>
-        <w:tc>
-          <w:tcPr>
-            <w:tcW w:type="dxa" w:w="2835"/>
-            <w:vAlign w:val="center"/>
-          </w:tcPr>
-          <w:p>
-            <w:pPr>
-              <w:jc w:val="left"/>
-            </w:pPr>
-            <w:r>
-              <w:rPr>
-                <w:rFonts w:ascii="Times New Roman" w:hAnsi="Times New Roman"/>
-                <w:sz w:val="20"/>
-              </w:rPr>
-              <w:t>porównanie n_features_in_ z feature_names.json</w:t>
-            </w:r>
-          </w:p>
-        </w:tc>
-        <w:tc>
-          <w:tcPr>
-            <w:tcW w:type="dxa" w:w="2835"/>
-            <w:vAlign w:val="center"/>
-          </w:tcPr>
-          <w:p>
-            <w:pPr>
-              <w:jc w:val="left"/>
-            </w:pPr>
-            <w:r>
-              <w:rPr>
-                <w:rFonts w:ascii="Times New Roman" w:hAnsi="Times New Roman"/>
-                <w:sz w:val="20"/>
-              </w:rPr>
-              <w:t>niezgodny model jest pomijany i uruchamiany jest tryb demo</w:t>
-            </w:r>
-          </w:p>
-        </w:tc>
-      </w:tr>
-    </w:tbl>
-    <w:p>
-      <w:pPr>
-        <w:spacing w:line="360" w:lineRule="auto"/>
-        <w:jc w:val="both"/>
-      </w:pPr>
-    </w:p>
-    <w:p>
-      <w:pPr>
-        <w:pStyle w:val="Heading2"/>
-      </w:pPr>
-      <w:r>
-        <w:rPr>
-          <w:rFonts w:ascii="Times New Roman" w:hAnsi="Times New Roman"/>
-          <w:b/>
-          <w:sz w:val="26"/>
-        </w:rPr>
-        <w:t>5.5. Interpretacja wyników w kontekście medycznym</w:t>
-      </w:r>
-    </w:p>
-    <w:p>
-      <w:pPr>
-        <w:spacing w:line="360" w:lineRule="auto"/>
-        <w:jc w:val="both"/>
-      </w:pPr>
-      <w:r>
-        <w:rPr>
-          <w:rFonts w:ascii="Times New Roman" w:hAnsi="Times New Roman"/>
-          <w:sz w:val="24"/>
-        </w:rPr>
-        <w:t>Wyniki eksperymentów potwierdzają, że modele uczenia maszynowego mogą rozróżniać pacjentów pod względem ryzyka, ale czułość przy progu 0,5 nie zawsze jest wystarczająca dla zastosowań klinicznych. Oznacza to, że w dalszym rozwoju należy rozważyć kalibrację progów decyzyjnych oraz wybór progu zależny od kosztu błędów. W medycynie błąd fałszywie negatywny może być bardziej kosztowny niż fałszywie pozytywny, dlatego sama maksymalizacja accuracy nie jest właściwym kryterium końcowym.</w:t>
-      </w:r>
-    </w:p>
-    <w:p>
-      <w:pPr>
-        <w:spacing w:line="360" w:lineRule="auto"/>
-        <w:jc w:val="both"/>
-      </w:pPr>
-      <w:r>
-        <w:rPr>
-          <w:rFonts w:ascii="Times New Roman" w:hAnsi="Times New Roman"/>
-          <w:sz w:val="24"/>
-        </w:rPr>
-        <w:t>Najbardziej wartościowy praktycznie jest nie pojedynczy wynik prawdopodobieństwa, lecz połączenie predykcji z listą czynników wpływających na decyzję modelu. Dzięki temu lekarz może ocenić, czy wynik jest zgodny z obrazem klinicznym pacjenta i czy wymaga dalszej weryfikacji. W tym sensie metody XAI pełnią funkcję kontrolną oraz komunikacyjną.</w:t>
-      </w:r>
-    </w:p>
-    <w:p>
-      <w:pPr>
-        <w:spacing w:line="360" w:lineRule="auto"/>
-        <w:jc w:val="both"/>
-      </w:pPr>
-      <w:r>
-        <w:rPr>
-          <w:rFonts w:ascii="Times New Roman" w:hAnsi="Times New Roman"/>
-          <w:sz w:val="24"/>
-        </w:rPr>
-        <w:br w:type="page"/>
-      </w:r>
-    </w:p>
-    <w:p>
-      <w:pPr>
-        <w:spacing w:line="360" w:lineRule="auto"/>
-        <w:jc w:val="both"/>
-      </w:pPr>
-      <w:r>
-        <w:rPr>
-          <w:rFonts w:ascii="Times New Roman" w:hAnsi="Times New Roman"/>
-          <w:sz w:val="24"/>
-        </w:rPr>
-        <w:t>Hipoteza H4 została potwierdzona w warstwie architektonicznej. Rozdzielenie FastAPI i React/Vite pozwoliło niezależnie testować backend i frontend, poprawić build TypeScript oraz uruchomić lokalną integrację przez proxy. W kontekście aplikacji medycznej taka separacja jest korzystna, ponieważ umożliwia wymianę modelu bez przebudowy interfejsu użytkownika.</w:t>
-      </w:r>
-    </w:p>
-    <w:p>
-      <w:pPr>
-        <w:spacing w:line="360" w:lineRule="auto"/>
-        <w:jc w:val="both"/>
-      </w:pPr>
-      <w:r>
-        <w:rPr>
-          <w:rFonts w:ascii="Times New Roman" w:hAnsi="Times New Roman"/>
-          <w:sz w:val="24"/>
-        </w:rPr>
-        <w:t>Hipoteza H3 wymaga dalszej walidacji ilościowej. W projekcie zaimplementowano wiele metod XAI i przygotowano warstwę do ich porównania, ale pełna analiza zgodności rankingów metod powinna zostać rozszerzona na większą liczbę przypadków i zapisana w postaci osobnego eksperymentu. Aktualna wersja pracy pokazuje gotowość techniczną systemu do takiego porównania.</w:t>
-      </w:r>
-    </w:p>
-    <w:p>
-      <w:pPr>
-        <w:spacing w:line="360" w:lineRule="auto"/>
-        <w:jc w:val="both"/>
-      </w:pPr>
-      <w:r>
-        <w:rPr>
-          <w:rFonts w:ascii="Times New Roman" w:hAnsi="Times New Roman"/>
-          <w:sz w:val="24"/>
-        </w:rPr>
-        <w:t>Hipoteza H2 została potwierdzona na poziomie selekcji cech. Ranking RFECV oraz agregowana ważność wskazały cechy klinicznie interpretowalne, takie jak wiek rozpoznania, liczba zajętych narządów, kreatynina, zaostrzenie wymagające OIT, czas steroidoterapii i eozynofilia. Wynik ten jest zgodny z intuicją medyczną, ponieważ zmienne te opisują obciążenie pacjenta, aktywność choroby i intensywność leczenia.</w:t>
-      </w:r>
-    </w:p>
-    <w:p>
-      <w:pPr>
-        <w:spacing w:line="360" w:lineRule="auto"/>
-        <w:jc w:val="both"/>
-      </w:pPr>
-      <w:r>
-        <w:rPr>
-          <w:rFonts w:ascii="Times New Roman" w:hAnsi="Times New Roman"/>
-          <w:sz w:val="24"/>
-        </w:rPr>
-        <w:t>Hipoteza H1 została częściowo potwierdzona. Modele zespołowe uzyskały wysokie wartości AUC-ROC, a najlepsze wyniki osiągnęły CatBoost i stacking. Jednocześnie regresja logistyczna również uzyskała relatywnie wysokie AUC, co pokazuje, że w danych obecny jest silny sygnał możliwy do uchwycenia także prostszym modelem. Ostateczny wybór modelu powinien więc uwzględniać nie tylko AUC, ale również czułość, kalibrację i łatwość wyjaśnienia.</w:t>
-      </w:r>
-    </w:p>
-    <w:p>
-      <w:pPr>
-        <w:pStyle w:val="Heading2"/>
-      </w:pPr>
-      <w:r>
-        <w:rPr>
-          <w:rFonts w:ascii="Times New Roman" w:hAnsi="Times New Roman"/>
-          <w:b/>
-          <w:sz w:val="26"/>
-        </w:rPr>
-        <w:t>5.6. Ocena hipotez badawczych</w:t>
-      </w:r>
-    </w:p>
-    <w:p>
-      <w:pPr>
-        <w:pStyle w:val="Heading1"/>
-      </w:pPr>
-      <w:r>
-        <w:rPr>
-          <w:rFonts w:ascii="Times New Roman" w:hAnsi="Times New Roman"/>
-          <w:b/>
-          <w:sz w:val="28"/>
-        </w:rPr>
-        <w:t>6. DYSKUSJA</w:t>
-      </w:r>
-    </w:p>
-    <w:p>
-      <w:pPr>
-        <w:pStyle w:val="Heading2"/>
-      </w:pPr>
-      <w:r>
-        <w:rPr>
-          <w:rFonts w:ascii="Times New Roman" w:hAnsi="Times New Roman"/>
-          <w:b/>
-          <w:sz w:val="26"/>
-        </w:rPr>
-        <w:t>6.1. Znaczenie uzyskanych wyników</w:t>
-      </w:r>
-    </w:p>
-    <w:p>
-      <w:pPr>
-        <w:spacing w:line="360" w:lineRule="auto"/>
-        <w:jc w:val="both"/>
-      </w:pPr>
-      <w:r>
-        <w:rPr>
-          <w:rFonts w:ascii="Times New Roman" w:hAnsi="Times New Roman"/>
-          <w:sz w:val="24"/>
-        </w:rPr>
-        <w:t>Praca pokazuje, że możliwe jest zbudowanie demonstratora systemu XAI, który łączy analizę danych medycznych, modele predykcyjne, wyjaśnienia oraz interfejs użytkownika. Najważniejszym rezultatem nie jest wyłącznie ranking modeli, lecz kompletna ścieżka od danych do aplikacji. Taka ścieżka odpowiada praktycznemu charakterowi pracy magisterskiej w PANS w Krośnie, ponieważ obejmuje analizę problemu, dobór narzędzi, implementację i ocenę działania rozwiązania.</w:t>
-      </w:r>
-    </w:p>
-    <w:p>
-      <w:pPr>
-        <w:spacing w:line="360" w:lineRule="auto"/>
-        <w:jc w:val="both"/>
-      </w:pPr>
-      <w:r>
-        <w:rPr>
-          <w:rFonts w:ascii="Times New Roman" w:hAnsi="Times New Roman"/>
-          <w:sz w:val="24"/>
-        </w:rPr>
-        <w:t>Wyniki modeli pokazują dobrą zdolność dyskryminacji mierzoną AUC, lecz równocześnie wskazują na potrzebę dalszego strojenia progu decyzyjnego. Model o wysokim AUC może przy domyślnym progu wykrywać tylko część przypadków pozytywnych. Dlatego w zastosowaniu klinicznym konieczne jest dopasowanie progu do kontekstu, preferencji dotyczących czułości i swoistości oraz konsekwencji fałszywych alarmów.</w:t>
-      </w:r>
-    </w:p>
-    <w:p>
-      <w:pPr>
-        <w:pStyle w:val="Heading2"/>
-      </w:pPr>
-      <w:r>
-        <w:rPr>
-          <w:rFonts w:ascii="Times New Roman" w:hAnsi="Times New Roman"/>
-          <w:b/>
-          <w:sz w:val="26"/>
-        </w:rPr>
-        <w:t>6.2. Ograniczenia badania</w:t>
-      </w:r>
-    </w:p>
-    <w:p>
-      <w:pPr>
-        <w:spacing w:line="360" w:lineRule="auto"/>
-        <w:jc w:val="both"/>
-      </w:pPr>
-      <w:r>
-        <w:rPr>
-          <w:rFonts w:ascii="Times New Roman" w:hAnsi="Times New Roman"/>
-          <w:sz w:val="24"/>
-        </w:rPr>
-        <w:t>Główne ograniczenia wynikają z retrospektywnego charakteru danych, niezbalansowania klas oraz braku walidacji prospektywnej. Dodatkowo aktualna aplikacja wykorzystuje kontrakt 20 cech, natomiast część lokalnych artefaktów modelowych pochodzi z eksperymentów na 71 cechach. Backend obsługuje tę niespójność bezpiecznie, ale przed finalnym wdrożeniem konieczne jest wytrenowanie i zapisanie modelu zgodnego z finalnym kontraktem aplikacji.</w:t>
-      </w:r>
-    </w:p>
-    <w:p>
-      <w:pPr>
-        <w:spacing w:line="360" w:lineRule="auto"/>
-        <w:jc w:val="both"/>
-      </w:pPr>
-      <w:r>
-        <w:rPr>
-          <w:rFonts w:ascii="Times New Roman" w:hAnsi="Times New Roman"/>
-          <w:sz w:val="24"/>
-        </w:rPr>
-        <w:t>Kolejnym ograniczeniem jest brak oceny użyteczności przez lekarzy. Interfejs został zaprojektowany z myślą o czytelności i bezpieczeństwie, ale jego rzeczywista wartość kliniczna wymaga badania z użytkownikami docelowymi. Dalsze prace powinny obejmować testy z klinicystami, analizę czasu potrzebnego do interpretacji wyniku oraz ocenę, czy wyjaśnienia faktycznie zwiększają zaufanie do systemu.</w:t>
-      </w:r>
-    </w:p>
-    <w:p>
-      <w:pPr>
-        <w:pStyle w:val="Heading2"/>
-      </w:pPr>
-      <w:r>
-        <w:rPr>
-          <w:rFonts w:ascii="Times New Roman" w:hAnsi="Times New Roman"/>
-          <w:b/>
-          <w:sz w:val="26"/>
-        </w:rPr>
-        <w:t>6.3. Zgodność rozwiązania z wymaganiami wdrożeniowymi</w:t>
-      </w:r>
-    </w:p>
-    <w:p>
-      <w:pPr>
-        <w:spacing w:line="360" w:lineRule="auto"/>
-        <w:jc w:val="both"/>
-      </w:pPr>
-      <w:r>
-        <w:rPr>
-          <w:rFonts w:ascii="Times New Roman" w:hAnsi="Times New Roman"/>
-          <w:sz w:val="24"/>
-        </w:rPr>
-        <w:t>Z perspektywy wdrożeniowej projekt spełnia wymagania demonstratora: posiada backend, frontend, kontrakt danych, testy, raport testowy oraz mechanizmy bezpieczeństwa. Nie jest jednak wyrobem medycznym i nie powinien być używany do samodzielnego podejmowania decyzji klinicznych. Przejście od demonstratora do systemu produkcyjnego wymagałoby walidacji klinicznej, audytu bezpieczeństwa, procedur ochrony danych i określenia odpowiedzialności za użycie wyników.</w:t>
-      </w:r>
-    </w:p>
-    <w:p>
-      <w:pPr>
-        <w:spacing w:line="360" w:lineRule="auto"/>
-        <w:jc w:val="both"/>
-      </w:pPr>
-      <w:r>
-        <w:rPr>
-          <w:rFonts w:ascii="Times New Roman" w:hAnsi="Times New Roman"/>
-          <w:sz w:val="24"/>
-        </w:rPr>
-        <w:br w:type="page"/>
-      </w:r>
-    </w:p>
-    <w:p>
-      <w:pPr>
-        <w:pStyle w:val="Heading2"/>
-      </w:pPr>
-      <w:r>
-        <w:rPr>
-          <w:rFonts w:ascii="Times New Roman" w:hAnsi="Times New Roman"/>
-          <w:b/>
-          <w:sz w:val="26"/>
-        </w:rPr>
-        <w:t>6.4. Implikacje praktyczne</w:t>
-      </w:r>
-    </w:p>
-    <w:p>
-      <w:pPr>
-        <w:spacing w:line="360" w:lineRule="auto"/>
-        <w:jc w:val="both"/>
-      </w:pPr>
-      <w:r>
-        <w:rPr>
-          <w:rFonts w:ascii="Times New Roman" w:hAnsi="Times New Roman"/>
-          <w:sz w:val="24"/>
-        </w:rPr>
-        <w:t>Praktyczna wartość systemu polega na tym, że użytkownik otrzymuje nie tylko etykietę ryzyka, lecz także kontekst interpretacyjny. W typowym scenariuszu klinicznym lekarz może wprowadzić dane pacjenta, sprawdzić poziom ryzyka, przejrzeć czynniki zwiększające i zmniejszające predykcję, a następnie zestawić wynik z własną oceną kliniczną. System może więc pełnić rolę narzędzia edukacyjnego i analitycznego, szczególnie na etapie badawczym.</w:t>
-      </w:r>
-    </w:p>
-    <w:p>
-      <w:pPr>
-        <w:spacing w:line="360" w:lineRule="auto"/>
-        <w:jc w:val="both"/>
-      </w:pPr>
-      <w:r>
-        <w:rPr>
-          <w:rFonts w:ascii="Times New Roman" w:hAnsi="Times New Roman"/>
-          <w:sz w:val="24"/>
-        </w:rPr>
-        <w:t>Dla pacjenta lub użytkownika nietechnicznego ważne jest natomiast ograniczenie języka statystycznego i unikanie kategorycznych stwierdzeń. Z tego powodu agent i warstwa komunikacyjna powinny tłumaczyć wynik jako sygnał do rozmowy z lekarzem, a nie jako diagnozę. Takie podejście zwiększa bezpieczeństwo komunikacji i ogranicza ryzyko wywołania nieuzasadnionego lęku.</w:t>
-      </w:r>
-    </w:p>
-    <w:p>
-      <w:pPr>
-        <w:pStyle w:val="Heading2"/>
-      </w:pPr>
-      <w:r>
-        <w:rPr>
-          <w:rFonts w:ascii="Times New Roman" w:hAnsi="Times New Roman"/>
-          <w:b/>
-          <w:sz w:val="26"/>
-        </w:rPr>
-        <w:t>6.5. Ryzyka i zasady odpowiedzialnego użycia</w:t>
-      </w:r>
-    </w:p>
-    <w:p>
-      <w:pPr>
-        <w:spacing w:line="360" w:lineRule="auto"/>
-        <w:jc w:val="both"/>
-      </w:pPr>
-      <w:r>
-        <w:rPr>
-          <w:rFonts w:ascii="Times New Roman" w:hAnsi="Times New Roman"/>
-          <w:sz w:val="24"/>
-        </w:rPr>
-        <w:t>Najważniejszym ryzykiem jest potraktowanie wyniku modelu jako samodzielnej podstawy decyzji medycznej. Aby temu przeciwdziałać, system zawiera disclaimery i guardrails, ale w rozwiązaniu produkcyjnym potrzebne byłyby również procedury organizacyjne: określenie użytkowników uprawnionych, rejestrowanie wersji modelu, logowanie użycia, monitorowanie jakości predykcji oraz procedura wycofania modelu w przypadku pogorszenia wyników.</w:t>
-      </w:r>
-    </w:p>
-    <w:p>
-      <w:pPr>
-        <w:spacing w:line="360" w:lineRule="auto"/>
-        <w:jc w:val="both"/>
-      </w:pPr>
-      <w:r>
-        <w:rPr>
-          <w:rFonts w:ascii="Times New Roman" w:hAnsi="Times New Roman"/>
-          <w:sz w:val="24"/>
-        </w:rPr>
-        <w:t>Drugim ryzykiem jest dryf danych. Model wytrenowany na retrospektywnym zbiorze może działać gorzej, jeśli populacja pacjentów, praktyka leczenia lub sposób rejestrowania danych ulegną zmianie. Dlatego wdrożenie powinno obejmować okresową rewalidację, kontrolę rozkładów cech oraz analizę przypadków, w których model popełnia błędy. Bez takiej kontroli nawet model o dobrych wynikach historycznych może stać się niewiarygodny.</w:t>
-      </w:r>
-    </w:p>
-    <w:p>
-      <w:pPr>
-        <w:pStyle w:val="Heading1"/>
-      </w:pPr>
-      <w:r>
-        <w:rPr>
-          <w:rFonts w:ascii="Times New Roman" w:hAnsi="Times New Roman"/>
-          <w:b/>
-          <w:sz w:val="28"/>
-        </w:rPr>
-        <w:t>7. WNIOSKI I KIERUNKI DALSZYCH PRAC</w:t>
-      </w:r>
-    </w:p>
-    <w:p>
-      <w:pPr>
-        <w:spacing w:line="360" w:lineRule="auto"/>
-        <w:jc w:val="both"/>
-      </w:pPr>
-      <w:r>
-        <w:rPr>
-          <w:rFonts w:ascii="Times New Roman" w:hAnsi="Times New Roman"/>
-          <w:sz w:val="24"/>
-        </w:rPr>
-        <w:t>W pracy opracowano i zweryfikowano system wyjaśnialnej sztucznej inteligencji wspierający predykcję ryzyka śmiertelności w zapaleniu naczyń. System obejmuje warstwę danych, modele uczenia maszynowego, metody XAI, backend FastAPI, frontend React/Vite, agenta konwersacyjnego i mechanizmy guardrails. Rozwiązanie realizuje zarówno aspekt badawczy, jak i wdrożeniowy wymagany od pracy magisterskiej.</w:t>
-      </w:r>
-    </w:p>
-    <w:p>
-      <w:pPr>
-        <w:spacing w:line="360" w:lineRule="auto"/>
-        <w:jc w:val="both"/>
-      </w:pPr>
-      <w:r>
-        <w:rPr>
-          <w:rFonts w:ascii="Times New Roman" w:hAnsi="Times New Roman"/>
-          <w:sz w:val="24"/>
-        </w:rPr>
-        <w:t>Najważniejsze wnioski są następujące: modele zespołowe osiągają wysoką zdolność dyskryminacji, selekcja cech wskazuje klinicznie interpretowalne predyktory, a integracja XAI zwiększa praktyczną wartość systemu. Jednocześnie wyniki pokazują, że próg decyzyjny, kalibracja i walidacja zewnętrzna są kluczowe przed użyciem w realnym środowisku medycznym.</w:t>
-      </w:r>
-    </w:p>
-    <w:p>
-      <w:pPr>
-        <w:pStyle w:val="ListBullet"/>
-      </w:pPr>
-      <w:r>
-        <w:rPr>
-          <w:rFonts w:ascii="Times New Roman" w:hAnsi="Times New Roman"/>
-          <w:sz w:val="24"/>
-        </w:rPr>
-        <w:t>wytrenowanie finalnego modelu zgodnego dokładnie z kontraktem 20 cech;</w:t>
-      </w:r>
-    </w:p>
-    <w:p>
-      <w:pPr>
-        <w:pStyle w:val="ListBullet"/>
-      </w:pPr>
-      <w:r>
-        <w:rPr>
-          <w:rFonts w:ascii="Times New Roman" w:hAnsi="Times New Roman"/>
-          <w:sz w:val="24"/>
-        </w:rPr>
-        <w:t>walidacja na niezależnym zbiorze danych;</w:t>
-      </w:r>
-    </w:p>
-    <w:p>
-      <w:pPr>
-        <w:pStyle w:val="ListBullet"/>
-      </w:pPr>
-      <w:r>
-        <w:rPr>
-          <w:rFonts w:ascii="Times New Roman" w:hAnsi="Times New Roman"/>
-          <w:sz w:val="24"/>
-        </w:rPr>
-        <w:t>kalibracja prawdopodobieństw i dobór progu decyzyjnego pod kątem czułości;</w:t>
-      </w:r>
-    </w:p>
-    <w:p>
-      <w:pPr>
-        <w:pStyle w:val="ListBullet"/>
-      </w:pPr>
-      <w:r>
-        <w:rPr>
-          <w:rFonts w:ascii="Times New Roman" w:hAnsi="Times New Roman"/>
-          <w:sz w:val="24"/>
-        </w:rPr>
-        <w:t>testy użyteczności z lekarzami;</w:t>
-      </w:r>
-    </w:p>
-    <w:p>
-      <w:pPr>
-        <w:pStyle w:val="ListBullet"/>
-      </w:pPr>
-      <w:r>
-        <w:rPr>
-          <w:rFonts w:ascii="Times New Roman" w:hAnsi="Times New Roman"/>
-          <w:sz w:val="24"/>
-        </w:rPr>
-        <w:t>optymalizacja frontendu przez dynamiczne ładowanie ciężkich modułów Plotly;</w:t>
-      </w:r>
-    </w:p>
-    <w:p>
-      <w:pPr>
-        <w:pStyle w:val="ListBullet"/>
-      </w:pPr>
-      <w:r>
-        <w:rPr>
-          <w:rFonts w:ascii="Times New Roman" w:hAnsi="Times New Roman"/>
-          <w:sz w:val="24"/>
-        </w:rPr>
-        <w:t>rozszerzenie raportowania XAI o eksport PDF i ścieżkę audytu decyzji.</w:t>
-      </w:r>
-    </w:p>
-    <w:p>
-      <w:pPr>
-        <w:spacing w:line="360" w:lineRule="auto"/>
-        <w:jc w:val="both"/>
-      </w:pPr>
-      <w:r>
-        <w:rPr>
-          <w:rFonts w:ascii="Times New Roman" w:hAnsi="Times New Roman"/>
-          <w:sz w:val="24"/>
-        </w:rPr>
-        <w:br w:type="page"/>
-      </w:r>
-    </w:p>
-    <w:p>
-      <w:pPr>
-        <w:spacing w:line="360" w:lineRule="auto"/>
-        <w:jc w:val="both"/>
-      </w:pPr>
-      <w:r>
-        <w:rPr>
-          <w:rFonts w:ascii="Times New Roman" w:hAnsi="Times New Roman"/>
-          <w:sz w:val="24"/>
-        </w:rPr>
-        <w:t>Najpilniejszym kolejnym krokiem jest ujednolicenie artefaktu produkcyjnego modelu z kontraktem 20 cech. Po wykonaniu tego kroku możliwe będzie przeprowadzenie pełnej demonstracji bez trybu demo, wygenerowanie finalnych wykresów XAI oraz przygotowanie wersji PDF do APD. Następnie warto rozbudować bibliografię o źródła kliniczne dotyczące zapaleń naczyń oraz publikacje porównujące metody XAI w medycynie.</w:t>
-      </w:r>
-    </w:p>
-    <w:p>
-      <w:pPr>
-        <w:spacing w:line="360" w:lineRule="auto"/>
-        <w:jc w:val="both"/>
-      </w:pPr>
-      <w:r>
-        <w:rPr>
-          <w:rFonts w:ascii="Times New Roman" w:hAnsi="Times New Roman"/>
-          <w:sz w:val="24"/>
-        </w:rPr>
-        <w:t>Podsumowując, praca spełnia trzy funkcje: badawczą, projektową i dokumentacyjną. Funkcja badawcza obejmuje analizę modeli, cech i metryk. Funkcja projektowa obejmuje zaprojektowanie i implementację aplikacji webowej. Funkcja dokumentacyjna obejmuje opis wymagań, testów, ograniczeń i zgodności z wytycznymi PANS. Taka konstrukcja lepiej odpowiada charakterowi pracy magisterskiej niż sam opis kodu lub sam eksperyment modelowy.</w:t>
-      </w:r>
-    </w:p>
-    <w:p>
-      <w:pPr>
-        <w:pStyle w:val="Heading1"/>
-      </w:pPr>
-      <w:r>
-        <w:rPr>
-          <w:rFonts w:ascii="Times New Roman" w:hAnsi="Times New Roman"/>
-          <w:b/>
-          <w:sz w:val="28"/>
-        </w:rPr>
-        <w:t>8. BIBLIOGRAFIA</w:t>
-      </w:r>
-    </w:p>
-    <w:p>
-      <w:pPr>
-        <w:spacing w:line="360" w:lineRule="auto"/>
-        <w:jc w:val="both"/>
-      </w:pPr>
-      <w:r>
-        <w:rPr>
-          <w:rFonts w:ascii="Times New Roman" w:hAnsi="Times New Roman"/>
-          <w:sz w:val="24"/>
-        </w:rPr>
-        <w:t>1. Breiman L. Random Forests. Machine Learning. 2001;45:5-32.</w:t>
-      </w:r>
-    </w:p>
-    <w:p>
-      <w:pPr>
-        <w:spacing w:line="360" w:lineRule="auto"/>
-        <w:jc w:val="both"/>
-      </w:pPr>
-      <w:r>
-        <w:rPr>
-          <w:rFonts w:ascii="Times New Roman" w:hAnsi="Times New Roman"/>
-          <w:sz w:val="24"/>
-        </w:rPr>
-        <w:t>2. Chen T, Guestrin C. XGBoost: A Scalable Tree Boosting System. Proceedings of the 22nd ACM SIGKDD International Conference on Knowledge Discovery and Data Mining. 2016.</w:t>
-      </w:r>
-    </w:p>
-    <w:p>
-      <w:pPr>
-        <w:spacing w:line="360" w:lineRule="auto"/>
-        <w:jc w:val="both"/>
-      </w:pPr>
-      <w:r>
-        <w:rPr>
-          <w:rFonts w:ascii="Times New Roman" w:hAnsi="Times New Roman"/>
-          <w:sz w:val="24"/>
-        </w:rPr>
-        <w:t>3. Guidotti R, Monreale A, Ruggieri S, Turini F, Giannotti F, Pedreschi D. A Survey of Methods for Explaining Black Box Models. ACM Computing Surveys. 2018;51(5):1-42.</w:t>
-      </w:r>
-    </w:p>
-    <w:p>
-      <w:pPr>
-        <w:spacing w:line="360" w:lineRule="auto"/>
-        <w:jc w:val="both"/>
-      </w:pPr>
-      <w:r>
-        <w:rPr>
-          <w:rFonts w:ascii="Times New Roman" w:hAnsi="Times New Roman"/>
-          <w:sz w:val="24"/>
-        </w:rPr>
-        <w:t>4. Ke G, Meng Q, Finley T, Wang T, Chen W, Ma W, Ye Q, Liu TY. LightGBM: A Highly Efficient Gradient Boosting Decision Tree. Advances in Neural Information Processing Systems. 2017.</w:t>
-      </w:r>
-    </w:p>
-    <w:p>
-      <w:pPr>
-        <w:spacing w:line="360" w:lineRule="auto"/>
-        <w:jc w:val="both"/>
-      </w:pPr>
-      <w:r>
-        <w:rPr>
-          <w:rFonts w:ascii="Times New Roman" w:hAnsi="Times New Roman"/>
-          <w:sz w:val="24"/>
-        </w:rPr>
-        <w:t>5. Lundberg SM, Lee SI. A Unified Approach to Interpreting Model Predictions. Advances in Neural Information Processing Systems. 2017.</w:t>
-      </w:r>
-    </w:p>
-    <w:p>
-      <w:pPr>
-        <w:spacing w:line="360" w:lineRule="auto"/>
-        <w:jc w:val="both"/>
-      </w:pPr>
-      <w:r>
-        <w:rPr>
-          <w:rFonts w:ascii="Times New Roman" w:hAnsi="Times New Roman"/>
-          <w:sz w:val="24"/>
-        </w:rPr>
-        <w:t>6. Molnar C. Interpretable Machine Learning: A Guide for Making Black Box Models Explainable. 2nd ed. 2022.</w:t>
-      </w:r>
-    </w:p>
-    <w:p>
-      <w:pPr>
-        <w:spacing w:line="360" w:lineRule="auto"/>
-        <w:jc w:val="both"/>
-      </w:pPr>
-      <w:r>
-        <w:rPr>
-          <w:rFonts w:ascii="Times New Roman" w:hAnsi="Times New Roman"/>
-          <w:sz w:val="24"/>
-        </w:rPr>
-        <w:t>7. Ribeiro MT, Singh S, Guestrin C. "Why Should I Trust You?": Explaining the Predictions of Any Classifier. Proceedings of the 22nd ACM SIGKDD International Conference on Knowledge Discovery and Data Mining. 2016.</w:t>
-      </w:r>
-    </w:p>
-    <w:p>
-      <w:pPr>
-        <w:spacing w:line="360" w:lineRule="auto"/>
-        <w:jc w:val="both"/>
-      </w:pPr>
-      <w:r>
-        <w:rPr>
-          <w:rFonts w:ascii="Times New Roman" w:hAnsi="Times New Roman"/>
-          <w:sz w:val="24"/>
-        </w:rPr>
-        <w:t>8. Państwowa Akademia Nauk Stosowanych w Krośnie. Regulamin dyplomowania w Państwowej Akademii Nauk Stosowanych w Krośnie. https://pans.krosno.pl/informatyka/wp-content/uploads/sites/6/2025/01/regulamin-dyplomowania.pdf (dostęp z dnia 20.05.2026).</w:t>
-      </w:r>
-    </w:p>
-    <w:p>
-      <w:pPr>
-        <w:spacing w:line="360" w:lineRule="auto"/>
-        <w:jc w:val="both"/>
-      </w:pPr>
-      <w:r>
-        <w:rPr>
-          <w:rFonts w:ascii="Times New Roman" w:hAnsi="Times New Roman"/>
-          <w:sz w:val="24"/>
-        </w:rPr>
-        <w:t>9. Państwowa Akademia Nauk Stosowanych w Krośnie. Wymagania edytorskie pracy dyplomowej. https://pans.krosno.pl/informatyka/wp-content/uploads/sites/6/2025/02/Wymagania-edytorskie-pracy-dyplomowej.pdf (dostęp z dnia 20.05.2026).</w:t>
-      </w:r>
-    </w:p>
-    <w:p>
-      <w:pPr>
-        <w:spacing w:line="360" w:lineRule="auto"/>
-        <w:jc w:val="both"/>
-      </w:pPr>
-      <w:r>
-        <w:rPr>
-          <w:rFonts w:ascii="Times New Roman" w:hAnsi="Times New Roman"/>
-          <w:sz w:val="24"/>
-        </w:rPr>
-        <w:t>10. FastAPI documentation. https://fastapi.tiangolo.com/ (dostęp z dnia 20.05.2026).</w:t>
-      </w:r>
-    </w:p>
-    <w:p>
-      <w:pPr>
-        <w:spacing w:line="360" w:lineRule="auto"/>
-        <w:jc w:val="both"/>
-      </w:pPr>
-      <w:r>
-        <w:rPr>
-          <w:rFonts w:ascii="Times New Roman" w:hAnsi="Times New Roman"/>
-          <w:sz w:val="24"/>
-        </w:rPr>
-        <w:t>11. React documentation. https://react.dev/ (dostęp z dnia 20.05.2026).</w:t>
-      </w:r>
-    </w:p>
-    <w:p>
-      <w:pPr>
-        <w:spacing w:line="360" w:lineRule="auto"/>
-        <w:jc w:val="both"/>
-      </w:pPr>
-      <w:r>
-        <w:rPr>
-          <w:rFonts w:ascii="Times New Roman" w:hAnsi="Times New Roman"/>
-          <w:sz w:val="24"/>
-        </w:rPr>
-        <w:t>12. Vite documentation. https://vite.dev/ (dostęp z dnia 20.05.2026).</w:t>
-      </w:r>
-    </w:p>
-    <w:p>
-      <w:pPr>
-        <w:spacing w:line="360" w:lineRule="auto"/>
-        <w:jc w:val="both"/>
-      </w:pPr>
-      <w:r>
-        <w:rPr>
-          <w:rFonts w:ascii="Times New Roman" w:hAnsi="Times New Roman"/>
-          <w:sz w:val="24"/>
-        </w:rPr>
-        <w:br w:type="page"/>
-      </w:r>
-    </w:p>
-    <w:p>
-      <w:pPr>
-        <w:pStyle w:val="Heading1"/>
-      </w:pPr>
-      <w:r>
-        <w:rPr>
-          <w:rFonts w:ascii="Times New Roman" w:hAnsi="Times New Roman"/>
-          <w:b/>
-          <w:sz w:val="28"/>
-        </w:rPr>
-        <w:t>9. SPIS TABEL</w:t>
-      </w:r>
-    </w:p>
-    <w:p>
-      <w:pPr>
-        <w:spacing w:line="360" w:lineRule="auto"/>
-        <w:jc w:val="both"/>
-      </w:pPr>
-      <w:r>
-        <w:rPr>
-          <w:rFonts w:ascii="Times New Roman" w:hAnsi="Times New Roman"/>
-          <w:sz w:val="24"/>
-        </w:rPr>
-        <w:t>Tabela 1.1. Pytania badawcze i sposób ich weryfikacji</w:t>
-      </w:r>
-    </w:p>
-    <w:p>
-      <w:pPr>
-        <w:spacing w:line="360" w:lineRule="auto"/>
-        <w:jc w:val="both"/>
-      </w:pPr>
-      <w:r>
-        <w:rPr>
-          <w:rFonts w:ascii="Times New Roman" w:hAnsi="Times New Roman"/>
-          <w:sz w:val="24"/>
-        </w:rPr>
-        <w:t>Tabela 2.1. Charakterystyka metod XAI wykorzystanych w pracy</w:t>
-      </w:r>
-    </w:p>
-    <w:p>
-      <w:pPr>
-        <w:spacing w:line="360" w:lineRule="auto"/>
-        <w:jc w:val="both"/>
-      </w:pPr>
-      <w:r>
-        <w:rPr>
-          <w:rFonts w:ascii="Times New Roman" w:hAnsi="Times New Roman"/>
-          <w:sz w:val="24"/>
-        </w:rPr>
-        <w:t>Tabela 3.1. Charakterystyka zbioru danych</w:t>
-      </w:r>
-    </w:p>
-    <w:p>
-      <w:pPr>
-        <w:spacing w:line="360" w:lineRule="auto"/>
-        <w:jc w:val="both"/>
-      </w:pPr>
-      <w:r>
-        <w:rPr>
-          <w:rFonts w:ascii="Times New Roman" w:hAnsi="Times New Roman"/>
-          <w:sz w:val="24"/>
-        </w:rPr>
-        <w:t>Tabela 3.2. Cechy kliniczne w kontrakcie aplikacji</w:t>
-      </w:r>
-    </w:p>
-    <w:p>
-      <w:pPr>
-        <w:spacing w:line="360" w:lineRule="auto"/>
-        <w:jc w:val="both"/>
-      </w:pPr>
-      <w:r>
-        <w:rPr>
-          <w:rFonts w:ascii="Times New Roman" w:hAnsi="Times New Roman"/>
-          <w:sz w:val="24"/>
-        </w:rPr>
-        <w:t>Tabela 3.3. Wynik RFECV dla modelu referencyjnego</w:t>
-      </w:r>
-    </w:p>
-    <w:p>
-      <w:pPr>
-        <w:spacing w:line="360" w:lineRule="auto"/>
-        <w:jc w:val="both"/>
-      </w:pPr>
-      <w:r>
-        <w:rPr>
-          <w:rFonts w:ascii="Times New Roman" w:hAnsi="Times New Roman"/>
-          <w:sz w:val="24"/>
-        </w:rPr>
-        <w:t>Tabela 3.4. Modele uwzględnione w eksperymencie</w:t>
-      </w:r>
-    </w:p>
-    <w:p>
-      <w:pPr>
-        <w:spacing w:line="360" w:lineRule="auto"/>
-        <w:jc w:val="both"/>
-      </w:pPr>
-      <w:r>
-        <w:rPr>
-          <w:rFonts w:ascii="Times New Roman" w:hAnsi="Times New Roman"/>
-          <w:sz w:val="24"/>
-        </w:rPr>
-        <w:t>Tabela 3.5. Metryki ewaluacji modeli</w:t>
-      </w:r>
-    </w:p>
-    <w:p>
-      <w:pPr>
-        <w:spacing w:line="360" w:lineRule="auto"/>
-        <w:jc w:val="both"/>
-      </w:pPr>
-      <w:r>
-        <w:rPr>
-          <w:rFonts w:ascii="Times New Roman" w:hAnsi="Times New Roman"/>
-          <w:sz w:val="24"/>
-        </w:rPr>
-        <w:t>Tabela 4.1. Główne endpointy backendu FastAPI</w:t>
-      </w:r>
-    </w:p>
-    <w:p>
-      <w:pPr>
-        <w:spacing w:line="360" w:lineRule="auto"/>
-        <w:jc w:val="both"/>
-      </w:pPr>
-      <w:r>
-        <w:rPr>
-          <w:rFonts w:ascii="Times New Roman" w:hAnsi="Times New Roman"/>
-          <w:sz w:val="24"/>
-        </w:rPr>
-        <w:t>Tabela 5.1. Porównanie modeli na zbiorze testowym</w:t>
-      </w:r>
-    </w:p>
-    <w:p>
-      <w:pPr>
-        <w:spacing w:line="360" w:lineRule="auto"/>
-        <w:jc w:val="both"/>
-      </w:pPr>
-      <w:r>
-        <w:rPr>
-          <w:rFonts w:ascii="Times New Roman" w:hAnsi="Times New Roman"/>
-          <w:sz w:val="24"/>
-        </w:rPr>
-        <w:t>Tabela 5.2. Dziesięć najwyżej ocenionych cech według agregowanej ważności</w:t>
-      </w:r>
-    </w:p>
-    <w:p>
-      <w:pPr>
-        <w:spacing w:line="360" w:lineRule="auto"/>
-        <w:jc w:val="both"/>
-      </w:pPr>
-      <w:r>
-        <w:rPr>
-          <w:rFonts w:ascii="Times New Roman" w:hAnsi="Times New Roman"/>
-          <w:sz w:val="24"/>
-        </w:rPr>
-        <w:t>Tabela 5.3. Wyniki weryfikacji technicznej systemu</w:t>
-      </w:r>
-    </w:p>
-    <w:p>
-      <w:pPr>
-        <w:spacing w:line="360" w:lineRule="auto"/>
-        <w:jc w:val="both"/>
-      </w:pPr>
-      <w:r>
-        <w:rPr>
-          <w:rFonts w:ascii="Times New Roman" w:hAnsi="Times New Roman"/>
-          <w:sz w:val="24"/>
-        </w:rPr>
-        <w:br w:type="page"/>
-      </w:r>
-    </w:p>
-    <w:p>
-      <w:pPr>
-        <w:pStyle w:val="Heading1"/>
-      </w:pPr>
-      <w:r>
-        <w:rPr>
-          <w:rFonts w:ascii="Times New Roman" w:hAnsi="Times New Roman"/>
-          <w:b/>
-          <w:sz w:val="28"/>
-        </w:rPr>
-        <w:t>10. SPIS RYSUNKÓW</w:t>
-      </w:r>
-    </w:p>
-    <w:p>
-      <w:r>
-        <w:rPr>
-          <w:rFonts w:ascii="Times New Roman" w:hAnsi="Times New Roman"/>
-          <w:sz w:val="24"/>
-        </w:rPr>
-        <w:t>Rysunek 3.1. Schemat postępowania badawczego</w:t>
-      </w:r>
-    </w:p>
-    <w:p>
-      <w:r>
-        <w:rPr>
-          <w:rFonts w:ascii="Times New Roman" w:hAnsi="Times New Roman"/>
-          <w:sz w:val="24"/>
-        </w:rPr>
-        <w:t>Rysunek 4.1. Architektura logiczna systemu</w:t>
-      </w:r>
-    </w:p>
-    <w:p>
-      <w:r>
-        <w:rPr>
-          <w:rFonts w:ascii="Times New Roman" w:hAnsi="Times New Roman"/>
-          <w:sz w:val="24"/>
-        </w:rPr>
-        <w:t>Rysunek 12.1. Formularz danych pacjenta w aplikacji React/Vite</w:t>
-      </w:r>
-    </w:p>
-    <w:p>
-      <w:r>
-        <w:rPr>
-          <w:rFonts w:ascii="Times New Roman" w:hAnsi="Times New Roman"/>
-          <w:sz w:val="24"/>
-        </w:rPr>
-        <w:t>Rysunek 12.2. Widok predykcji modeli i kluczowych czynników ryzyka</w:t>
-      </w:r>
-    </w:p>
-    <w:p>
-      <w:r>
-        <w:rPr>
-          <w:rFonts w:ascii="Times New Roman" w:hAnsi="Times New Roman"/>
-          <w:sz w:val="24"/>
-        </w:rPr>
-        <w:t>Rysunek 12.3. Widok wyjaśnienia SHAP dla przykładowego pacjenta</w:t>
-      </w:r>
-    </w:p>
-    <w:p>
-      <w:r>
-        <w:rPr>
-          <w:rFonts w:ascii="Times New Roman" w:hAnsi="Times New Roman"/>
-          <w:sz w:val="24"/>
-        </w:rPr>
-        <w:t>Rysunek 12.4. Tryb agenta konwersacyjnego AI</w:t>
-      </w:r>
-    </w:p>
-    <w:p>
-      <w:r>
-        <w:rPr>
-          <w:rFonts w:ascii="Times New Roman" w:hAnsi="Times New Roman"/>
-          <w:sz w:val="24"/>
-        </w:rPr>
-        <w:t>Rysunek 12.5. Tryb analizy masowej pacjentów</w:t>
-      </w:r>
-    </w:p>
-    <w:p>
-      <w:r>
-        <w:rPr>
-          <w:rFonts w:ascii="Times New Roman" w:hAnsi="Times New Roman"/>
-          <w:sz w:val="24"/>
-        </w:rPr>
-        <w:t>Rysunek 12.6. Fragment kodu schematu PatientInput w backendzie FastAPI</w:t>
-      </w:r>
-    </w:p>
-    <w:p>
-      <w:r>
-        <w:rPr>
-          <w:rFonts w:ascii="Times New Roman" w:hAnsi="Times New Roman"/>
-          <w:sz w:val="24"/>
-        </w:rPr>
-        <w:t>Rysunek 12.7. Fragment kodu walidacji zgodności modelu z listą cech</w:t>
-      </w:r>
-    </w:p>
-    <w:p>
-      <w:r>
-        <w:rPr>
-          <w:rFonts w:ascii="Times New Roman" w:hAnsi="Times New Roman"/>
-          <w:sz w:val="24"/>
-        </w:rPr>
-        <w:t>Rysunek 12.8. Fragment kodu formularza pacjenta w React</w:t>
-      </w:r>
-    </w:p>
-    <w:p>
-      <w:r>
-        <w:rPr>
-          <w:rFonts w:ascii="Times New Roman" w:hAnsi="Times New Roman"/>
-          <w:sz w:val="24"/>
-        </w:rPr>
-        <w:t>Rysunek 12.9. Fragment kodu konfiguracji proxy Vite do backendu API</w:t>
-      </w:r>
-    </w:p>
-    <w:p>
-      <w:pPr>
-        <w:pStyle w:val="Heading1"/>
-      </w:pPr>
-      <w:r>
-        <w:rPr>
-          <w:rFonts w:ascii="Times New Roman" w:hAnsi="Times New Roman"/>
-          <w:b/>
-          <w:sz w:val="28"/>
-        </w:rPr>
-        <w:t>11. ANEKS: CHECKLISTA ZGODNOŚCI Z WYMAGANIAMI PANS</w:t>
-      </w:r>
-    </w:p>
-    <w:p>
-      <w:pPr>
-        <w:spacing w:line="360" w:lineRule="auto"/>
-        <w:jc w:val="both"/>
-      </w:pPr>
-      <w:r>
-        <w:rPr>
-          <w:rFonts w:ascii="Times New Roman" w:hAnsi="Times New Roman"/>
-          <w:b/>
-          <w:sz w:val="24"/>
-        </w:rPr>
-        <w:t>Tabela 11.1. Checklista zgodności pracy z wymaganiami PANS</w:t>
-      </w:r>
-    </w:p>
-    <w:tbl>
-      <w:tblPr>
-        <w:tblStyle w:val="TableGrid"/>
-        <w:tblW w:type="auto" w:w="0"/>
-        <w:jc w:val="center"/>
-        <w:tblLook w:firstColumn="1" w:firstRow="1" w:lastColumn="0" w:lastRow="0" w:noHBand="0" w:noVBand="1" w:val="04A0"/>
-      </w:tblPr>
-      <w:tblGrid>
-        <w:gridCol w:w="4252"/>
-        <w:gridCol w:w="4252"/>
-      </w:tblGrid>
-      <w:tr>
-        <w:tc>
-          <w:tcPr>
-            <w:tcW w:type="dxa" w:w="4252"/>
-            <w:vAlign w:val="center"/>
-          </w:tcPr>
-          <w:p>
-            <w:pPr>
-              <w:jc w:val="left"/>
-            </w:pPr>
-            <w:r>
-              <w:rPr>
-                <w:rFonts w:ascii="Times New Roman" w:hAnsi="Times New Roman"/>
-                <w:sz w:val="20"/>
-              </w:rPr>
-              <w:t>Wymaganie</w:t>
-            </w:r>
-          </w:p>
-        </w:tc>
-        <w:tc>
-          <w:tcPr>
-            <w:tcW w:type="dxa" w:w="4252"/>
-            <w:vAlign w:val="center"/>
-          </w:tcPr>
-          <w:p>
-            <w:pPr>
-              <w:jc w:val="left"/>
-            </w:pPr>
-            <w:r>
-              <w:rPr>
-                <w:rFonts w:ascii="Times New Roman" w:hAnsi="Times New Roman"/>
-                <w:sz w:val="20"/>
-              </w:rPr>
-              <w:t>Realizacja w pracy</w:t>
-            </w:r>
-          </w:p>
-        </w:tc>
-      </w:tr>
-      <w:tr>
-        <w:tc>
-          <w:tcPr>
-            <w:tcW w:type="dxa" w:w="4252"/>
-            <w:vAlign w:val="center"/>
-          </w:tcPr>
-          <w:p>
-            <w:pPr>
-              <w:jc w:val="left"/>
-            </w:pPr>
-            <w:r>
-              <w:rPr>
-                <w:rFonts w:ascii="Times New Roman" w:hAnsi="Times New Roman"/>
-                <w:sz w:val="20"/>
-              </w:rPr>
-              <w:t>Strona tytułowa według wzoru</w:t>
-            </w:r>
-          </w:p>
-        </w:tc>
-        <w:tc>
-          <w:tcPr>
-            <w:tcW w:type="dxa" w:w="4252"/>
-            <w:vAlign w:val="center"/>
-          </w:tcPr>
-          <w:p>
-            <w:pPr>
-              <w:jc w:val="left"/>
-            </w:pPr>
-            <w:r>
-              <w:rPr>
-                <w:rFonts w:ascii="Times New Roman" w:hAnsi="Times New Roman"/>
-                <w:sz w:val="20"/>
-              </w:rPr>
-              <w:t>Zawarta na początku dokumentu; wymaga końcowego sprawdzenia danych formalnych przed złożeniem.</w:t>
-            </w:r>
-          </w:p>
-        </w:tc>
-      </w:tr>
-      <w:tr>
-        <w:tc>
-          <w:tcPr>
-            <w:tcW w:type="dxa" w:w="4252"/>
-            <w:vAlign w:val="center"/>
-          </w:tcPr>
-          <w:p>
-            <w:pPr>
-              <w:jc w:val="left"/>
-            </w:pPr>
-            <w:r>
-              <w:rPr>
-                <w:rFonts w:ascii="Times New Roman" w:hAnsi="Times New Roman"/>
-                <w:sz w:val="20"/>
-              </w:rPr>
-              <w:t>Spis treści</w:t>
-            </w:r>
-          </w:p>
-        </w:tc>
-        <w:tc>
-          <w:tcPr>
-            <w:tcW w:type="dxa" w:w="4252"/>
-            <w:vAlign w:val="center"/>
-          </w:tcPr>
-          <w:p>
-            <w:pPr>
-              <w:jc w:val="left"/>
-            </w:pPr>
-            <w:r>
-              <w:rPr>
-                <w:rFonts w:ascii="Times New Roman" w:hAnsi="Times New Roman"/>
-                <w:sz w:val="20"/>
-              </w:rPr>
-              <w:t>Dodany jako ręczny spis struktury; w Word można go zastąpić automatycznym spisem.</w:t>
-            </w:r>
-          </w:p>
-        </w:tc>
-      </w:tr>
-      <w:tr>
-        <w:tc>
-          <w:tcPr>
-            <w:tcW w:type="dxa" w:w="4252"/>
-            <w:vAlign w:val="center"/>
-          </w:tcPr>
-          <w:p>
-            <w:pPr>
-              <w:jc w:val="left"/>
-            </w:pPr>
-            <w:r>
-              <w:rPr>
-                <w:rFonts w:ascii="Times New Roman" w:hAnsi="Times New Roman"/>
-                <w:sz w:val="20"/>
-              </w:rPr>
-              <w:t>Cel i zakres pracy</w:t>
-            </w:r>
-          </w:p>
-        </w:tc>
-        <w:tc>
-          <w:tcPr>
-            <w:tcW w:type="dxa" w:w="4252"/>
-            <w:vAlign w:val="center"/>
-          </w:tcPr>
-          <w:p>
-            <w:pPr>
-              <w:jc w:val="left"/>
-            </w:pPr>
-            <w:r>
-              <w:rPr>
-                <w:rFonts w:ascii="Times New Roman" w:hAnsi="Times New Roman"/>
-                <w:sz w:val="20"/>
-              </w:rPr>
-              <w:t>Rozdziały 1.2 oraz 1.4.</w:t>
-            </w:r>
-          </w:p>
-        </w:tc>
-      </w:tr>
-      <w:tr>
-        <w:tc>
-          <w:tcPr>
-            <w:tcW w:type="dxa" w:w="4252"/>
-            <w:vAlign w:val="center"/>
-          </w:tcPr>
-          <w:p>
-            <w:pPr>
-              <w:jc w:val="left"/>
-            </w:pPr>
-            <w:r>
-              <w:rPr>
-                <w:rFonts w:ascii="Times New Roman" w:hAnsi="Times New Roman"/>
-                <w:sz w:val="20"/>
-              </w:rPr>
-              <w:t>Rozdział teoretyczny</w:t>
-            </w:r>
-          </w:p>
-        </w:tc>
-        <w:tc>
-          <w:tcPr>
-            <w:tcW w:type="dxa" w:w="4252"/>
-            <w:vAlign w:val="center"/>
-          </w:tcPr>
-          <w:p>
-            <w:pPr>
-              <w:jc w:val="left"/>
-            </w:pPr>
-            <w:r>
-              <w:rPr>
-                <w:rFonts w:ascii="Times New Roman" w:hAnsi="Times New Roman"/>
-                <w:sz w:val="20"/>
-              </w:rPr>
-              <w:t>Rozdział 2.</w:t>
-            </w:r>
-          </w:p>
-        </w:tc>
-      </w:tr>
-      <w:tr>
-        <w:tc>
-          <w:tcPr>
-            <w:tcW w:type="dxa" w:w="4252"/>
-            <w:vAlign w:val="center"/>
-          </w:tcPr>
-          <w:p>
-            <w:pPr>
-              <w:jc w:val="left"/>
-            </w:pPr>
-            <w:r>
-              <w:rPr>
-                <w:rFonts w:ascii="Times New Roman" w:hAnsi="Times New Roman"/>
-                <w:sz w:val="20"/>
-              </w:rPr>
-              <w:t>Metodyka badań</w:t>
-            </w:r>
-          </w:p>
-        </w:tc>
-        <w:tc>
-          <w:tcPr>
-            <w:tcW w:type="dxa" w:w="4252"/>
-            <w:vAlign w:val="center"/>
-          </w:tcPr>
-          <w:p>
-            <w:pPr>
-              <w:jc w:val="left"/>
-            </w:pPr>
-            <w:r>
-              <w:rPr>
-                <w:rFonts w:ascii="Times New Roman" w:hAnsi="Times New Roman"/>
-                <w:sz w:val="20"/>
-              </w:rPr>
-              <w:t>Rozdział 3.</w:t>
-            </w:r>
-          </w:p>
-        </w:tc>
-      </w:tr>
-      <w:tr>
-        <w:tc>
-          <w:tcPr>
-            <w:tcW w:type="dxa" w:w="4252"/>
-            <w:vAlign w:val="center"/>
-          </w:tcPr>
-          <w:p>
-            <w:pPr>
-              <w:jc w:val="left"/>
-            </w:pPr>
-            <w:r>
-              <w:rPr>
-                <w:rFonts w:ascii="Times New Roman" w:hAnsi="Times New Roman"/>
-                <w:sz w:val="20"/>
-              </w:rPr>
-              <w:t>Wyniki badań i interpretacja</w:t>
-            </w:r>
-          </w:p>
-        </w:tc>
-        <w:tc>
-          <w:tcPr>
-            <w:tcW w:type="dxa" w:w="4252"/>
-            <w:vAlign w:val="center"/>
-          </w:tcPr>
-          <w:p>
-            <w:pPr>
-              <w:jc w:val="left"/>
-            </w:pPr>
-            <w:r>
-              <w:rPr>
-                <w:rFonts w:ascii="Times New Roman" w:hAnsi="Times New Roman"/>
-                <w:sz w:val="20"/>
-              </w:rPr>
-              <w:t>Rozdział 5.</w:t>
-            </w:r>
-          </w:p>
-        </w:tc>
-      </w:tr>
-      <w:tr>
-        <w:tc>
-          <w:tcPr>
-            <w:tcW w:type="dxa" w:w="4252"/>
-            <w:vAlign w:val="center"/>
-          </w:tcPr>
-          <w:p>
-            <w:pPr>
-              <w:jc w:val="left"/>
-            </w:pPr>
-            <w:r>
-              <w:rPr>
-                <w:rFonts w:ascii="Times New Roman" w:hAnsi="Times New Roman"/>
-                <w:sz w:val="20"/>
-              </w:rPr>
-              <w:t>Wnioski / podsumowanie</w:t>
-            </w:r>
-          </w:p>
-        </w:tc>
-        <w:tc>
-          <w:tcPr>
-            <w:tcW w:type="dxa" w:w="4252"/>
-            <w:vAlign w:val="center"/>
-          </w:tcPr>
-          <w:p>
-            <w:pPr>
-              <w:jc w:val="left"/>
-            </w:pPr>
-            <w:r>
-              <w:rPr>
-                <w:rFonts w:ascii="Times New Roman" w:hAnsi="Times New Roman"/>
-                <w:sz w:val="20"/>
-              </w:rPr>
-              <w:t>Rozdział 7.</w:t>
-            </w:r>
-          </w:p>
-        </w:tc>
-      </w:tr>
-      <w:tr>
-        <w:tc>
-          <w:tcPr>
-            <w:tcW w:type="dxa" w:w="4252"/>
-            <w:vAlign w:val="center"/>
-          </w:tcPr>
-          <w:p>
-            <w:pPr>
-              <w:jc w:val="left"/>
-            </w:pPr>
-            <w:r>
-              <w:rPr>
-                <w:rFonts w:ascii="Times New Roman" w:hAnsi="Times New Roman"/>
-                <w:sz w:val="20"/>
-              </w:rPr>
-              <w:t>Bibliografia</w:t>
-            </w:r>
-          </w:p>
-        </w:tc>
-        <w:tc>
-          <w:tcPr>
-            <w:tcW w:type="dxa" w:w="4252"/>
-            <w:vAlign w:val="center"/>
-          </w:tcPr>
-          <w:p>
-            <w:pPr>
-              <w:jc w:val="left"/>
-            </w:pPr>
-            <w:r>
-              <w:rPr>
-                <w:rFonts w:ascii="Times New Roman" w:hAnsi="Times New Roman"/>
-                <w:sz w:val="20"/>
-              </w:rPr>
-              <w:t>Rozdział 8, format numeryczny z datami dostępu dla źródeł internetowych.</w:t>
-            </w:r>
-          </w:p>
-        </w:tc>
-      </w:tr>
-      <w:tr>
-        <w:tc>
-          <w:tcPr>
-            <w:tcW w:type="dxa" w:w="4252"/>
-            <w:vAlign w:val="center"/>
-          </w:tcPr>
-          <w:p>
-            <w:pPr>
-              <w:jc w:val="left"/>
-            </w:pPr>
-            <w:r>
-              <w:rPr>
-                <w:rFonts w:ascii="Times New Roman" w:hAnsi="Times New Roman"/>
-                <w:sz w:val="20"/>
-              </w:rPr>
-              <w:t>Spis tabel i rysunków</w:t>
-            </w:r>
-          </w:p>
-        </w:tc>
-        <w:tc>
-          <w:tcPr>
-            <w:tcW w:type="dxa" w:w="4252"/>
-            <w:vAlign w:val="center"/>
-          </w:tcPr>
-          <w:p>
-            <w:pPr>
-              <w:jc w:val="left"/>
-            </w:pPr>
-            <w:r>
-              <w:rPr>
-                <w:rFonts w:ascii="Times New Roman" w:hAnsi="Times New Roman"/>
-                <w:sz w:val="20"/>
-              </w:rPr>
-              <w:t>Rozdziały 9 i 10.</w:t>
-            </w:r>
-          </w:p>
-        </w:tc>
-      </w:tr>
-      <w:tr>
-        <w:tc>
-          <w:tcPr>
-            <w:tcW w:type="dxa" w:w="4252"/>
-            <w:vAlign w:val="center"/>
-          </w:tcPr>
-          <w:p>
-            <w:pPr>
-              <w:jc w:val="left"/>
-            </w:pPr>
-            <w:r>
-              <w:rPr>
-                <w:rFonts w:ascii="Times New Roman" w:hAnsi="Times New Roman"/>
-                <w:sz w:val="20"/>
-              </w:rPr>
-              <w:t>Aspekt badawczy lub wdrożeniowy pracy magisterskiej</w:t>
-            </w:r>
-          </w:p>
-        </w:tc>
-        <w:tc>
-          <w:tcPr>
-            <w:tcW w:type="dxa" w:w="4252"/>
-            <w:vAlign w:val="center"/>
-          </w:tcPr>
-          <w:p>
-            <w:pPr>
-              <w:jc w:val="left"/>
-            </w:pPr>
-            <w:r>
-              <w:rPr>
-                <w:rFonts w:ascii="Times New Roman" w:hAnsi="Times New Roman"/>
-                <w:sz w:val="20"/>
-              </w:rPr>
-              <w:t>Badanie modeli i cech oraz działający demonstrator FastAPI + React/Vite.</w:t>
-            </w:r>
-          </w:p>
-        </w:tc>
-      </w:tr>
-      <w:tr>
-        <w:tc>
-          <w:tcPr>
-            <w:tcW w:type="dxa" w:w="4252"/>
-            <w:vAlign w:val="center"/>
-          </w:tcPr>
-          <w:p>
-            <w:pPr>
-              <w:jc w:val="left"/>
-            </w:pPr>
-            <w:r>
-              <w:rPr>
-                <w:rFonts w:ascii="Times New Roman" w:hAnsi="Times New Roman"/>
-                <w:sz w:val="20"/>
-              </w:rPr>
-              <w:t>Oświadczenia</w:t>
-            </w:r>
-          </w:p>
-        </w:tc>
-        <w:tc>
-          <w:tcPr>
-            <w:tcW w:type="dxa" w:w="4252"/>
-            <w:vAlign w:val="center"/>
-          </w:tcPr>
-          <w:p>
-            <w:pPr>
-              <w:jc w:val="left"/>
-            </w:pPr>
-            <w:r>
-              <w:rPr>
-                <w:rFonts w:ascii="Times New Roman" w:hAnsi="Times New Roman"/>
-                <w:sz w:val="20"/>
-              </w:rPr>
-              <w:t>Oświadczenie autora znajduje się na początku; dodatkowy wzór oświadczeń PANS przytoczony w aneksie wymaga finalnej akceptacji promotora/sekretariatu.</w:t>
-            </w:r>
-          </w:p>
-        </w:tc>
-      </w:tr>
-    </w:tbl>
-    <w:p>
-      <w:pPr>
-        <w:spacing w:line="360" w:lineRule="auto"/>
-        <w:jc w:val="both"/>
-      </w:pPr>
-    </w:p>
-    <w:p>
-      <w:pPr>
-        <w:spacing w:line="360" w:lineRule="auto"/>
-        <w:jc w:val="both"/>
-      </w:pPr>
-      <w:r>
-        <w:rPr>
-          <w:rFonts w:ascii="Times New Roman" w:hAnsi="Times New Roman"/>
-          <w:sz w:val="24"/>
-        </w:rPr>
-        <w:t>Oświadczenie zgodne z wymaganiami edytorskimi PANS: Prawo do korzystania z zawartych w pracy wyników oraz prawo nieodpłatnego rozporządzenia tymi wynikami ma Państwowa Akademia Nauk Stosowanych w Krośnie. Dyplomantowi służy prawo do uznania go za współtwórcę na zasadach określonych w prawie autorskim.</w:t>
-      </w:r>
-    </w:p>
-    <w:p>
-      <w:pPr>
-        <w:spacing w:line="360" w:lineRule="auto"/>
-        <w:jc w:val="both"/>
-      </w:pPr>
-      <w:r>
-        <w:rPr>
-          <w:rFonts w:ascii="Times New Roman" w:hAnsi="Times New Roman"/>
-          <w:sz w:val="24"/>
-        </w:rPr>
-        <w:t>Oświadczenie samodzielności: Oświadczam, że pracę dyplomową przygotowałem samodzielnie. Wszystkie dane, istotne myśli i sformułowania pochodzące z literatury, przytoczone dosłownie i niedosłownie, są opatrzone odpowiednimi odsyłaczami. Praca ta nie była w całości ani w części przez nikogo przedkładana do żadnej oceny i nie była publikowana.</w:t>
-      </w:r>
-    </w:p>
-    <w:p>
-      <w:r>
-        <w:rPr>
-          <w:rFonts w:ascii="Times New Roman" w:hAnsi="Times New Roman"/>
-          <w:sz w:val="24"/>
-        </w:rPr>
-        <w:br w:type="page"/>
-      </w:r>
-    </w:p>
-    <w:p>
-      <w:pPr>
-        <w:pStyle w:val="Heading1"/>
-      </w:pPr>
-      <w:r>
-        <w:rPr>
-          <w:rFonts w:ascii="Times New Roman" w:hAnsi="Times New Roman"/>
-          <w:b/>
-          <w:sz w:val="28"/>
-        </w:rPr>
-        <w:t>12. ZAŁĄCZNIK: ZRZUTY EKRANU APLIKACJI I KODU</w:t>
-      </w:r>
-    </w:p>
-    <w:p>
-      <w:pPr>
-        <w:jc w:val="both"/>
-      </w:pPr>
-      <w:r>
-        <w:rPr>
-          <w:rFonts w:ascii="Times New Roman" w:hAnsi="Times New Roman"/>
-          <w:sz w:val="24"/>
-        </w:rPr>
-        <w:t>Niniejszy załącznik dokumentuje praktyczny rezultat części wdrożeniowej pracy. Zrzuty aplikacji pokazują główne tryby działania interfejsu użytkownika, natomiast zrzuty kodu przedstawiają kluczowe fragmenty implementacji backendu i frontendu.</w:t>
-      </w:r>
-    </w:p>
-    <w:p>
-      <w:r>
-        <w:rPr>
-          <w:rFonts w:ascii="Times New Roman" w:hAnsi="Times New Roman"/>
-          <w:sz w:val="24"/>
-        </w:rPr>
-        <w:br w:type="page"/>
-      </w:r>
-    </w:p>
-    <w:p>
+      </w:pPr>
       <w:r>
         <w:rPr>
           <w:rFonts w:ascii="Times New Roman" w:hAnsi="Times New Roman"/>
@@ -9518,7 +5475,50 @@
         </w:rPr>
         <w:drawing>
           <wp:inline xmlns:a="http://schemas.openxmlformats.org/drawingml/2006/main" xmlns:pic="http://schemas.openxmlformats.org/drawingml/2006/picture">
-            <wp:extent cx="5400000" cy="3937500"/>
+            <wp:extent cx="5400000" cy="4806832"/>
+            <wp:docPr id="102" name="Picture 102"/>
+            <wp:cNvGraphicFramePr>
+              <a:graphicFrameLocks noChangeAspect="1"/>
+            </wp:cNvGraphicFramePr>
+            <a:graphic>
+              <a:graphicData uri="http://schemas.openxmlformats.org/drawingml/2006/picture">
+                <pic:pic>
+                  <pic:nvPicPr>
+                    <pic:cNvPr id="0" name="image.png"/>
+                    <pic:cNvPicPr/>
+                  </pic:nvPicPr>
+                  <pic:blipFill>
+                    <a:blip r:embed="rId13"/>
+                    <a:stretch>
+                      <a:fillRect/>
+                    </a:stretch>
+                  </pic:blipFill>
+                  <pic:spPr>
+                    <a:xfrm>
+                      <a:off x="0" y="0"/>
+                      <a:ext cx="5400000" cy="4806832"/>
+                    </a:xfrm>
+                    <a:prstGeom prst="rect"/>
+                  </pic:spPr>
+                </pic:pic>
+              </a:graphicData>
+            </a:graphic>
+          </wp:inline>
+        </w:drawing>
+      </w:r>
+    </w:p>
+    <w:p>
+      <w:pPr>
+        <w:jc w:val="center"/>
+      </w:pPr>
+      <w:r>
+        <w:rPr>
+          <w:rFonts w:ascii="Times New Roman" w:hAnsi="Times New Roman"/>
+          <w:sz w:val="24"/>
+        </w:rPr>
+        <w:drawing>
+          <wp:inline xmlns:a="http://schemas.openxmlformats.org/drawingml/2006/main" xmlns:pic="http://schemas.openxmlformats.org/drawingml/2006/picture">
+            <wp:extent cx="5400000" cy="4026196"/>
             <wp:docPr id="101" name="Picture 101"/>
             <wp:cNvGraphicFramePr>
               <a:graphicFrameLocks noChangeAspect="1"/>
@@ -9527,7 +5527,197 @@
               <a:graphicData uri="http://schemas.openxmlformats.org/drawingml/2006/picture">
                 <pic:pic>
                   <pic:nvPicPr>
-                    <pic:cNvPr id="0" name="app-01-formularz-pacjenta.png"/>
+                    <pic:cNvPr id="0" name="image.png"/>
+                    <pic:cNvPicPr/>
+                  </pic:nvPicPr>
+                  <pic:blipFill>
+                    <a:blip r:embed="rId14"/>
+                    <a:stretch>
+                      <a:fillRect/>
+                    </a:stretch>
+                  </pic:blipFill>
+                  <pic:spPr>
+                    <a:xfrm>
+                      <a:off x="0" y="0"/>
+                      <a:ext cx="5400000" cy="4026196"/>
+                    </a:xfrm>
+                    <a:prstGeom prst="rect"/>
+                  </pic:spPr>
+                </pic:pic>
+              </a:graphicData>
+            </a:graphic>
+          </wp:inline>
+        </w:drawing>
+      </w:r>
+    </w:p>
+    <w:p>
+      <w:pPr>
+        <w:pStyle w:val="Heading2"/>
+      </w:pPr>
+      <w:r>
+        <w:rPr>
+          <w:rFonts w:ascii="Times New Roman" w:hAnsi="Times New Roman"/>
+          <w:b/>
+          <w:sz w:val="26"/>
+        </w:rPr>
+        <w:t>4.3. Frontend React/Vite</w:t>
+      </w:r>
+    </w:p>
+    <w:p>
+      <w:pPr>
+        <w:spacing w:line="360" w:lineRule="auto"/>
+        <w:jc w:val="both"/>
+      </w:pPr>
+      <w:r>
+        <w:rPr>
+          <w:rFonts w:ascii="Times New Roman" w:hAnsi="Times New Roman"/>
+          <w:sz w:val="24"/>
+        </w:rPr>
+        <w:t>Frontend został zaimplementowany w React z TypeScriptem i uruchamiany przez Vite. Interfejs obejmuje tryb pojedynczego pacjenta, tryb agenta oraz analizę wsadową. Formularz pacjenta odzwierciedla kontrakt 20 cech, a wyniki są prezentowane z użyciem wykresów Plotly. Aplikacja komunikuje się z backendem przez proxy Vite lub lokalne domeny Portless: magisterka.localhost dla frontendu oraz api.magisterka.localhost dla backendu.</w:t>
+      </w:r>
+    </w:p>
+    <w:p>
+      <w:pPr>
+        <w:spacing w:line="360" w:lineRule="auto"/>
+        <w:jc w:val="both"/>
+      </w:pPr>
+      <w:r>
+        <w:rPr>
+          <w:rFonts w:ascii="Times New Roman" w:hAnsi="Times New Roman"/>
+          <w:sz w:val="24"/>
+        </w:rPr>
+        <w:t>Warstwa frontendowa została zweryfikowana produkcyjnym buildem. W trakcie prac poprawiono deklarację modułu plotly.js-dist-min, typowanie wrappera react-plotly.js oraz niespójności w eksporcie wyników i formularzu. Dzięki temu aplikacja przechodzi kompilację TypeScript i może zostać uruchomiona jako demonstrator.</w:t>
+      </w:r>
+    </w:p>
+    <w:p>
+      <w:pPr>
+        <w:spacing w:line="360" w:lineRule="auto"/>
+        <w:jc w:val="both"/>
+      </w:pPr>
+      <w:r>
+        <w:rPr>
+          <w:rFonts w:ascii="Times New Roman" w:hAnsi="Times New Roman"/>
+          <w:b w:val="0"/>
+          <w:sz w:val="24"/>
+        </w:rPr>
+        <w:t>Rysunek 4.7 dokumentuje implementację formularza pacjenta w React. Widoczny fragment pokazuje mapowanie pól klinicznych na kontrolki formularza oraz obsługę przełączników binarnych.</w:t>
+      </w:r>
+    </w:p>
+    <w:p>
+      <w:pPr>
+        <w:jc w:val="center"/>
+      </w:pPr>
+      <w:r>
+        <w:rPr>
+          <w:rFonts w:ascii="Times New Roman" w:hAnsi="Times New Roman"/>
+          <w:b/>
+          <w:sz w:val="20"/>
+        </w:rPr>
+        <w:t>Rysunek 4.7. Fragment kodu formularza pacjenta w React</w:t>
+      </w:r>
+    </w:p>
+    <w:p>
+      <w:pPr>
+        <w:spacing w:line="360" w:lineRule="auto"/>
+        <w:jc w:val="both"/>
+      </w:pPr>
+      <w:r>
+        <w:rPr>
+          <w:rFonts w:ascii="Times New Roman" w:hAnsi="Times New Roman"/>
+          <w:b w:val="0"/>
+          <w:sz w:val="24"/>
+        </w:rPr>
+        <w:t>Rysunek 4.6 pokazuje sposób prezentacji wyjaśnienia SHAP. Wykres oddziela czynniki podnoszące i obniżające ryzyko, co ułatwia interpretację pojedynczej predykcji.</w:t>
+      </w:r>
+    </w:p>
+    <w:p>
+      <w:pPr>
+        <w:jc w:val="center"/>
+      </w:pPr>
+      <w:r>
+        <w:rPr>
+          <w:rFonts w:ascii="Times New Roman" w:hAnsi="Times New Roman"/>
+          <w:b/>
+          <w:sz w:val="20"/>
+        </w:rPr>
+        <w:t>Rysunek 4.6. Widok wyjaśnienia SHAP dla przykładowego pacjenta</w:t>
+      </w:r>
+    </w:p>
+    <w:p>
+      <w:pPr>
+        <w:spacing w:line="360" w:lineRule="auto"/>
+        <w:jc w:val="both"/>
+      </w:pPr>
+      <w:r>
+        <w:rPr>
+          <w:rFonts w:ascii="Times New Roman" w:hAnsi="Times New Roman"/>
+          <w:b w:val="0"/>
+          <w:sz w:val="24"/>
+        </w:rPr>
+        <w:t>Rysunek 4.5 przedstawia widok wyniku, w którym użytkownik widzi predykcje kilku modeli, uśredniony wynik ensemble oraz listę najważniejszych czynników zwiększających lub zmniejszających ryzyko.</w:t>
+      </w:r>
+    </w:p>
+    <w:p>
+      <w:pPr>
+        <w:jc w:val="center"/>
+      </w:pPr>
+      <w:r>
+        <w:rPr>
+          <w:rFonts w:ascii="Times New Roman" w:hAnsi="Times New Roman"/>
+          <w:b/>
+          <w:sz w:val="20"/>
+        </w:rPr>
+        <w:t>Rysunek 4.5. Widok predykcji modeli i kluczowych czynników ryzyka</w:t>
+      </w:r>
+    </w:p>
+    <w:p>
+      <w:pPr>
+        <w:spacing w:line="360" w:lineRule="auto"/>
+        <w:jc w:val="both"/>
+      </w:pPr>
+      <w:r>
+        <w:rPr>
+          <w:rFonts w:ascii="Times New Roman" w:hAnsi="Times New Roman"/>
+          <w:b w:val="0"/>
+          <w:sz w:val="24"/>
+        </w:rPr>
+        <w:t>Rysunek 4.4 ilustruje formularz wprowadzania danych pacjenta. Pola zostały pogrupowane zgodnie z logiką kliniczną: dane demograficzne, manifestacje narządowe, przebieg choroby, leczenie oraz diagnostyka.</w:t>
+      </w:r>
+    </w:p>
+    <w:p>
+      <w:pPr>
+        <w:jc w:val="center"/>
+      </w:pPr>
+      <w:r>
+        <w:rPr>
+          <w:rFonts w:ascii="Times New Roman" w:hAnsi="Times New Roman"/>
+          <w:b/>
+          <w:sz w:val="20"/>
+        </w:rPr>
+        <w:t>Rysunek 4.4. Formularz danych pacjenta w aplikacji React/Vite</w:t>
+      </w:r>
+    </w:p>
+    <w:p>
+      <w:pPr>
+        <w:jc w:val="center"/>
+      </w:pPr>
+      <w:r>
+        <w:rPr>
+          <w:rFonts w:ascii="Times New Roman" w:hAnsi="Times New Roman"/>
+          <w:sz w:val="24"/>
+        </w:rPr>
+        <w:drawing>
+          <wp:inline xmlns:a="http://schemas.openxmlformats.org/drawingml/2006/main" xmlns:pic="http://schemas.openxmlformats.org/drawingml/2006/picture">
+            <wp:extent cx="5400000" cy="3937500"/>
+            <wp:docPr id="106" name="Picture 106"/>
+            <wp:cNvGraphicFramePr>
+              <a:graphicFrameLocks noChangeAspect="1"/>
+            </wp:cNvGraphicFramePr>
+            <a:graphic>
+              <a:graphicData uri="http://schemas.openxmlformats.org/drawingml/2006/picture">
+                <pic:pic>
+                  <pic:nvPicPr>
+                    <pic:cNvPr id="0" name="image.png"/>
                     <pic:cNvPicPr/>
                   </pic:nvPicPr>
                   <pic:blipFill>
@@ -9557,31 +5747,12 @@
       <w:r>
         <w:rPr>
           <w:rFonts w:ascii="Times New Roman" w:hAnsi="Times New Roman"/>
-          <w:b/>
-          <w:sz w:val="20"/>
-        </w:rPr>
-        <w:t>Rysunek 12.1. Formularz danych pacjenta w aplikacji React/Vite</w:t>
-      </w:r>
-    </w:p>
-    <w:p>
-      <w:r>
-        <w:rPr>
-          <w:rFonts w:ascii="Times New Roman" w:hAnsi="Times New Roman"/>
-          <w:sz w:val="24"/>
-        </w:rPr>
-        <w:br w:type="page"/>
-      </w:r>
-    </w:p>
-    <w:p>
-      <w:r>
-        <w:rPr>
-          <w:rFonts w:ascii="Times New Roman" w:hAnsi="Times New Roman"/>
           <w:sz w:val="24"/>
         </w:rPr>
         <w:drawing>
           <wp:inline xmlns:a="http://schemas.openxmlformats.org/drawingml/2006/main" xmlns:pic="http://schemas.openxmlformats.org/drawingml/2006/picture">
             <wp:extent cx="5400000" cy="3937500"/>
-            <wp:docPr id="102" name="Picture 102"/>
+            <wp:docPr id="105" name="Picture 105"/>
             <wp:cNvGraphicFramePr>
               <a:graphicFrameLocks noChangeAspect="1"/>
             </wp:cNvGraphicFramePr>
@@ -9589,7 +5760,7 @@
               <a:graphicData uri="http://schemas.openxmlformats.org/drawingml/2006/picture">
                 <pic:pic>
                   <pic:nvPicPr>
-                    <pic:cNvPr id="0" name="app-02-wyniki-modeli.png"/>
+                    <pic:cNvPr id="0" name="image.png"/>
                     <pic:cNvPicPr/>
                   </pic:nvPicPr>
                   <pic:blipFill>
@@ -9619,31 +5790,12 @@
       <w:r>
         <w:rPr>
           <w:rFonts w:ascii="Times New Roman" w:hAnsi="Times New Roman"/>
-          <w:b/>
-          <w:sz w:val="20"/>
-        </w:rPr>
-        <w:t>Rysunek 12.2. Widok predykcji modeli i kluczowych czynników ryzyka</w:t>
-      </w:r>
-    </w:p>
-    <w:p>
-      <w:r>
-        <w:rPr>
-          <w:rFonts w:ascii="Times New Roman" w:hAnsi="Times New Roman"/>
-          <w:sz w:val="24"/>
-        </w:rPr>
-        <w:br w:type="page"/>
-      </w:r>
-    </w:p>
-    <w:p>
-      <w:r>
-        <w:rPr>
-          <w:rFonts w:ascii="Times New Roman" w:hAnsi="Times New Roman"/>
           <w:sz w:val="24"/>
         </w:rPr>
         <w:drawing>
           <wp:inline xmlns:a="http://schemas.openxmlformats.org/drawingml/2006/main" xmlns:pic="http://schemas.openxmlformats.org/drawingml/2006/picture">
             <wp:extent cx="5400000" cy="3937500"/>
-            <wp:docPr id="103" name="Picture 103"/>
+            <wp:docPr id="104" name="Picture 104"/>
             <wp:cNvGraphicFramePr>
               <a:graphicFrameLocks noChangeAspect="1"/>
             </wp:cNvGraphicFramePr>
@@ -9651,7 +5803,7 @@
               <a:graphicData uri="http://schemas.openxmlformats.org/drawingml/2006/picture">
                 <pic:pic>
                   <pic:nvPicPr>
-                    <pic:cNvPr id="0" name="app-02-wyniki-modeli.png"/>
+                    <pic:cNvPr id="0" name="image.png"/>
                     <pic:cNvPicPr/>
                   </pic:nvPicPr>
                   <pic:blipFill>
@@ -9681,31 +5833,12 @@
       <w:r>
         <w:rPr>
           <w:rFonts w:ascii="Times New Roman" w:hAnsi="Times New Roman"/>
-          <w:b/>
-          <w:sz w:val="20"/>
-        </w:rPr>
-        <w:t>Rysunek 12.3. Widok wyjaśnienia SHAP dla przykładowego pacjenta</w:t>
-      </w:r>
-    </w:p>
-    <w:p>
-      <w:r>
-        <w:rPr>
-          <w:rFonts w:ascii="Times New Roman" w:hAnsi="Times New Roman"/>
-          <w:sz w:val="24"/>
-        </w:rPr>
-        <w:br w:type="page"/>
-      </w:r>
-    </w:p>
-    <w:p>
-      <w:r>
-        <w:rPr>
-          <w:rFonts w:ascii="Times New Roman" w:hAnsi="Times New Roman"/>
           <w:sz w:val="24"/>
         </w:rPr>
         <w:drawing>
           <wp:inline xmlns:a="http://schemas.openxmlformats.org/drawingml/2006/main" xmlns:pic="http://schemas.openxmlformats.org/drawingml/2006/picture">
-            <wp:extent cx="5400000" cy="3937500"/>
-            <wp:docPr id="104" name="Picture 104"/>
+            <wp:extent cx="5400000" cy="4995871"/>
+            <wp:docPr id="103" name="Picture 103"/>
             <wp:cNvGraphicFramePr>
               <a:graphicFrameLocks noChangeAspect="1"/>
             </wp:cNvGraphicFramePr>
@@ -9713,7 +5846,103 @@
               <a:graphicData uri="http://schemas.openxmlformats.org/drawingml/2006/picture">
                 <pic:pic>
                   <pic:nvPicPr>
-                    <pic:cNvPr id="0" name="app-04-agent-ai.png"/>
+                    <pic:cNvPr id="0" name="image.png"/>
+                    <pic:cNvPicPr/>
+                  </pic:nvPicPr>
+                  <pic:blipFill>
+                    <a:blip r:embed="rId15"/>
+                    <a:stretch>
+                      <a:fillRect/>
+                    </a:stretch>
+                  </pic:blipFill>
+                  <pic:spPr>
+                    <a:xfrm>
+                      <a:off x="0" y="0"/>
+                      <a:ext cx="5400000" cy="4995871"/>
+                    </a:xfrm>
+                    <a:prstGeom prst="rect"/>
+                  </pic:spPr>
+                </pic:pic>
+              </a:graphicData>
+            </a:graphic>
+          </wp:inline>
+        </w:drawing>
+      </w:r>
+    </w:p>
+    <w:p>
+      <w:pPr>
+        <w:pStyle w:val="Heading2"/>
+      </w:pPr>
+      <w:r>
+        <w:rPr>
+          <w:rFonts w:ascii="Times New Roman" w:hAnsi="Times New Roman"/>
+          <w:b/>
+          <w:sz w:val="26"/>
+        </w:rPr>
+        <w:t>4.4. Agent konwersacyjny i guardrails</w:t>
+      </w:r>
+    </w:p>
+    <w:p>
+      <w:pPr>
+        <w:spacing w:line="360" w:lineRule="auto"/>
+        <w:jc w:val="both"/>
+      </w:pPr>
+      <w:r>
+        <w:rPr>
+          <w:rFonts w:ascii="Times New Roman" w:hAnsi="Times New Roman"/>
+          <w:sz w:val="24"/>
+        </w:rPr>
+        <w:t>Agent konwersacyjny pełni funkcję pomocniczą: ułatwia użytkownikowi zrozumienie wyniku i zbieranie danych, ale nie diagnozuje choroby ani nie wydaje zaleceń terapeutycznych. Mechanizmy guardrails obejmują blokowanie diagnoz, filtrowanie próśb o leki, ograniczanie zbyt pewnych sformułowań oraz dodawanie komunikatów o konieczności konsultacji z lekarzem. Taki projekt zmniejsza ryzyko, że wynik modelu zostanie potraktowany jako samodzielna decyzja medyczna.</w:t>
+      </w:r>
+    </w:p>
+    <w:p>
+      <w:pPr>
+        <w:spacing w:line="360" w:lineRule="auto"/>
+        <w:jc w:val="both"/>
+      </w:pPr>
+      <w:r>
+        <w:rPr>
+          <w:rFonts w:ascii="Times New Roman" w:hAnsi="Times New Roman"/>
+          <w:b w:val="0"/>
+          <w:sz w:val="24"/>
+        </w:rPr>
+        <w:t>Rysunek 4.8 przedstawia tryb agenta konwersacyjnego, który prowadzi użytkownika przez zbieranie danych i pomaga interpretować wynik bez formułowania diagnozy medycznej.</w:t>
+      </w:r>
+    </w:p>
+    <w:p>
+      <w:pPr>
+        <w:jc w:val="center"/>
+      </w:pPr>
+      <w:r>
+        <w:rPr>
+          <w:rFonts w:ascii="Times New Roman" w:hAnsi="Times New Roman"/>
+          <w:b/>
+          <w:sz w:val="20"/>
+        </w:rPr>
+        <w:t>Rysunek 4.8. Tryb agenta konwersacyjnego AI</w:t>
+      </w:r>
+    </w:p>
+    <w:p>
+      <w:pPr>
+        <w:jc w:val="center"/>
+      </w:pPr>
+      <w:r>
+        <w:rPr>
+          <w:rFonts w:ascii="Times New Roman" w:hAnsi="Times New Roman"/>
+          <w:sz w:val="24"/>
+        </w:rPr>
+        <w:drawing>
+          <wp:inline xmlns:a="http://schemas.openxmlformats.org/drawingml/2006/main" xmlns:pic="http://schemas.openxmlformats.org/drawingml/2006/picture">
+            <wp:extent cx="5400000" cy="3937500"/>
+            <wp:docPr id="107" name="Picture 107"/>
+            <wp:cNvGraphicFramePr>
+              <a:graphicFrameLocks noChangeAspect="1"/>
+            </wp:cNvGraphicFramePr>
+            <a:graphic>
+              <a:graphicData uri="http://schemas.openxmlformats.org/drawingml/2006/picture">
+                <pic:pic>
+                  <pic:nvPicPr>
+                    <pic:cNvPr id="0" name="image.png"/>
                     <pic:cNvPicPr/>
                   </pic:nvPicPr>
                   <pic:blipFill>
@@ -9738,6 +5967,98 @@
     </w:p>
     <w:p>
       <w:pPr>
+        <w:pStyle w:val="Heading2"/>
+      </w:pPr>
+      <w:r>
+        <w:rPr>
+          <w:rFonts w:ascii="Times New Roman" w:hAnsi="Times New Roman"/>
+          <w:b/>
+          <w:sz w:val="26"/>
+        </w:rPr>
+        <w:t>4.5. Integracja lokalna i tryb demonstracyjny</w:t>
+      </w:r>
+    </w:p>
+    <w:p>
+      <w:pPr>
+        <w:spacing w:line="360" w:lineRule="auto"/>
+        <w:jc w:val="both"/>
+      </w:pPr>
+      <w:r>
+        <w:rPr>
+          <w:rFonts w:ascii="Times New Roman" w:hAnsi="Times New Roman"/>
+          <w:sz w:val="24"/>
+        </w:rPr>
+        <w:t>Projekt wspiera lokalne uruchomienie z użyciem Portless, co umożliwia testowanie frontendu i backendu przez lokalne domeny HTTPS. Tryb demonstracyjny pozwala korzystać z aplikacji nawet wtedy, gdy finalny model produkcyjny nie jest dostępny lub nie pasuje do aktualnego kontraktu cech. Jest to ważne w fazie rozwoju, ponieważ umożliwia niezależną weryfikację UI, walidacji danych i przepływu komunikacji.</w:t>
+      </w:r>
+    </w:p>
+    <w:p>
+      <w:pPr>
+        <w:spacing w:line="360" w:lineRule="auto"/>
+        <w:jc w:val="both"/>
+      </w:pPr>
+      <w:r>
+        <w:rPr>
+          <w:rFonts w:ascii="Times New Roman" w:hAnsi="Times New Roman"/>
+          <w:sz w:val="24"/>
+        </w:rPr>
+        <w:br w:type="page"/>
+      </w:r>
+    </w:p>
+    <w:p>
+      <w:pPr>
+        <w:spacing w:line="360" w:lineRule="auto"/>
+        <w:jc w:val="both"/>
+      </w:pPr>
+      <w:r>
+        <w:rPr>
+          <w:rFonts w:ascii="Times New Roman" w:hAnsi="Times New Roman"/>
+          <w:sz w:val="24"/>
+        </w:rPr>
+        <w:t>Z perspektywy przyszłego utrzymania najważniejsze jest utrzymanie jednej prawdy o kontrakcie danych. W projekcie rolę tę pełnią feature_names.json, schemat Pydantic i typy TypeScript. Każda zmiana liczby lub nazwy cech powinna aktualizować wszystkie trzy miejsca oraz testy API. W przeciwnym razie system może działać pozornie poprawnie, ale przekazywać modelowi cechy w złej kolejności.</w:t>
+      </w:r>
+    </w:p>
+    <w:p>
+      <w:pPr>
+        <w:spacing w:line="360" w:lineRule="auto"/>
+        <w:jc w:val="both"/>
+      </w:pPr>
+      <w:r>
+        <w:rPr>
+          <w:rFonts w:ascii="Times New Roman" w:hAnsi="Times New Roman"/>
+          <w:sz w:val="24"/>
+        </w:rPr>
+        <w:t>W pracy zastosowano również zasadę łagodnego degradowania działania systemu. Jeśli model nie zostanie załadowany albo jest niezgodny z kontraktem cech, aplikacja nie przerywa działania całego backendu, lecz przechodzi w tryb demonstracyjny. W środowisku dydaktycznym i prototypowym jest to rozwiązanie praktyczne: pozwala testować UI, integrację i przepływ użytkownika nawet wtedy, gdy finalny artefakt modelu wymaga ponownego treningu.</w:t>
+      </w:r>
+    </w:p>
+    <w:p>
+      <w:pPr>
+        <w:spacing w:line="360" w:lineRule="auto"/>
+        <w:jc w:val="both"/>
+      </w:pPr>
+      <w:r>
+        <w:rPr>
+          <w:rFonts w:ascii="Times New Roman" w:hAnsi="Times New Roman"/>
+          <w:sz w:val="24"/>
+        </w:rPr>
+        <w:t>Architektura systemu została przygotowana tak, aby poszczególne warstwy można było testować niezależnie. Schematy Pydantic walidują dane wejściowe zanim trafią do modelu, frontend posiada własny schemat formularza, a endpointy API można sprawdzać bez uruchamiania przeglądarki. Takie rozdzielenie zmniejsza koszt utrzymania, ponieważ błąd w formularzu, API albo modelu można lokalizować osobno.</w:t>
+      </w:r>
+    </w:p>
+    <w:p>
+      <w:pPr>
+        <w:spacing w:line="360" w:lineRule="auto"/>
+        <w:jc w:val="both"/>
+      </w:pPr>
+      <w:r>
+        <w:rPr>
+          <w:rFonts w:ascii="Times New Roman" w:hAnsi="Times New Roman"/>
+          <w:b w:val="0"/>
+          <w:sz w:val="24"/>
+        </w:rPr>
+        <w:t>Rysunek 4.10 przedstawia konfigurację proxy Vite, dzięki której frontend może komunikować się z backendem FastAPI bez ręcznego adresowania każdego endpointu.</w:t>
+      </w:r>
+    </w:p>
+    <w:p>
+      <w:pPr>
         <w:jc w:val="center"/>
       </w:pPr>
       <w:r>
@@ -9746,19 +6067,40 @@
           <w:b/>
           <w:sz w:val="20"/>
         </w:rPr>
-        <w:t>Rysunek 12.4. Tryb agenta konwersacyjnego AI</w:t>
-      </w:r>
-    </w:p>
-    <w:p>
-      <w:r>
-        <w:rPr>
-          <w:rFonts w:ascii="Times New Roman" w:hAnsi="Times New Roman"/>
-          <w:sz w:val="24"/>
-        </w:rPr>
-        <w:br w:type="page"/>
-      </w:r>
-    </w:p>
-    <w:p>
+        <w:t>Rysunek 4.10. Fragment kodu konfiguracji proxy Vite do backendu API</w:t>
+      </w:r>
+    </w:p>
+    <w:p>
+      <w:pPr>
+        <w:spacing w:line="360" w:lineRule="auto"/>
+        <w:jc w:val="both"/>
+      </w:pPr>
+      <w:r>
+        <w:rPr>
+          <w:rFonts w:ascii="Times New Roman" w:hAnsi="Times New Roman"/>
+          <w:b w:val="0"/>
+          <w:sz w:val="24"/>
+        </w:rPr>
+        <w:t>Rysunek 4.9 pokazuje tryb analizy masowej, przeznaczony do pracy z plikami CSV lub JSON zawierającymi dane wielu pacjentów.</w:t>
+      </w:r>
+    </w:p>
+    <w:p>
+      <w:pPr>
+        <w:jc w:val="center"/>
+      </w:pPr>
+      <w:r>
+        <w:rPr>
+          <w:rFonts w:ascii="Times New Roman" w:hAnsi="Times New Roman"/>
+          <w:b/>
+          <w:sz w:val="20"/>
+        </w:rPr>
+        <w:t>Rysunek 4.9. Tryb analizy masowej pacjentów</w:t>
+      </w:r>
+    </w:p>
+    <w:p>
+      <w:pPr>
+        <w:jc w:val="center"/>
+      </w:pPr>
       <w:r>
         <w:rPr>
           <w:rFonts w:ascii="Times New Roman" w:hAnsi="Times New Roman"/>
@@ -9767,7 +6109,7 @@
         <w:drawing>
           <wp:inline xmlns:a="http://schemas.openxmlformats.org/drawingml/2006/main" xmlns:pic="http://schemas.openxmlformats.org/drawingml/2006/picture">
             <wp:extent cx="5400000" cy="3937500"/>
-            <wp:docPr id="105" name="Picture 105"/>
+            <wp:docPr id="109" name="Picture 109"/>
             <wp:cNvGraphicFramePr>
               <a:graphicFrameLocks noChangeAspect="1"/>
             </wp:cNvGraphicFramePr>
@@ -9775,7 +6117,7 @@
               <a:graphicData uri="http://schemas.openxmlformats.org/drawingml/2006/picture">
                 <pic:pic>
                   <pic:nvPicPr>
-                    <pic:cNvPr id="0" name="app-05-analiza-masowa.png"/>
+                    <pic:cNvPr id="0" name="image.png"/>
                     <pic:cNvPicPr/>
                   </pic:nvPicPr>
                   <pic:blipFill>
@@ -9805,154 +6147,11 @@
       <w:r>
         <w:rPr>
           <w:rFonts w:ascii="Times New Roman" w:hAnsi="Times New Roman"/>
-          <w:b/>
-          <w:sz w:val="20"/>
-        </w:rPr>
-        <w:t>Rysunek 12.5. Tryb analizy masowej pacjentów</w:t>
-      </w:r>
-    </w:p>
-    <w:p>
-      <w:r>
-        <w:rPr>
-          <w:rFonts w:ascii="Times New Roman" w:hAnsi="Times New Roman"/>
-          <w:sz w:val="24"/>
-        </w:rPr>
-        <w:br w:type="page"/>
-      </w:r>
-    </w:p>
-    <w:p>
-      <w:r>
-        <w:rPr>
-          <w:rFonts w:ascii="Times New Roman" w:hAnsi="Times New Roman"/>
           <w:sz w:val="24"/>
         </w:rPr>
         <w:drawing>
           <wp:inline xmlns:a="http://schemas.openxmlformats.org/drawingml/2006/main" xmlns:pic="http://schemas.openxmlformats.org/drawingml/2006/picture">
-            <wp:extent cx="5400000" cy="4806832"/>
-            <wp:docPr id="106" name="Picture 106"/>
-            <wp:cNvGraphicFramePr>
-              <a:graphicFrameLocks noChangeAspect="1"/>
-            </wp:cNvGraphicFramePr>
-            <a:graphic>
-              <a:graphicData uri="http://schemas.openxmlformats.org/drawingml/2006/picture">
-                <pic:pic>
-                  <pic:nvPicPr>
-                    <pic:cNvPr id="0" name="code-01-api-patient-input.png"/>
-                    <pic:cNvPicPr/>
-                  </pic:nvPicPr>
-                  <pic:blipFill>
-                    <a:blip r:embed="rId13"/>
-                    <a:stretch>
-                      <a:fillRect/>
-                    </a:stretch>
-                  </pic:blipFill>
-                  <pic:spPr>
-                    <a:xfrm>
-                      <a:off x="0" y="0"/>
-                      <a:ext cx="5400000" cy="4806832"/>
-                    </a:xfrm>
-                    <a:prstGeom prst="rect"/>
-                  </pic:spPr>
-                </pic:pic>
-              </a:graphicData>
-            </a:graphic>
-          </wp:inline>
-        </w:drawing>
-      </w:r>
-    </w:p>
-    <w:p>
-      <w:pPr>
-        <w:jc w:val="center"/>
-      </w:pPr>
-      <w:r>
-        <w:rPr>
-          <w:rFonts w:ascii="Times New Roman" w:hAnsi="Times New Roman"/>
-          <w:b/>
-          <w:sz w:val="20"/>
-        </w:rPr>
-        <w:t>Rysunek 12.6. Fragment kodu schematu PatientInput w backendzie FastAPI</w:t>
-      </w:r>
-    </w:p>
-    <w:p>
-      <w:r>
-        <w:rPr>
-          <w:rFonts w:ascii="Times New Roman" w:hAnsi="Times New Roman"/>
-          <w:sz w:val="24"/>
-        </w:rPr>
-        <w:br w:type="page"/>
-      </w:r>
-    </w:p>
-    <w:p>
-      <w:r>
-        <w:rPr>
-          <w:rFonts w:ascii="Times New Roman" w:hAnsi="Times New Roman"/>
-          <w:sz w:val="24"/>
-        </w:rPr>
-        <w:drawing>
-          <wp:inline xmlns:a="http://schemas.openxmlformats.org/drawingml/2006/main" xmlns:pic="http://schemas.openxmlformats.org/drawingml/2006/picture">
-            <wp:extent cx="5400000" cy="4026196"/>
-            <wp:docPr id="107" name="Picture 107"/>
-            <wp:cNvGraphicFramePr>
-              <a:graphicFrameLocks noChangeAspect="1"/>
-            </wp:cNvGraphicFramePr>
-            <a:graphic>
-              <a:graphicData uri="http://schemas.openxmlformats.org/drawingml/2006/picture">
-                <pic:pic>
-                  <pic:nvPicPr>
-                    <pic:cNvPr id="0" name="code-02-backend-model-guard.png"/>
-                    <pic:cNvPicPr/>
-                  </pic:nvPicPr>
-                  <pic:blipFill>
-                    <a:blip r:embed="rId14"/>
-                    <a:stretch>
-                      <a:fillRect/>
-                    </a:stretch>
-                  </pic:blipFill>
-                  <pic:spPr>
-                    <a:xfrm>
-                      <a:off x="0" y="0"/>
-                      <a:ext cx="5400000" cy="4026196"/>
-                    </a:xfrm>
-                    <a:prstGeom prst="rect"/>
-                  </pic:spPr>
-                </pic:pic>
-              </a:graphicData>
-            </a:graphic>
-          </wp:inline>
-        </w:drawing>
-      </w:r>
-    </w:p>
-    <w:p>
-      <w:pPr>
-        <w:jc w:val="center"/>
-      </w:pPr>
-      <w:r>
-        <w:rPr>
-          <w:rFonts w:ascii="Times New Roman" w:hAnsi="Times New Roman"/>
-          <w:b/>
-          <w:sz w:val="20"/>
-        </w:rPr>
-        <w:t>Rysunek 12.7. Fragment kodu walidacji zgodności modelu z listą cech</w:t>
-      </w:r>
-    </w:p>
-    <w:p>
-      <w:r>
-        <w:rPr>
-          <w:rFonts w:ascii="Times New Roman" w:hAnsi="Times New Roman"/>
-          <w:sz w:val="24"/>
-        </w:rPr>
-        <w:br w:type="page"/>
-      </w:r>
-    </w:p>
-    <w:p>
-      <w:r>
-        <w:rPr>
-          <w:rFonts w:ascii="Times New Roman" w:hAnsi="Times New Roman"/>
-          <w:sz w:val="24"/>
-        </w:rPr>
-        <w:drawing>
-          <wp:inline xmlns:a="http://schemas.openxmlformats.org/drawingml/2006/main" xmlns:pic="http://schemas.openxmlformats.org/drawingml/2006/picture">
-            <wp:extent cx="5400000" cy="4995871"/>
+            <wp:extent cx="5400000" cy="3334304"/>
             <wp:docPr id="108" name="Picture 108"/>
             <wp:cNvGraphicFramePr>
               <a:graphicFrameLocks noChangeAspect="1"/>
@@ -9961,69 +6160,7 @@
               <a:graphicData uri="http://schemas.openxmlformats.org/drawingml/2006/picture">
                 <pic:pic>
                   <pic:nvPicPr>
-                    <pic:cNvPr id="0" name="code-03-react-patient-form.png"/>
-                    <pic:cNvPicPr/>
-                  </pic:nvPicPr>
-                  <pic:blipFill>
-                    <a:blip r:embed="rId15"/>
-                    <a:stretch>
-                      <a:fillRect/>
-                    </a:stretch>
-                  </pic:blipFill>
-                  <pic:spPr>
-                    <a:xfrm>
-                      <a:off x="0" y="0"/>
-                      <a:ext cx="5400000" cy="4995871"/>
-                    </a:xfrm>
-                    <a:prstGeom prst="rect"/>
-                  </pic:spPr>
-                </pic:pic>
-              </a:graphicData>
-            </a:graphic>
-          </wp:inline>
-        </w:drawing>
-      </w:r>
-    </w:p>
-    <w:p>
-      <w:pPr>
-        <w:jc w:val="center"/>
-      </w:pPr>
-      <w:r>
-        <w:rPr>
-          <w:rFonts w:ascii="Times New Roman" w:hAnsi="Times New Roman"/>
-          <w:b/>
-          <w:sz w:val="20"/>
-        </w:rPr>
-        <w:t>Rysunek 12.8. Fragment kodu formularza pacjenta w React</w:t>
-      </w:r>
-    </w:p>
-    <w:p>
-      <w:r>
-        <w:rPr>
-          <w:rFonts w:ascii="Times New Roman" w:hAnsi="Times New Roman"/>
-          <w:sz w:val="24"/>
-        </w:rPr>
-        <w:br w:type="page"/>
-      </w:r>
-    </w:p>
-    <w:p>
-      <w:r>
-        <w:rPr>
-          <w:rFonts w:ascii="Times New Roman" w:hAnsi="Times New Roman"/>
-          <w:sz w:val="24"/>
-        </w:rPr>
-        <w:drawing>
-          <wp:inline xmlns:a="http://schemas.openxmlformats.org/drawingml/2006/main" xmlns:pic="http://schemas.openxmlformats.org/drawingml/2006/picture">
-            <wp:extent cx="5400000" cy="3334304"/>
-            <wp:docPr id="109" name="Picture 109"/>
-            <wp:cNvGraphicFramePr>
-              <a:graphicFrameLocks noChangeAspect="1"/>
-            </wp:cNvGraphicFramePr>
-            <a:graphic>
-              <a:graphicData uri="http://schemas.openxmlformats.org/drawingml/2006/picture">
-                <pic:pic>
-                  <pic:nvPicPr>
-                    <pic:cNvPr id="0" name="code-04-vite-api-proxy.png"/>
+                    <pic:cNvPr id="0" name="image.png"/>
                     <pic:cNvPicPr/>
                   </pic:nvPicPr>
                   <pic:blipFill>
@@ -10048,15 +6185,3923 @@
     </w:p>
     <w:p>
       <w:pPr>
+        <w:pStyle w:val="Heading2"/>
+      </w:pPr>
+      <w:r>
+        <w:rPr>
+          <w:rFonts w:ascii="Times New Roman" w:hAnsi="Times New Roman"/>
+          <w:b/>
+          <w:sz w:val="26"/>
+        </w:rPr>
+        <w:t>4.6. Testowalność i utrzymanie systemu</w:t>
+      </w:r>
+    </w:p>
+    <w:p>
+      <w:pPr>
+        <w:pStyle w:val="Heading1"/>
+      </w:pPr>
+      <w:r>
+        <w:rPr>
+          <w:rFonts w:ascii="Times New Roman" w:hAnsi="Times New Roman"/>
+          <w:b/>
+          <w:sz w:val="28"/>
+        </w:rPr>
+        <w:t>5. WYNIKI BADAŃ I WERYFIKACJA SYSTEMU</w:t>
+      </w:r>
+    </w:p>
+    <w:p>
+      <w:pPr>
+        <w:pStyle w:val="Heading2"/>
+      </w:pPr>
+      <w:r>
+        <w:rPr>
+          <w:rFonts w:ascii="Times New Roman" w:hAnsi="Times New Roman"/>
+          <w:b/>
+          <w:sz w:val="26"/>
+        </w:rPr>
+        <w:t>5.1. Wyniki analizy danych</w:t>
+      </w:r>
+    </w:p>
+    <w:p>
+      <w:pPr>
+        <w:spacing w:line="360" w:lineRule="auto"/>
+        <w:jc w:val="both"/>
+      </w:pPr>
+      <w:r>
+        <w:rPr>
+          <w:rFonts w:ascii="Times New Roman" w:hAnsi="Times New Roman"/>
+          <w:sz w:val="24"/>
+        </w:rPr>
+        <w:t>Zbiór źródłowy obejmuje 899 rekordów i 1 kolumn. Zmienna docelowa Zgon jest niezbalansowana: klasa 0 obejmuje 0 przypadków, a klasa 1 obejmuje 0 przypadków. Taki rozkład wymaga ostrożnej interpretacji accuracy oraz stosowania metryk skupionych na klasie pozytywnej. W kontrakcie aplikacji pozostawiono 20 cech klinicznych, aby formularz był możliwy do praktycznego wypełnienia i zgodny z aktualnym backendem.</w:t>
+      </w:r>
+    </w:p>
+    <w:p>
+      <w:pPr>
+        <w:pStyle w:val="Heading2"/>
+      </w:pPr>
+      <w:r>
+        <w:rPr>
+          <w:rFonts w:ascii="Times New Roman" w:hAnsi="Times New Roman"/>
+          <w:b/>
+          <w:sz w:val="26"/>
+        </w:rPr>
+        <w:t>5.2. Porównanie modeli predykcyjnych</w:t>
+      </w:r>
+    </w:p>
+    <w:p>
+      <w:pPr>
+        <w:spacing w:line="360" w:lineRule="auto"/>
+        <w:jc w:val="both"/>
+      </w:pPr>
+      <w:r>
+        <w:rPr>
+          <w:rFonts w:ascii="Times New Roman" w:hAnsi="Times New Roman"/>
+          <w:sz w:val="24"/>
+        </w:rPr>
+        <w:t>Modele zostały porównane na zbiorze testowym zapisanym w artefaktach projektu. Wyniki pokazują, że najwyższe AUC-ROC uzyskały modele CatBoost, stacking oraz SVM. Jednocześnie model stacking osiągnął wyższą czułość niż większość pojedynczych modeli, co jest istotne z perspektywy wykrywania pacjentów z podwyższonym ryzykiem. Wyniki należy interpretować jako rezultat eksperymentu retrospektywnego, a nie jako gotową walidację kliniczną.</w:t>
+      </w:r>
+    </w:p>
+    <w:p>
+      <w:pPr>
+        <w:spacing w:line="360" w:lineRule="auto"/>
+        <w:jc w:val="both"/>
+      </w:pPr>
+      <w:r>
+        <w:rPr>
+          <w:rFonts w:ascii="Times New Roman" w:hAnsi="Times New Roman"/>
+          <w:b/>
+          <w:sz w:val="24"/>
+        </w:rPr>
+        <w:t>Tabela 5.1. Porównanie modeli na zbiorze testowym</w:t>
+      </w:r>
+    </w:p>
+    <w:tbl>
+      <w:tblPr>
+        <w:tblStyle w:val="TableGrid"/>
+        <w:tblW w:type="auto" w:w="0"/>
         <w:jc w:val="center"/>
+        <w:tblLook w:firstColumn="1" w:firstRow="1" w:lastColumn="0" w:lastRow="0" w:noHBand="0" w:noVBand="1" w:val="04A0"/>
+      </w:tblPr>
+      <w:tblGrid>
+        <w:gridCol w:w="1063"/>
+        <w:gridCol w:w="1063"/>
+        <w:gridCol w:w="1063"/>
+        <w:gridCol w:w="1063"/>
+        <w:gridCol w:w="1063"/>
+        <w:gridCol w:w="1063"/>
+        <w:gridCol w:w="1063"/>
+        <w:gridCol w:w="1063"/>
+      </w:tblGrid>
+      <w:tr>
+        <w:tc>
+          <w:tcPr>
+            <w:tcW w:type="dxa" w:w="1063"/>
+            <w:vAlign w:val="center"/>
+          </w:tcPr>
+          <w:p>
+            <w:pPr>
+              <w:jc w:val="left"/>
+            </w:pPr>
+            <w:r>
+              <w:rPr>
+                <w:rFonts w:ascii="Times New Roman" w:hAnsi="Times New Roman"/>
+                <w:sz w:val="20"/>
+              </w:rPr>
+              <w:t>Model</w:t>
+            </w:r>
+          </w:p>
+        </w:tc>
+        <w:tc>
+          <w:tcPr>
+            <w:tcW w:type="dxa" w:w="1063"/>
+            <w:vAlign w:val="center"/>
+          </w:tcPr>
+          <w:p>
+            <w:pPr>
+              <w:jc w:val="left"/>
+            </w:pPr>
+            <w:r>
+              <w:rPr>
+                <w:rFonts w:ascii="Times New Roman" w:hAnsi="Times New Roman"/>
+                <w:sz w:val="20"/>
+              </w:rPr>
+              <w:t>AUC</w:t>
+            </w:r>
+          </w:p>
+        </w:tc>
+        <w:tc>
+          <w:tcPr>
+            <w:tcW w:type="dxa" w:w="1063"/>
+            <w:vAlign w:val="center"/>
+          </w:tcPr>
+          <w:p>
+            <w:pPr>
+              <w:jc w:val="left"/>
+            </w:pPr>
+            <w:r>
+              <w:rPr>
+                <w:rFonts w:ascii="Times New Roman" w:hAnsi="Times New Roman"/>
+                <w:sz w:val="20"/>
+              </w:rPr>
+              <w:t>AP</w:t>
+            </w:r>
+          </w:p>
+        </w:tc>
+        <w:tc>
+          <w:tcPr>
+            <w:tcW w:type="dxa" w:w="1063"/>
+            <w:vAlign w:val="center"/>
+          </w:tcPr>
+          <w:p>
+            <w:pPr>
+              <w:jc w:val="left"/>
+            </w:pPr>
+            <w:r>
+              <w:rPr>
+                <w:rFonts w:ascii="Times New Roman" w:hAnsi="Times New Roman"/>
+                <w:sz w:val="20"/>
+              </w:rPr>
+              <w:t>Accuracy</w:t>
+            </w:r>
+          </w:p>
+        </w:tc>
+        <w:tc>
+          <w:tcPr>
+            <w:tcW w:type="dxa" w:w="1063"/>
+            <w:vAlign w:val="center"/>
+          </w:tcPr>
+          <w:p>
+            <w:pPr>
+              <w:jc w:val="left"/>
+            </w:pPr>
+            <w:r>
+              <w:rPr>
+                <w:rFonts w:ascii="Times New Roman" w:hAnsi="Times New Roman"/>
+                <w:sz w:val="20"/>
+              </w:rPr>
+              <w:t>Recall</w:t>
+            </w:r>
+          </w:p>
+        </w:tc>
+        <w:tc>
+          <w:tcPr>
+            <w:tcW w:type="dxa" w:w="1063"/>
+            <w:vAlign w:val="center"/>
+          </w:tcPr>
+          <w:p>
+            <w:pPr>
+              <w:jc w:val="left"/>
+            </w:pPr>
+            <w:r>
+              <w:rPr>
+                <w:rFonts w:ascii="Times New Roman" w:hAnsi="Times New Roman"/>
+                <w:sz w:val="20"/>
+              </w:rPr>
+              <w:t>Specificity</w:t>
+            </w:r>
+          </w:p>
+        </w:tc>
+        <w:tc>
+          <w:tcPr>
+            <w:tcW w:type="dxa" w:w="1063"/>
+            <w:vAlign w:val="center"/>
+          </w:tcPr>
+          <w:p>
+            <w:pPr>
+              <w:jc w:val="left"/>
+            </w:pPr>
+            <w:r>
+              <w:rPr>
+                <w:rFonts w:ascii="Times New Roman" w:hAnsi="Times New Roman"/>
+                <w:sz w:val="20"/>
+              </w:rPr>
+              <w:t>Precision</w:t>
+            </w:r>
+          </w:p>
+        </w:tc>
+        <w:tc>
+          <w:tcPr>
+            <w:tcW w:type="dxa" w:w="1063"/>
+            <w:vAlign w:val="center"/>
+          </w:tcPr>
+          <w:p>
+            <w:pPr>
+              <w:jc w:val="left"/>
+            </w:pPr>
+            <w:r>
+              <w:rPr>
+                <w:rFonts w:ascii="Times New Roman" w:hAnsi="Times New Roman"/>
+                <w:sz w:val="20"/>
+              </w:rPr>
+              <w:t>F1</w:t>
+            </w:r>
+          </w:p>
+        </w:tc>
+      </w:tr>
+      <w:tr>
+        <w:tc>
+          <w:tcPr>
+            <w:tcW w:type="dxa" w:w="1063"/>
+            <w:vAlign w:val="center"/>
+          </w:tcPr>
+          <w:p>
+            <w:pPr>
+              <w:jc w:val="left"/>
+            </w:pPr>
+            <w:r>
+              <w:rPr>
+                <w:rFonts w:ascii="Times New Roman" w:hAnsi="Times New Roman"/>
+                <w:sz w:val="20"/>
+              </w:rPr>
+              <w:t>Catboost</w:t>
+            </w:r>
+          </w:p>
+        </w:tc>
+        <w:tc>
+          <w:tcPr>
+            <w:tcW w:type="dxa" w:w="1063"/>
+            <w:vAlign w:val="center"/>
+          </w:tcPr>
+          <w:p>
+            <w:pPr>
+              <w:jc w:val="left"/>
+            </w:pPr>
+            <w:r>
+              <w:rPr>
+                <w:rFonts w:ascii="Times New Roman" w:hAnsi="Times New Roman"/>
+                <w:sz w:val="20"/>
+              </w:rPr>
+              <w:t>0.914</w:t>
+            </w:r>
+          </w:p>
+        </w:tc>
+        <w:tc>
+          <w:tcPr>
+            <w:tcW w:type="dxa" w:w="1063"/>
+            <w:vAlign w:val="center"/>
+          </w:tcPr>
+          <w:p>
+            <w:pPr>
+              <w:jc w:val="left"/>
+            </w:pPr>
+            <w:r>
+              <w:rPr>
+                <w:rFonts w:ascii="Times New Roman" w:hAnsi="Times New Roman"/>
+                <w:sz w:val="20"/>
+              </w:rPr>
+              <w:t>0.784</w:t>
+            </w:r>
+          </w:p>
+        </w:tc>
+        <w:tc>
+          <w:tcPr>
+            <w:tcW w:type="dxa" w:w="1063"/>
+            <w:vAlign w:val="center"/>
+          </w:tcPr>
+          <w:p>
+            <w:pPr>
+              <w:jc w:val="left"/>
+            </w:pPr>
+            <w:r>
+              <w:rPr>
+                <w:rFonts w:ascii="Times New Roman" w:hAnsi="Times New Roman"/>
+                <w:sz w:val="20"/>
+              </w:rPr>
+              <w:t>0.872</w:t>
+            </w:r>
+          </w:p>
+        </w:tc>
+        <w:tc>
+          <w:tcPr>
+            <w:tcW w:type="dxa" w:w="1063"/>
+            <w:vAlign w:val="center"/>
+          </w:tcPr>
+          <w:p>
+            <w:pPr>
+              <w:jc w:val="left"/>
+            </w:pPr>
+            <w:r>
+              <w:rPr>
+                <w:rFonts w:ascii="Times New Roman" w:hAnsi="Times New Roman"/>
+                <w:sz w:val="20"/>
+              </w:rPr>
+              <w:t>0.526</w:t>
+            </w:r>
+          </w:p>
+        </w:tc>
+        <w:tc>
+          <w:tcPr>
+            <w:tcW w:type="dxa" w:w="1063"/>
+            <w:vAlign w:val="center"/>
+          </w:tcPr>
+          <w:p>
+            <w:pPr>
+              <w:jc w:val="left"/>
+            </w:pPr>
+            <w:r>
+              <w:rPr>
+                <w:rFonts w:ascii="Times New Roman" w:hAnsi="Times New Roman"/>
+                <w:sz w:val="20"/>
+              </w:rPr>
+              <w:t>0.965</w:t>
+            </w:r>
+          </w:p>
+        </w:tc>
+        <w:tc>
+          <w:tcPr>
+            <w:tcW w:type="dxa" w:w="1063"/>
+            <w:vAlign w:val="center"/>
+          </w:tcPr>
+          <w:p>
+            <w:pPr>
+              <w:jc w:val="left"/>
+            </w:pPr>
+            <w:r>
+              <w:rPr>
+                <w:rFonts w:ascii="Times New Roman" w:hAnsi="Times New Roman"/>
+                <w:sz w:val="20"/>
+              </w:rPr>
+              <w:t>0.800</w:t>
+            </w:r>
+          </w:p>
+        </w:tc>
+        <w:tc>
+          <w:tcPr>
+            <w:tcW w:type="dxa" w:w="1063"/>
+            <w:vAlign w:val="center"/>
+          </w:tcPr>
+          <w:p>
+            <w:pPr>
+              <w:jc w:val="left"/>
+            </w:pPr>
+            <w:r>
+              <w:rPr>
+                <w:rFonts w:ascii="Times New Roman" w:hAnsi="Times New Roman"/>
+                <w:sz w:val="20"/>
+              </w:rPr>
+              <w:t>0.635</w:t>
+            </w:r>
+          </w:p>
+        </w:tc>
+      </w:tr>
+      <w:tr>
+        <w:tc>
+          <w:tcPr>
+            <w:tcW w:type="dxa" w:w="1063"/>
+            <w:vAlign w:val="center"/>
+          </w:tcPr>
+          <w:p>
+            <w:pPr>
+              <w:jc w:val="left"/>
+            </w:pPr>
+            <w:r>
+              <w:rPr>
+                <w:rFonts w:ascii="Times New Roman" w:hAnsi="Times New Roman"/>
+                <w:sz w:val="20"/>
+              </w:rPr>
+              <w:t>Stacking</w:t>
+            </w:r>
+          </w:p>
+        </w:tc>
+        <w:tc>
+          <w:tcPr>
+            <w:tcW w:type="dxa" w:w="1063"/>
+            <w:vAlign w:val="center"/>
+          </w:tcPr>
+          <w:p>
+            <w:pPr>
+              <w:jc w:val="left"/>
+            </w:pPr>
+            <w:r>
+              <w:rPr>
+                <w:rFonts w:ascii="Times New Roman" w:hAnsi="Times New Roman"/>
+                <w:sz w:val="20"/>
+              </w:rPr>
+              <w:t>0.906</w:t>
+            </w:r>
+          </w:p>
+        </w:tc>
+        <w:tc>
+          <w:tcPr>
+            <w:tcW w:type="dxa" w:w="1063"/>
+            <w:vAlign w:val="center"/>
+          </w:tcPr>
+          <w:p>
+            <w:pPr>
+              <w:jc w:val="left"/>
+            </w:pPr>
+            <w:r>
+              <w:rPr>
+                <w:rFonts w:ascii="Times New Roman" w:hAnsi="Times New Roman"/>
+                <w:sz w:val="20"/>
+              </w:rPr>
+              <w:t>0.765</w:t>
+            </w:r>
+          </w:p>
+        </w:tc>
+        <w:tc>
+          <w:tcPr>
+            <w:tcW w:type="dxa" w:w="1063"/>
+            <w:vAlign w:val="center"/>
+          </w:tcPr>
+          <w:p>
+            <w:pPr>
+              <w:jc w:val="left"/>
+            </w:pPr>
+            <w:r>
+              <w:rPr>
+                <w:rFonts w:ascii="Times New Roman" w:hAnsi="Times New Roman"/>
+                <w:sz w:val="20"/>
+              </w:rPr>
+              <w:t>0.856</w:t>
+            </w:r>
+          </w:p>
+        </w:tc>
+        <w:tc>
+          <w:tcPr>
+            <w:tcW w:type="dxa" w:w="1063"/>
+            <w:vAlign w:val="center"/>
+          </w:tcPr>
+          <w:p>
+            <w:pPr>
+              <w:jc w:val="left"/>
+            </w:pPr>
+            <w:r>
+              <w:rPr>
+                <w:rFonts w:ascii="Times New Roman" w:hAnsi="Times New Roman"/>
+                <w:sz w:val="20"/>
+              </w:rPr>
+              <w:t>0.737</w:t>
+            </w:r>
+          </w:p>
+        </w:tc>
+        <w:tc>
+          <w:tcPr>
+            <w:tcW w:type="dxa" w:w="1063"/>
+            <w:vAlign w:val="center"/>
+          </w:tcPr>
+          <w:p>
+            <w:pPr>
+              <w:jc w:val="left"/>
+            </w:pPr>
+            <w:r>
+              <w:rPr>
+                <w:rFonts w:ascii="Times New Roman" w:hAnsi="Times New Roman"/>
+                <w:sz w:val="20"/>
+              </w:rPr>
+              <w:t>0.887</w:t>
+            </w:r>
+          </w:p>
+        </w:tc>
+        <w:tc>
+          <w:tcPr>
+            <w:tcW w:type="dxa" w:w="1063"/>
+            <w:vAlign w:val="center"/>
+          </w:tcPr>
+          <w:p>
+            <w:pPr>
+              <w:jc w:val="left"/>
+            </w:pPr>
+            <w:r>
+              <w:rPr>
+                <w:rFonts w:ascii="Times New Roman" w:hAnsi="Times New Roman"/>
+                <w:sz w:val="20"/>
+              </w:rPr>
+              <w:t>0.636</w:t>
+            </w:r>
+          </w:p>
+        </w:tc>
+        <w:tc>
+          <w:tcPr>
+            <w:tcW w:type="dxa" w:w="1063"/>
+            <w:vAlign w:val="center"/>
+          </w:tcPr>
+          <w:p>
+            <w:pPr>
+              <w:jc w:val="left"/>
+            </w:pPr>
+            <w:r>
+              <w:rPr>
+                <w:rFonts w:ascii="Times New Roman" w:hAnsi="Times New Roman"/>
+                <w:sz w:val="20"/>
+              </w:rPr>
+              <w:t>0.683</w:t>
+            </w:r>
+          </w:p>
+        </w:tc>
+      </w:tr>
+      <w:tr>
+        <w:tc>
+          <w:tcPr>
+            <w:tcW w:type="dxa" w:w="1063"/>
+            <w:vAlign w:val="center"/>
+          </w:tcPr>
+          <w:p>
+            <w:pPr>
+              <w:jc w:val="left"/>
+            </w:pPr>
+            <w:r>
+              <w:rPr>
+                <w:rFonts w:ascii="Times New Roman" w:hAnsi="Times New Roman"/>
+                <w:sz w:val="20"/>
+              </w:rPr>
+              <w:t>Svm</w:t>
+            </w:r>
+          </w:p>
+        </w:tc>
+        <w:tc>
+          <w:tcPr>
+            <w:tcW w:type="dxa" w:w="1063"/>
+            <w:vAlign w:val="center"/>
+          </w:tcPr>
+          <w:p>
+            <w:pPr>
+              <w:jc w:val="left"/>
+            </w:pPr>
+            <w:r>
+              <w:rPr>
+                <w:rFonts w:ascii="Times New Roman" w:hAnsi="Times New Roman"/>
+                <w:sz w:val="20"/>
+              </w:rPr>
+              <w:t>0.902</w:t>
+            </w:r>
+          </w:p>
+        </w:tc>
+        <w:tc>
+          <w:tcPr>
+            <w:tcW w:type="dxa" w:w="1063"/>
+            <w:vAlign w:val="center"/>
+          </w:tcPr>
+          <w:p>
+            <w:pPr>
+              <w:jc w:val="left"/>
+            </w:pPr>
+            <w:r>
+              <w:rPr>
+                <w:rFonts w:ascii="Times New Roman" w:hAnsi="Times New Roman"/>
+                <w:sz w:val="20"/>
+              </w:rPr>
+              <w:t>0.752</w:t>
+            </w:r>
+          </w:p>
+        </w:tc>
+        <w:tc>
+          <w:tcPr>
+            <w:tcW w:type="dxa" w:w="1063"/>
+            <w:vAlign w:val="center"/>
+          </w:tcPr>
+          <w:p>
+            <w:pPr>
+              <w:jc w:val="left"/>
+            </w:pPr>
+            <w:r>
+              <w:rPr>
+                <w:rFonts w:ascii="Times New Roman" w:hAnsi="Times New Roman"/>
+                <w:sz w:val="20"/>
+              </w:rPr>
+              <w:t>0.861</w:t>
+            </w:r>
+          </w:p>
+        </w:tc>
+        <w:tc>
+          <w:tcPr>
+            <w:tcW w:type="dxa" w:w="1063"/>
+            <w:vAlign w:val="center"/>
+          </w:tcPr>
+          <w:p>
+            <w:pPr>
+              <w:jc w:val="left"/>
+            </w:pPr>
+            <w:r>
+              <w:rPr>
+                <w:rFonts w:ascii="Times New Roman" w:hAnsi="Times New Roman"/>
+                <w:sz w:val="20"/>
+              </w:rPr>
+              <w:t>0.553</w:t>
+            </w:r>
+          </w:p>
+        </w:tc>
+        <w:tc>
+          <w:tcPr>
+            <w:tcW w:type="dxa" w:w="1063"/>
+            <w:vAlign w:val="center"/>
+          </w:tcPr>
+          <w:p>
+            <w:pPr>
+              <w:jc w:val="left"/>
+            </w:pPr>
+            <w:r>
+              <w:rPr>
+                <w:rFonts w:ascii="Times New Roman" w:hAnsi="Times New Roman"/>
+                <w:sz w:val="20"/>
+              </w:rPr>
+              <w:t>0.944</w:t>
+            </w:r>
+          </w:p>
+        </w:tc>
+        <w:tc>
+          <w:tcPr>
+            <w:tcW w:type="dxa" w:w="1063"/>
+            <w:vAlign w:val="center"/>
+          </w:tcPr>
+          <w:p>
+            <w:pPr>
+              <w:jc w:val="left"/>
+            </w:pPr>
+            <w:r>
+              <w:rPr>
+                <w:rFonts w:ascii="Times New Roman" w:hAnsi="Times New Roman"/>
+                <w:sz w:val="20"/>
+              </w:rPr>
+              <w:t>0.724</w:t>
+            </w:r>
+          </w:p>
+        </w:tc>
+        <w:tc>
+          <w:tcPr>
+            <w:tcW w:type="dxa" w:w="1063"/>
+            <w:vAlign w:val="center"/>
+          </w:tcPr>
+          <w:p>
+            <w:pPr>
+              <w:jc w:val="left"/>
+            </w:pPr>
+            <w:r>
+              <w:rPr>
+                <w:rFonts w:ascii="Times New Roman" w:hAnsi="Times New Roman"/>
+                <w:sz w:val="20"/>
+              </w:rPr>
+              <w:t>0.627</w:t>
+            </w:r>
+          </w:p>
+        </w:tc>
+      </w:tr>
+      <w:tr>
+        <w:tc>
+          <w:tcPr>
+            <w:tcW w:type="dxa" w:w="1063"/>
+            <w:vAlign w:val="center"/>
+          </w:tcPr>
+          <w:p>
+            <w:pPr>
+              <w:jc w:val="left"/>
+            </w:pPr>
+            <w:r>
+              <w:rPr>
+                <w:rFonts w:ascii="Times New Roman" w:hAnsi="Times New Roman"/>
+                <w:sz w:val="20"/>
+              </w:rPr>
+              <w:t>Neural Network</w:t>
+            </w:r>
+          </w:p>
+        </w:tc>
+        <w:tc>
+          <w:tcPr>
+            <w:tcW w:type="dxa" w:w="1063"/>
+            <w:vAlign w:val="center"/>
+          </w:tcPr>
+          <w:p>
+            <w:pPr>
+              <w:jc w:val="left"/>
+            </w:pPr>
+            <w:r>
+              <w:rPr>
+                <w:rFonts w:ascii="Times New Roman" w:hAnsi="Times New Roman"/>
+                <w:sz w:val="20"/>
+              </w:rPr>
+              <w:t>0.889</w:t>
+            </w:r>
+          </w:p>
+        </w:tc>
+        <w:tc>
+          <w:tcPr>
+            <w:tcW w:type="dxa" w:w="1063"/>
+            <w:vAlign w:val="center"/>
+          </w:tcPr>
+          <w:p>
+            <w:pPr>
+              <w:jc w:val="left"/>
+            </w:pPr>
+            <w:r>
+              <w:rPr>
+                <w:rFonts w:ascii="Times New Roman" w:hAnsi="Times New Roman"/>
+                <w:sz w:val="20"/>
+              </w:rPr>
+              <w:t>0.738</w:t>
+            </w:r>
+          </w:p>
+        </w:tc>
+        <w:tc>
+          <w:tcPr>
+            <w:tcW w:type="dxa" w:w="1063"/>
+            <w:vAlign w:val="center"/>
+          </w:tcPr>
+          <w:p>
+            <w:pPr>
+              <w:jc w:val="left"/>
+            </w:pPr>
+            <w:r>
+              <w:rPr>
+                <w:rFonts w:ascii="Times New Roman" w:hAnsi="Times New Roman"/>
+                <w:sz w:val="20"/>
+              </w:rPr>
+              <w:t>0.856</w:t>
+            </w:r>
+          </w:p>
+        </w:tc>
+        <w:tc>
+          <w:tcPr>
+            <w:tcW w:type="dxa" w:w="1063"/>
+            <w:vAlign w:val="center"/>
+          </w:tcPr>
+          <w:p>
+            <w:pPr>
+              <w:jc w:val="left"/>
+            </w:pPr>
+            <w:r>
+              <w:rPr>
+                <w:rFonts w:ascii="Times New Roman" w:hAnsi="Times New Roman"/>
+                <w:sz w:val="20"/>
+              </w:rPr>
+              <w:t>0.474</w:t>
+            </w:r>
+          </w:p>
+        </w:tc>
+        <w:tc>
+          <w:tcPr>
+            <w:tcW w:type="dxa" w:w="1063"/>
+            <w:vAlign w:val="center"/>
+          </w:tcPr>
+          <w:p>
+            <w:pPr>
+              <w:jc w:val="left"/>
+            </w:pPr>
+            <w:r>
+              <w:rPr>
+                <w:rFonts w:ascii="Times New Roman" w:hAnsi="Times New Roman"/>
+                <w:sz w:val="20"/>
+              </w:rPr>
+              <w:t>0.958</w:t>
+            </w:r>
+          </w:p>
+        </w:tc>
+        <w:tc>
+          <w:tcPr>
+            <w:tcW w:type="dxa" w:w="1063"/>
+            <w:vAlign w:val="center"/>
+          </w:tcPr>
+          <w:p>
+            <w:pPr>
+              <w:jc w:val="left"/>
+            </w:pPr>
+            <w:r>
+              <w:rPr>
+                <w:rFonts w:ascii="Times New Roman" w:hAnsi="Times New Roman"/>
+                <w:sz w:val="20"/>
+              </w:rPr>
+              <w:t>0.750</w:t>
+            </w:r>
+          </w:p>
+        </w:tc>
+        <w:tc>
+          <w:tcPr>
+            <w:tcW w:type="dxa" w:w="1063"/>
+            <w:vAlign w:val="center"/>
+          </w:tcPr>
+          <w:p>
+            <w:pPr>
+              <w:jc w:val="left"/>
+            </w:pPr>
+            <w:r>
+              <w:rPr>
+                <w:rFonts w:ascii="Times New Roman" w:hAnsi="Times New Roman"/>
+                <w:sz w:val="20"/>
+              </w:rPr>
+              <w:t>0.581</w:t>
+            </w:r>
+          </w:p>
+        </w:tc>
+      </w:tr>
+      <w:tr>
+        <w:tc>
+          <w:tcPr>
+            <w:tcW w:type="dxa" w:w="1063"/>
+            <w:vAlign w:val="center"/>
+          </w:tcPr>
+          <w:p>
+            <w:pPr>
+              <w:jc w:val="left"/>
+            </w:pPr>
+            <w:r>
+              <w:rPr>
+                <w:rFonts w:ascii="Times New Roman" w:hAnsi="Times New Roman"/>
+                <w:sz w:val="20"/>
+              </w:rPr>
+              <w:t>Lightgbm</w:t>
+            </w:r>
+          </w:p>
+        </w:tc>
+        <w:tc>
+          <w:tcPr>
+            <w:tcW w:type="dxa" w:w="1063"/>
+            <w:vAlign w:val="center"/>
+          </w:tcPr>
+          <w:p>
+            <w:pPr>
+              <w:jc w:val="left"/>
+            </w:pPr>
+            <w:r>
+              <w:rPr>
+                <w:rFonts w:ascii="Times New Roman" w:hAnsi="Times New Roman"/>
+                <w:sz w:val="20"/>
+              </w:rPr>
+              <w:t>0.887</w:t>
+            </w:r>
+          </w:p>
+        </w:tc>
+        <w:tc>
+          <w:tcPr>
+            <w:tcW w:type="dxa" w:w="1063"/>
+            <w:vAlign w:val="center"/>
+          </w:tcPr>
+          <w:p>
+            <w:pPr>
+              <w:jc w:val="left"/>
+            </w:pPr>
+            <w:r>
+              <w:rPr>
+                <w:rFonts w:ascii="Times New Roman" w:hAnsi="Times New Roman"/>
+                <w:sz w:val="20"/>
+              </w:rPr>
+              <w:t>0.748</w:t>
+            </w:r>
+          </w:p>
+        </w:tc>
+        <w:tc>
+          <w:tcPr>
+            <w:tcW w:type="dxa" w:w="1063"/>
+            <w:vAlign w:val="center"/>
+          </w:tcPr>
+          <w:p>
+            <w:pPr>
+              <w:jc w:val="left"/>
+            </w:pPr>
+            <w:r>
+              <w:rPr>
+                <w:rFonts w:ascii="Times New Roman" w:hAnsi="Times New Roman"/>
+                <w:sz w:val="20"/>
+              </w:rPr>
+              <w:t>0.872</w:t>
+            </w:r>
+          </w:p>
+        </w:tc>
+        <w:tc>
+          <w:tcPr>
+            <w:tcW w:type="dxa" w:w="1063"/>
+            <w:vAlign w:val="center"/>
+          </w:tcPr>
+          <w:p>
+            <w:pPr>
+              <w:jc w:val="left"/>
+            </w:pPr>
+            <w:r>
+              <w:rPr>
+                <w:rFonts w:ascii="Times New Roman" w:hAnsi="Times New Roman"/>
+                <w:sz w:val="20"/>
+              </w:rPr>
+              <w:t>0.526</w:t>
+            </w:r>
+          </w:p>
+        </w:tc>
+        <w:tc>
+          <w:tcPr>
+            <w:tcW w:type="dxa" w:w="1063"/>
+            <w:vAlign w:val="center"/>
+          </w:tcPr>
+          <w:p>
+            <w:pPr>
+              <w:jc w:val="left"/>
+            </w:pPr>
+            <w:r>
+              <w:rPr>
+                <w:rFonts w:ascii="Times New Roman" w:hAnsi="Times New Roman"/>
+                <w:sz w:val="20"/>
+              </w:rPr>
+              <w:t>0.965</w:t>
+            </w:r>
+          </w:p>
+        </w:tc>
+        <w:tc>
+          <w:tcPr>
+            <w:tcW w:type="dxa" w:w="1063"/>
+            <w:vAlign w:val="center"/>
+          </w:tcPr>
+          <w:p>
+            <w:pPr>
+              <w:jc w:val="left"/>
+            </w:pPr>
+            <w:r>
+              <w:rPr>
+                <w:rFonts w:ascii="Times New Roman" w:hAnsi="Times New Roman"/>
+                <w:sz w:val="20"/>
+              </w:rPr>
+              <w:t>0.800</w:t>
+            </w:r>
+          </w:p>
+        </w:tc>
+        <w:tc>
+          <w:tcPr>
+            <w:tcW w:type="dxa" w:w="1063"/>
+            <w:vAlign w:val="center"/>
+          </w:tcPr>
+          <w:p>
+            <w:pPr>
+              <w:jc w:val="left"/>
+            </w:pPr>
+            <w:r>
+              <w:rPr>
+                <w:rFonts w:ascii="Times New Roman" w:hAnsi="Times New Roman"/>
+                <w:sz w:val="20"/>
+              </w:rPr>
+              <w:t>0.635</w:t>
+            </w:r>
+          </w:p>
+        </w:tc>
+      </w:tr>
+      <w:tr>
+        <w:tc>
+          <w:tcPr>
+            <w:tcW w:type="dxa" w:w="1063"/>
+            <w:vAlign w:val="center"/>
+          </w:tcPr>
+          <w:p>
+            <w:pPr>
+              <w:jc w:val="left"/>
+            </w:pPr>
+            <w:r>
+              <w:rPr>
+                <w:rFonts w:ascii="Times New Roman" w:hAnsi="Times New Roman"/>
+                <w:sz w:val="20"/>
+              </w:rPr>
+              <w:t>Random Forest</w:t>
+            </w:r>
+          </w:p>
+        </w:tc>
+        <w:tc>
+          <w:tcPr>
+            <w:tcW w:type="dxa" w:w="1063"/>
+            <w:vAlign w:val="center"/>
+          </w:tcPr>
+          <w:p>
+            <w:pPr>
+              <w:jc w:val="left"/>
+            </w:pPr>
+            <w:r>
+              <w:rPr>
+                <w:rFonts w:ascii="Times New Roman" w:hAnsi="Times New Roman"/>
+                <w:sz w:val="20"/>
+              </w:rPr>
+              <w:t>0.883</w:t>
+            </w:r>
+          </w:p>
+        </w:tc>
+        <w:tc>
+          <w:tcPr>
+            <w:tcW w:type="dxa" w:w="1063"/>
+            <w:vAlign w:val="center"/>
+          </w:tcPr>
+          <w:p>
+            <w:pPr>
+              <w:jc w:val="left"/>
+            </w:pPr>
+            <w:r>
+              <w:rPr>
+                <w:rFonts w:ascii="Times New Roman" w:hAnsi="Times New Roman"/>
+                <w:sz w:val="20"/>
+              </w:rPr>
+              <w:t>0.758</w:t>
+            </w:r>
+          </w:p>
+        </w:tc>
+        <w:tc>
+          <w:tcPr>
+            <w:tcW w:type="dxa" w:w="1063"/>
+            <w:vAlign w:val="center"/>
+          </w:tcPr>
+          <w:p>
+            <w:pPr>
+              <w:jc w:val="left"/>
+            </w:pPr>
+            <w:r>
+              <w:rPr>
+                <w:rFonts w:ascii="Times New Roman" w:hAnsi="Times New Roman"/>
+                <w:sz w:val="20"/>
+              </w:rPr>
+              <w:t>0.889</w:t>
+            </w:r>
+          </w:p>
+        </w:tc>
+        <w:tc>
+          <w:tcPr>
+            <w:tcW w:type="dxa" w:w="1063"/>
+            <w:vAlign w:val="center"/>
+          </w:tcPr>
+          <w:p>
+            <w:pPr>
+              <w:jc w:val="left"/>
+            </w:pPr>
+            <w:r>
+              <w:rPr>
+                <w:rFonts w:ascii="Times New Roman" w:hAnsi="Times New Roman"/>
+                <w:sz w:val="20"/>
+              </w:rPr>
+              <w:t>0.579</w:t>
+            </w:r>
+          </w:p>
+        </w:tc>
+        <w:tc>
+          <w:tcPr>
+            <w:tcW w:type="dxa" w:w="1063"/>
+            <w:vAlign w:val="center"/>
+          </w:tcPr>
+          <w:p>
+            <w:pPr>
+              <w:jc w:val="left"/>
+            </w:pPr>
+            <w:r>
+              <w:rPr>
+                <w:rFonts w:ascii="Times New Roman" w:hAnsi="Times New Roman"/>
+                <w:sz w:val="20"/>
+              </w:rPr>
+              <w:t>0.972</w:t>
+            </w:r>
+          </w:p>
+        </w:tc>
+        <w:tc>
+          <w:tcPr>
+            <w:tcW w:type="dxa" w:w="1063"/>
+            <w:vAlign w:val="center"/>
+          </w:tcPr>
+          <w:p>
+            <w:pPr>
+              <w:jc w:val="left"/>
+            </w:pPr>
+            <w:r>
+              <w:rPr>
+                <w:rFonts w:ascii="Times New Roman" w:hAnsi="Times New Roman"/>
+                <w:sz w:val="20"/>
+              </w:rPr>
+              <w:t>0.846</w:t>
+            </w:r>
+          </w:p>
+        </w:tc>
+        <w:tc>
+          <w:tcPr>
+            <w:tcW w:type="dxa" w:w="1063"/>
+            <w:vAlign w:val="center"/>
+          </w:tcPr>
+          <w:p>
+            <w:pPr>
+              <w:jc w:val="left"/>
+            </w:pPr>
+            <w:r>
+              <w:rPr>
+                <w:rFonts w:ascii="Times New Roman" w:hAnsi="Times New Roman"/>
+                <w:sz w:val="20"/>
+              </w:rPr>
+              <w:t>0.688</w:t>
+            </w:r>
+          </w:p>
+        </w:tc>
+      </w:tr>
+      <w:tr>
+        <w:tc>
+          <w:tcPr>
+            <w:tcW w:type="dxa" w:w="1063"/>
+            <w:vAlign w:val="center"/>
+          </w:tcPr>
+          <w:p>
+            <w:pPr>
+              <w:jc w:val="left"/>
+            </w:pPr>
+            <w:r>
+              <w:rPr>
+                <w:rFonts w:ascii="Times New Roman" w:hAnsi="Times New Roman"/>
+                <w:sz w:val="20"/>
+              </w:rPr>
+              <w:t>Logistic Regression</w:t>
+            </w:r>
+          </w:p>
+        </w:tc>
+        <w:tc>
+          <w:tcPr>
+            <w:tcW w:type="dxa" w:w="1063"/>
+            <w:vAlign w:val="center"/>
+          </w:tcPr>
+          <w:p>
+            <w:pPr>
+              <w:jc w:val="left"/>
+            </w:pPr>
+            <w:r>
+              <w:rPr>
+                <w:rFonts w:ascii="Times New Roman" w:hAnsi="Times New Roman"/>
+                <w:sz w:val="20"/>
+              </w:rPr>
+              <w:t>0.881</w:t>
+            </w:r>
+          </w:p>
+        </w:tc>
+        <w:tc>
+          <w:tcPr>
+            <w:tcW w:type="dxa" w:w="1063"/>
+            <w:vAlign w:val="center"/>
+          </w:tcPr>
+          <w:p>
+            <w:pPr>
+              <w:jc w:val="left"/>
+            </w:pPr>
+            <w:r>
+              <w:rPr>
+                <w:rFonts w:ascii="Times New Roman" w:hAnsi="Times New Roman"/>
+                <w:sz w:val="20"/>
+              </w:rPr>
+              <w:t>0.726</w:t>
+            </w:r>
+          </w:p>
+        </w:tc>
+        <w:tc>
+          <w:tcPr>
+            <w:tcW w:type="dxa" w:w="1063"/>
+            <w:vAlign w:val="center"/>
+          </w:tcPr>
+          <w:p>
+            <w:pPr>
+              <w:jc w:val="left"/>
+            </w:pPr>
+            <w:r>
+              <w:rPr>
+                <w:rFonts w:ascii="Times New Roman" w:hAnsi="Times New Roman"/>
+                <w:sz w:val="20"/>
+              </w:rPr>
+              <w:t>0.861</w:t>
+            </w:r>
+          </w:p>
+        </w:tc>
+        <w:tc>
+          <w:tcPr>
+            <w:tcW w:type="dxa" w:w="1063"/>
+            <w:vAlign w:val="center"/>
+          </w:tcPr>
+          <w:p>
+            <w:pPr>
+              <w:jc w:val="left"/>
+            </w:pPr>
+            <w:r>
+              <w:rPr>
+                <w:rFonts w:ascii="Times New Roman" w:hAnsi="Times New Roman"/>
+                <w:sz w:val="20"/>
+              </w:rPr>
+              <w:t>0.474</w:t>
+            </w:r>
+          </w:p>
+        </w:tc>
+        <w:tc>
+          <w:tcPr>
+            <w:tcW w:type="dxa" w:w="1063"/>
+            <w:vAlign w:val="center"/>
+          </w:tcPr>
+          <w:p>
+            <w:pPr>
+              <w:jc w:val="left"/>
+            </w:pPr>
+            <w:r>
+              <w:rPr>
+                <w:rFonts w:ascii="Times New Roman" w:hAnsi="Times New Roman"/>
+                <w:sz w:val="20"/>
+              </w:rPr>
+              <w:t>0.965</w:t>
+            </w:r>
+          </w:p>
+        </w:tc>
+        <w:tc>
+          <w:tcPr>
+            <w:tcW w:type="dxa" w:w="1063"/>
+            <w:vAlign w:val="center"/>
+          </w:tcPr>
+          <w:p>
+            <w:pPr>
+              <w:jc w:val="left"/>
+            </w:pPr>
+            <w:r>
+              <w:rPr>
+                <w:rFonts w:ascii="Times New Roman" w:hAnsi="Times New Roman"/>
+                <w:sz w:val="20"/>
+              </w:rPr>
+              <w:t>0.783</w:t>
+            </w:r>
+          </w:p>
+        </w:tc>
+        <w:tc>
+          <w:tcPr>
+            <w:tcW w:type="dxa" w:w="1063"/>
+            <w:vAlign w:val="center"/>
+          </w:tcPr>
+          <w:p>
+            <w:pPr>
+              <w:jc w:val="left"/>
+            </w:pPr>
+            <w:r>
+              <w:rPr>
+                <w:rFonts w:ascii="Times New Roman" w:hAnsi="Times New Roman"/>
+                <w:sz w:val="20"/>
+              </w:rPr>
+              <w:t>0.590</w:t>
+            </w:r>
+          </w:p>
+        </w:tc>
+      </w:tr>
+      <w:tr>
+        <w:tc>
+          <w:tcPr>
+            <w:tcW w:type="dxa" w:w="1063"/>
+            <w:vAlign w:val="center"/>
+          </w:tcPr>
+          <w:p>
+            <w:pPr>
+              <w:jc w:val="left"/>
+            </w:pPr>
+            <w:r>
+              <w:rPr>
+                <w:rFonts w:ascii="Times New Roman" w:hAnsi="Times New Roman"/>
+                <w:sz w:val="20"/>
+              </w:rPr>
+              <w:t>Gradient Boosting</w:t>
+            </w:r>
+          </w:p>
+        </w:tc>
+        <w:tc>
+          <w:tcPr>
+            <w:tcW w:type="dxa" w:w="1063"/>
+            <w:vAlign w:val="center"/>
+          </w:tcPr>
+          <w:p>
+            <w:pPr>
+              <w:jc w:val="left"/>
+            </w:pPr>
+            <w:r>
+              <w:rPr>
+                <w:rFonts w:ascii="Times New Roman" w:hAnsi="Times New Roman"/>
+                <w:sz w:val="20"/>
+              </w:rPr>
+              <w:t>0.878</w:t>
+            </w:r>
+          </w:p>
+        </w:tc>
+        <w:tc>
+          <w:tcPr>
+            <w:tcW w:type="dxa" w:w="1063"/>
+            <w:vAlign w:val="center"/>
+          </w:tcPr>
+          <w:p>
+            <w:pPr>
+              <w:jc w:val="left"/>
+            </w:pPr>
+            <w:r>
+              <w:rPr>
+                <w:rFonts w:ascii="Times New Roman" w:hAnsi="Times New Roman"/>
+                <w:sz w:val="20"/>
+              </w:rPr>
+              <w:t>0.748</w:t>
+            </w:r>
+          </w:p>
+        </w:tc>
+        <w:tc>
+          <w:tcPr>
+            <w:tcW w:type="dxa" w:w="1063"/>
+            <w:vAlign w:val="center"/>
+          </w:tcPr>
+          <w:p>
+            <w:pPr>
+              <w:jc w:val="left"/>
+            </w:pPr>
+            <w:r>
+              <w:rPr>
+                <w:rFonts w:ascii="Times New Roman" w:hAnsi="Times New Roman"/>
+                <w:sz w:val="20"/>
+              </w:rPr>
+              <w:t>0.867</w:t>
+            </w:r>
+          </w:p>
+        </w:tc>
+        <w:tc>
+          <w:tcPr>
+            <w:tcW w:type="dxa" w:w="1063"/>
+            <w:vAlign w:val="center"/>
+          </w:tcPr>
+          <w:p>
+            <w:pPr>
+              <w:jc w:val="left"/>
+            </w:pPr>
+            <w:r>
+              <w:rPr>
+                <w:rFonts w:ascii="Times New Roman" w:hAnsi="Times New Roman"/>
+                <w:sz w:val="20"/>
+              </w:rPr>
+              <w:t>0.474</w:t>
+            </w:r>
+          </w:p>
+        </w:tc>
+        <w:tc>
+          <w:tcPr>
+            <w:tcW w:type="dxa" w:w="1063"/>
+            <w:vAlign w:val="center"/>
+          </w:tcPr>
+          <w:p>
+            <w:pPr>
+              <w:jc w:val="left"/>
+            </w:pPr>
+            <w:r>
+              <w:rPr>
+                <w:rFonts w:ascii="Times New Roman" w:hAnsi="Times New Roman"/>
+                <w:sz w:val="20"/>
+              </w:rPr>
+              <w:t>0.972</w:t>
+            </w:r>
+          </w:p>
+        </w:tc>
+        <w:tc>
+          <w:tcPr>
+            <w:tcW w:type="dxa" w:w="1063"/>
+            <w:vAlign w:val="center"/>
+          </w:tcPr>
+          <w:p>
+            <w:pPr>
+              <w:jc w:val="left"/>
+            </w:pPr>
+            <w:r>
+              <w:rPr>
+                <w:rFonts w:ascii="Times New Roman" w:hAnsi="Times New Roman"/>
+                <w:sz w:val="20"/>
+              </w:rPr>
+              <w:t>0.818</w:t>
+            </w:r>
+          </w:p>
+        </w:tc>
+        <w:tc>
+          <w:tcPr>
+            <w:tcW w:type="dxa" w:w="1063"/>
+            <w:vAlign w:val="center"/>
+          </w:tcPr>
+          <w:p>
+            <w:pPr>
+              <w:jc w:val="left"/>
+            </w:pPr>
+            <w:r>
+              <w:rPr>
+                <w:rFonts w:ascii="Times New Roman" w:hAnsi="Times New Roman"/>
+                <w:sz w:val="20"/>
+              </w:rPr>
+              <w:t>0.600</w:t>
+            </w:r>
+          </w:p>
+        </w:tc>
+      </w:tr>
+      <w:tr>
+        <w:tc>
+          <w:tcPr>
+            <w:tcW w:type="dxa" w:w="1063"/>
+            <w:vAlign w:val="center"/>
+          </w:tcPr>
+          <w:p>
+            <w:pPr>
+              <w:jc w:val="left"/>
+            </w:pPr>
+            <w:r>
+              <w:rPr>
+                <w:rFonts w:ascii="Times New Roman" w:hAnsi="Times New Roman"/>
+                <w:sz w:val="20"/>
+              </w:rPr>
+              <w:t>Best</w:t>
+            </w:r>
+          </w:p>
+        </w:tc>
+        <w:tc>
+          <w:tcPr>
+            <w:tcW w:type="dxa" w:w="1063"/>
+            <w:vAlign w:val="center"/>
+          </w:tcPr>
+          <w:p>
+            <w:pPr>
+              <w:jc w:val="left"/>
+            </w:pPr>
+            <w:r>
+              <w:rPr>
+                <w:rFonts w:ascii="Times New Roman" w:hAnsi="Times New Roman"/>
+                <w:sz w:val="20"/>
+              </w:rPr>
+              <w:t>0.860</w:t>
+            </w:r>
+          </w:p>
+        </w:tc>
+        <w:tc>
+          <w:tcPr>
+            <w:tcW w:type="dxa" w:w="1063"/>
+            <w:vAlign w:val="center"/>
+          </w:tcPr>
+          <w:p>
+            <w:pPr>
+              <w:jc w:val="left"/>
+            </w:pPr>
+            <w:r>
+              <w:rPr>
+                <w:rFonts w:ascii="Times New Roman" w:hAnsi="Times New Roman"/>
+                <w:sz w:val="20"/>
+              </w:rPr>
+              <w:t>0.724</w:t>
+            </w:r>
+          </w:p>
+        </w:tc>
+        <w:tc>
+          <w:tcPr>
+            <w:tcW w:type="dxa" w:w="1063"/>
+            <w:vAlign w:val="center"/>
+          </w:tcPr>
+          <w:p>
+            <w:pPr>
+              <w:jc w:val="left"/>
+            </w:pPr>
+            <w:r>
+              <w:rPr>
+                <w:rFonts w:ascii="Times New Roman" w:hAnsi="Times New Roman"/>
+                <w:sz w:val="20"/>
+              </w:rPr>
+              <w:t>0.878</w:t>
+            </w:r>
+          </w:p>
+        </w:tc>
+        <w:tc>
+          <w:tcPr>
+            <w:tcW w:type="dxa" w:w="1063"/>
+            <w:vAlign w:val="center"/>
+          </w:tcPr>
+          <w:p>
+            <w:pPr>
+              <w:jc w:val="left"/>
+            </w:pPr>
+            <w:r>
+              <w:rPr>
+                <w:rFonts w:ascii="Times New Roman" w:hAnsi="Times New Roman"/>
+                <w:sz w:val="20"/>
+              </w:rPr>
+              <w:t>0.526</w:t>
+            </w:r>
+          </w:p>
+        </w:tc>
+        <w:tc>
+          <w:tcPr>
+            <w:tcW w:type="dxa" w:w="1063"/>
+            <w:vAlign w:val="center"/>
+          </w:tcPr>
+          <w:p>
+            <w:pPr>
+              <w:jc w:val="left"/>
+            </w:pPr>
+            <w:r>
+              <w:rPr>
+                <w:rFonts w:ascii="Times New Roman" w:hAnsi="Times New Roman"/>
+                <w:sz w:val="20"/>
+              </w:rPr>
+              <w:t>0.972</w:t>
+            </w:r>
+          </w:p>
+        </w:tc>
+        <w:tc>
+          <w:tcPr>
+            <w:tcW w:type="dxa" w:w="1063"/>
+            <w:vAlign w:val="center"/>
+          </w:tcPr>
+          <w:p>
+            <w:pPr>
+              <w:jc w:val="left"/>
+            </w:pPr>
+            <w:r>
+              <w:rPr>
+                <w:rFonts w:ascii="Times New Roman" w:hAnsi="Times New Roman"/>
+                <w:sz w:val="20"/>
+              </w:rPr>
+              <w:t>0.833</w:t>
+            </w:r>
+          </w:p>
+        </w:tc>
+        <w:tc>
+          <w:tcPr>
+            <w:tcW w:type="dxa" w:w="1063"/>
+            <w:vAlign w:val="center"/>
+          </w:tcPr>
+          <w:p>
+            <w:pPr>
+              <w:jc w:val="left"/>
+            </w:pPr>
+            <w:r>
+              <w:rPr>
+                <w:rFonts w:ascii="Times New Roman" w:hAnsi="Times New Roman"/>
+                <w:sz w:val="20"/>
+              </w:rPr>
+              <w:t>0.645</w:t>
+            </w:r>
+          </w:p>
+        </w:tc>
+      </w:tr>
+    </w:tbl>
+    <w:p>
+      <w:pPr>
+        <w:spacing w:line="360" w:lineRule="auto"/>
+        <w:jc w:val="both"/>
+      </w:pPr>
+    </w:p>
+    <w:p>
+      <w:pPr>
+        <w:pStyle w:val="Heading2"/>
       </w:pPr>
       <w:r>
         <w:rPr>
           <w:rFonts w:ascii="Times New Roman" w:hAnsi="Times New Roman"/>
           <w:b/>
-          <w:sz w:val="20"/>
-        </w:rPr>
-        <w:t>Rysunek 12.9. Fragment kodu konfiguracji proxy Vite do backendu API</w:t>
+          <w:sz w:val="26"/>
+        </w:rPr>
+        <w:t>5.3. Wyniki selekcji cech</w:t>
+      </w:r>
+    </w:p>
+    <w:p>
+      <w:pPr>
+        <w:spacing w:line="360" w:lineRule="auto"/>
+        <w:jc w:val="both"/>
+      </w:pPr>
+      <w:r>
+        <w:rPr>
+          <w:rFonts w:ascii="Times New Roman" w:hAnsi="Times New Roman"/>
+          <w:sz w:val="24"/>
+        </w:rPr>
+        <w:t>Analiza selekcji cech wskazuje, że istotny sygnał predykcyjny niosą między innymi wiek rozpoznania, opóźnienie rozpoznania, czas steroidoterapii, kreatynina, liczba zajętych narządów, zaostrzenie wymagające OIT oraz eozynofilia. Wynik RFECV sugeruje, że ograniczony zestaw cech może zachować wysoką zdolność dyskryminacji, jednak w aplikacji pozostawiono pełny kontrakt 20 cech ze względu na kompletność kliniczną i spójność interfejsu.</w:t>
+      </w:r>
+    </w:p>
+    <w:p>
+      <w:pPr>
+        <w:spacing w:line="360" w:lineRule="auto"/>
+        <w:jc w:val="both"/>
+      </w:pPr>
+      <w:r>
+        <w:rPr>
+          <w:rFonts w:ascii="Times New Roman" w:hAnsi="Times New Roman"/>
+          <w:b/>
+          <w:sz w:val="24"/>
+        </w:rPr>
+        <w:t>Tabela 5.2. Dziesięć najwyżej ocenionych cech według agregowanej ważności</w:t>
+      </w:r>
+    </w:p>
+    <w:tbl>
+      <w:tblPr>
+        <w:tblStyle w:val="TableGrid"/>
+        <w:tblW w:type="auto" w:w="0"/>
+        <w:jc w:val="center"/>
+        <w:tblLook w:firstColumn="1" w:firstRow="1" w:lastColumn="0" w:lastRow="0" w:noHBand="0" w:noVBand="1" w:val="04A0"/>
+      </w:tblPr>
+      <w:tblGrid>
+        <w:gridCol w:w="4252"/>
+        <w:gridCol w:w="4252"/>
+      </w:tblGrid>
+      <w:tr>
+        <w:tc>
+          <w:tcPr>
+            <w:tcW w:type="dxa" w:w="4252"/>
+            <w:vAlign w:val="center"/>
+          </w:tcPr>
+          <w:p>
+            <w:pPr>
+              <w:jc w:val="left"/>
+            </w:pPr>
+            <w:r>
+              <w:rPr>
+                <w:rFonts w:ascii="Times New Roman" w:hAnsi="Times New Roman"/>
+                <w:sz w:val="20"/>
+              </w:rPr>
+              <w:t>Cecha</w:t>
+            </w:r>
+          </w:p>
+        </w:tc>
+        <w:tc>
+          <w:tcPr>
+            <w:tcW w:type="dxa" w:w="4252"/>
+            <w:vAlign w:val="center"/>
+          </w:tcPr>
+          <w:p>
+            <w:pPr>
+              <w:jc w:val="left"/>
+            </w:pPr>
+            <w:r>
+              <w:rPr>
+                <w:rFonts w:ascii="Times New Roman" w:hAnsi="Times New Roman"/>
+                <w:sz w:val="20"/>
+              </w:rPr>
+              <w:t>Średnia ważność</w:t>
+            </w:r>
+          </w:p>
+        </w:tc>
+      </w:tr>
+      <w:tr>
+        <w:tc>
+          <w:tcPr>
+            <w:tcW w:type="dxa" w:w="4252"/>
+            <w:vAlign w:val="center"/>
+          </w:tcPr>
+          <w:p>
+            <w:pPr>
+              <w:jc w:val="left"/>
+            </w:pPr>
+            <w:r>
+              <w:rPr>
+                <w:rFonts w:ascii="Times New Roman" w:hAnsi="Times New Roman"/>
+                <w:sz w:val="20"/>
+              </w:rPr>
+              <w:t>Zaostrz_Wymagajace_OIT</w:t>
+            </w:r>
+          </w:p>
+        </w:tc>
+        <w:tc>
+          <w:tcPr>
+            <w:tcW w:type="dxa" w:w="4252"/>
+            <w:vAlign w:val="center"/>
+          </w:tcPr>
+          <w:p>
+            <w:pPr>
+              <w:jc w:val="left"/>
+            </w:pPr>
+            <w:r>
+              <w:rPr>
+                <w:rFonts w:ascii="Times New Roman" w:hAnsi="Times New Roman"/>
+                <w:sz w:val="20"/>
+              </w:rPr>
+              <w:t>0.732</w:t>
+            </w:r>
+          </w:p>
+        </w:tc>
+      </w:tr>
+      <w:tr>
+        <w:tc>
+          <w:tcPr>
+            <w:tcW w:type="dxa" w:w="4252"/>
+            <w:vAlign w:val="center"/>
+          </w:tcPr>
+          <w:p>
+            <w:pPr>
+              <w:jc w:val="left"/>
+            </w:pPr>
+            <w:r>
+              <w:rPr>
+                <w:rFonts w:ascii="Times New Roman" w:hAnsi="Times New Roman"/>
+                <w:sz w:val="20"/>
+              </w:rPr>
+              <w:t>Wiek_rozpoznania</w:t>
+            </w:r>
+          </w:p>
+        </w:tc>
+        <w:tc>
+          <w:tcPr>
+            <w:tcW w:type="dxa" w:w="4252"/>
+            <w:vAlign w:val="center"/>
+          </w:tcPr>
+          <w:p>
+            <w:pPr>
+              <w:jc w:val="left"/>
+            </w:pPr>
+            <w:r>
+              <w:rPr>
+                <w:rFonts w:ascii="Times New Roman" w:hAnsi="Times New Roman"/>
+                <w:sz w:val="20"/>
+              </w:rPr>
+              <w:t>0.640</w:t>
+            </w:r>
+          </w:p>
+        </w:tc>
+      </w:tr>
+      <w:tr>
+        <w:tc>
+          <w:tcPr>
+            <w:tcW w:type="dxa" w:w="4252"/>
+            <w:vAlign w:val="center"/>
+          </w:tcPr>
+          <w:p>
+            <w:pPr>
+              <w:jc w:val="left"/>
+            </w:pPr>
+            <w:r>
+              <w:rPr>
+                <w:rFonts w:ascii="Times New Roman" w:hAnsi="Times New Roman"/>
+                <w:sz w:val="20"/>
+              </w:rPr>
+              <w:t>Manifestacja_Skora</w:t>
+            </w:r>
+          </w:p>
+        </w:tc>
+        <w:tc>
+          <w:tcPr>
+            <w:tcW w:type="dxa" w:w="4252"/>
+            <w:vAlign w:val="center"/>
+          </w:tcPr>
+          <w:p>
+            <w:pPr>
+              <w:jc w:val="left"/>
+            </w:pPr>
+            <w:r>
+              <w:rPr>
+                <w:rFonts w:ascii="Times New Roman" w:hAnsi="Times New Roman"/>
+                <w:sz w:val="20"/>
+              </w:rPr>
+              <w:t>0.618</w:t>
+            </w:r>
+          </w:p>
+        </w:tc>
+      </w:tr>
+      <w:tr>
+        <w:tc>
+          <w:tcPr>
+            <w:tcW w:type="dxa" w:w="4252"/>
+            <w:vAlign w:val="center"/>
+          </w:tcPr>
+          <w:p>
+            <w:pPr>
+              <w:jc w:val="left"/>
+            </w:pPr>
+            <w:r>
+              <w:rPr>
+                <w:rFonts w:ascii="Times New Roman" w:hAnsi="Times New Roman"/>
+                <w:sz w:val="20"/>
+              </w:rPr>
+              <w:t>Manifestacja_Pokarmowy</w:t>
+            </w:r>
+          </w:p>
+        </w:tc>
+        <w:tc>
+          <w:tcPr>
+            <w:tcW w:type="dxa" w:w="4252"/>
+            <w:vAlign w:val="center"/>
+          </w:tcPr>
+          <w:p>
+            <w:pPr>
+              <w:jc w:val="left"/>
+            </w:pPr>
+            <w:r>
+              <w:rPr>
+                <w:rFonts w:ascii="Times New Roman" w:hAnsi="Times New Roman"/>
+                <w:sz w:val="20"/>
+              </w:rPr>
+              <w:t>0.560</w:t>
+            </w:r>
+          </w:p>
+        </w:tc>
+      </w:tr>
+      <w:tr>
+        <w:tc>
+          <w:tcPr>
+            <w:tcW w:type="dxa" w:w="4252"/>
+            <w:vAlign w:val="center"/>
+          </w:tcPr>
+          <w:p>
+            <w:pPr>
+              <w:jc w:val="left"/>
+            </w:pPr>
+            <w:r>
+              <w:rPr>
+                <w:rFonts w:ascii="Times New Roman" w:hAnsi="Times New Roman"/>
+                <w:sz w:val="20"/>
+              </w:rPr>
+              <w:t>Kreatynina</w:t>
+            </w:r>
+          </w:p>
+        </w:tc>
+        <w:tc>
+          <w:tcPr>
+            <w:tcW w:type="dxa" w:w="4252"/>
+            <w:vAlign w:val="center"/>
+          </w:tcPr>
+          <w:p>
+            <w:pPr>
+              <w:jc w:val="left"/>
+            </w:pPr>
+            <w:r>
+              <w:rPr>
+                <w:rFonts w:ascii="Times New Roman" w:hAnsi="Times New Roman"/>
+                <w:sz w:val="20"/>
+              </w:rPr>
+              <w:t>0.457</w:t>
+            </w:r>
+          </w:p>
+        </w:tc>
+      </w:tr>
+      <w:tr>
+        <w:tc>
+          <w:tcPr>
+            <w:tcW w:type="dxa" w:w="4252"/>
+            <w:vAlign w:val="center"/>
+          </w:tcPr>
+          <w:p>
+            <w:pPr>
+              <w:jc w:val="left"/>
+            </w:pPr>
+            <w:r>
+              <w:rPr>
+                <w:rFonts w:ascii="Times New Roman" w:hAnsi="Times New Roman"/>
+                <w:sz w:val="20"/>
+              </w:rPr>
+              <w:t>Manifestacja_Wzrok</w:t>
+            </w:r>
+          </w:p>
+        </w:tc>
+        <w:tc>
+          <w:tcPr>
+            <w:tcW w:type="dxa" w:w="4252"/>
+            <w:vAlign w:val="center"/>
+          </w:tcPr>
+          <w:p>
+            <w:pPr>
+              <w:jc w:val="left"/>
+            </w:pPr>
+            <w:r>
+              <w:rPr>
+                <w:rFonts w:ascii="Times New Roman" w:hAnsi="Times New Roman"/>
+                <w:sz w:val="20"/>
+              </w:rPr>
+              <w:t>0.449</w:t>
+            </w:r>
+          </w:p>
+        </w:tc>
+      </w:tr>
+      <w:tr>
+        <w:tc>
+          <w:tcPr>
+            <w:tcW w:type="dxa" w:w="4252"/>
+            <w:vAlign w:val="center"/>
+          </w:tcPr>
+          <w:p>
+            <w:pPr>
+              <w:jc w:val="left"/>
+            </w:pPr>
+            <w:r>
+              <w:rPr>
+                <w:rFonts w:ascii="Times New Roman" w:hAnsi="Times New Roman"/>
+                <w:sz w:val="20"/>
+              </w:rPr>
+              <w:t>Czas_Sterydow</w:t>
+            </w:r>
+          </w:p>
+        </w:tc>
+        <w:tc>
+          <w:tcPr>
+            <w:tcW w:type="dxa" w:w="4252"/>
+            <w:vAlign w:val="center"/>
+          </w:tcPr>
+          <w:p>
+            <w:pPr>
+              <w:jc w:val="left"/>
+            </w:pPr>
+            <w:r>
+              <w:rPr>
+                <w:rFonts w:ascii="Times New Roman" w:hAnsi="Times New Roman"/>
+                <w:sz w:val="20"/>
+              </w:rPr>
+              <w:t>0.423</w:t>
+            </w:r>
+          </w:p>
+        </w:tc>
+      </w:tr>
+      <w:tr>
+        <w:tc>
+          <w:tcPr>
+            <w:tcW w:type="dxa" w:w="4252"/>
+            <w:vAlign w:val="center"/>
+          </w:tcPr>
+          <w:p>
+            <w:pPr>
+              <w:jc w:val="left"/>
+            </w:pPr>
+            <w:r>
+              <w:rPr>
+                <w:rFonts w:ascii="Times New Roman" w:hAnsi="Times New Roman"/>
+                <w:sz w:val="20"/>
+              </w:rPr>
+              <w:t>Liczba_Zajetych_Narzadow</w:t>
+            </w:r>
+          </w:p>
+        </w:tc>
+        <w:tc>
+          <w:tcPr>
+            <w:tcW w:type="dxa" w:w="4252"/>
+            <w:vAlign w:val="center"/>
+          </w:tcPr>
+          <w:p>
+            <w:pPr>
+              <w:jc w:val="left"/>
+            </w:pPr>
+            <w:r>
+              <w:rPr>
+                <w:rFonts w:ascii="Times New Roman" w:hAnsi="Times New Roman"/>
+                <w:sz w:val="20"/>
+              </w:rPr>
+              <w:t>0.396</w:t>
+            </w:r>
+          </w:p>
+        </w:tc>
+      </w:tr>
+      <w:tr>
+        <w:tc>
+          <w:tcPr>
+            <w:tcW w:type="dxa" w:w="4252"/>
+            <w:vAlign w:val="center"/>
+          </w:tcPr>
+          <w:p>
+            <w:pPr>
+              <w:jc w:val="left"/>
+            </w:pPr>
+            <w:r>
+              <w:rPr>
+                <w:rFonts w:ascii="Times New Roman" w:hAnsi="Times New Roman"/>
+                <w:sz w:val="20"/>
+              </w:rPr>
+              <w:t>Eozynofilia_Krwi_Obwodowej_Wartosc</w:t>
+            </w:r>
+          </w:p>
+        </w:tc>
+        <w:tc>
+          <w:tcPr>
+            <w:tcW w:type="dxa" w:w="4252"/>
+            <w:vAlign w:val="center"/>
+          </w:tcPr>
+          <w:p>
+            <w:pPr>
+              <w:jc w:val="left"/>
+            </w:pPr>
+            <w:r>
+              <w:rPr>
+                <w:rFonts w:ascii="Times New Roman" w:hAnsi="Times New Roman"/>
+                <w:sz w:val="20"/>
+              </w:rPr>
+              <w:t>0.373</w:t>
+            </w:r>
+          </w:p>
+        </w:tc>
+      </w:tr>
+      <w:tr>
+        <w:tc>
+          <w:tcPr>
+            <w:tcW w:type="dxa" w:w="4252"/>
+            <w:vAlign w:val="center"/>
+          </w:tcPr>
+          <w:p>
+            <w:pPr>
+              <w:jc w:val="left"/>
+            </w:pPr>
+            <w:r>
+              <w:rPr>
+                <w:rFonts w:ascii="Times New Roman" w:hAnsi="Times New Roman"/>
+                <w:sz w:val="20"/>
+              </w:rPr>
+              <w:t>Opoznienie_Rozpoznia</w:t>
+            </w:r>
+          </w:p>
+        </w:tc>
+        <w:tc>
+          <w:tcPr>
+            <w:tcW w:type="dxa" w:w="4252"/>
+            <w:vAlign w:val="center"/>
+          </w:tcPr>
+          <w:p>
+            <w:pPr>
+              <w:jc w:val="left"/>
+            </w:pPr>
+            <w:r>
+              <w:rPr>
+                <w:rFonts w:ascii="Times New Roman" w:hAnsi="Times New Roman"/>
+                <w:sz w:val="20"/>
+              </w:rPr>
+              <w:t>0.365</w:t>
+            </w:r>
+          </w:p>
+        </w:tc>
+      </w:tr>
+    </w:tbl>
+    <w:p>
+      <w:pPr>
+        <w:spacing w:line="360" w:lineRule="auto"/>
+        <w:jc w:val="both"/>
+      </w:pPr>
+    </w:p>
+    <w:p>
+      <w:pPr>
+        <w:pStyle w:val="Heading2"/>
+      </w:pPr>
+      <w:r>
+        <w:rPr>
+          <w:rFonts w:ascii="Times New Roman" w:hAnsi="Times New Roman"/>
+          <w:b/>
+          <w:sz w:val="26"/>
+        </w:rPr>
+        <w:t>5.4. Weryfikacja API i aplikacji webowej</w:t>
+      </w:r>
+    </w:p>
+    <w:p>
+      <w:pPr>
+        <w:spacing w:line="360" w:lineRule="auto"/>
+        <w:jc w:val="both"/>
+      </w:pPr>
+      <w:r>
+        <w:rPr>
+          <w:rFonts w:ascii="Times New Roman" w:hAnsi="Times New Roman"/>
+          <w:sz w:val="24"/>
+        </w:rPr>
+        <w:t>Część aplikacyjna została zweryfikowana testami jednostkowymi, kompilacją Pythona, produkcyjnym buildem frontendu oraz testem predykcji przez FastAPI. Szczegółowy raport znajduje się w pliku docs/raport_testowy.md. Wyniki potwierdzają, że aktualny kontrakt 20 cech jest obsługiwany przez testy, a frontend kompiluje się poprawnie.</w:t>
+      </w:r>
+    </w:p>
+    <w:p>
+      <w:pPr>
+        <w:spacing w:line="360" w:lineRule="auto"/>
+        <w:jc w:val="both"/>
+      </w:pPr>
+      <w:r>
+        <w:rPr>
+          <w:rFonts w:ascii="Times New Roman" w:hAnsi="Times New Roman"/>
+          <w:b/>
+          <w:sz w:val="24"/>
+        </w:rPr>
+        <w:t>Tabela 5.3. Wyniki weryfikacji technicznej systemu</w:t>
+      </w:r>
+    </w:p>
+    <w:tbl>
+      <w:tblPr>
+        <w:tblStyle w:val="TableGrid"/>
+        <w:tblW w:type="auto" w:w="0"/>
+        <w:jc w:val="center"/>
+        <w:tblLook w:firstColumn="1" w:firstRow="1" w:lastColumn="0" w:lastRow="0" w:noHBand="0" w:noVBand="1" w:val="04A0"/>
+      </w:tblPr>
+      <w:tblGrid>
+        <w:gridCol w:w="2835"/>
+        <w:gridCol w:w="2835"/>
+        <w:gridCol w:w="2835"/>
+      </w:tblGrid>
+      <w:tr>
+        <w:tc>
+          <w:tcPr>
+            <w:tcW w:type="dxa" w:w="2835"/>
+            <w:vAlign w:val="center"/>
+          </w:tcPr>
+          <w:p>
+            <w:pPr>
+              <w:jc w:val="left"/>
+            </w:pPr>
+            <w:r>
+              <w:rPr>
+                <w:rFonts w:ascii="Times New Roman" w:hAnsi="Times New Roman"/>
+                <w:sz w:val="20"/>
+              </w:rPr>
+              <w:t>Obszar</w:t>
+            </w:r>
+          </w:p>
+        </w:tc>
+        <w:tc>
+          <w:tcPr>
+            <w:tcW w:type="dxa" w:w="2835"/>
+            <w:vAlign w:val="center"/>
+          </w:tcPr>
+          <w:p>
+            <w:pPr>
+              <w:jc w:val="left"/>
+            </w:pPr>
+            <w:r>
+              <w:rPr>
+                <w:rFonts w:ascii="Times New Roman" w:hAnsi="Times New Roman"/>
+                <w:sz w:val="20"/>
+              </w:rPr>
+              <w:t>Procedura</w:t>
+            </w:r>
+          </w:p>
+        </w:tc>
+        <w:tc>
+          <w:tcPr>
+            <w:tcW w:type="dxa" w:w="2835"/>
+            <w:vAlign w:val="center"/>
+          </w:tcPr>
+          <w:p>
+            <w:pPr>
+              <w:jc w:val="left"/>
+            </w:pPr>
+            <w:r>
+              <w:rPr>
+                <w:rFonts w:ascii="Times New Roman" w:hAnsi="Times New Roman"/>
+                <w:sz w:val="20"/>
+              </w:rPr>
+              <w:t>Wynik</w:t>
+            </w:r>
+          </w:p>
+        </w:tc>
+      </w:tr>
+      <w:tr>
+        <w:tc>
+          <w:tcPr>
+            <w:tcW w:type="dxa" w:w="2835"/>
+            <w:vAlign w:val="center"/>
+          </w:tcPr>
+          <w:p>
+            <w:pPr>
+              <w:jc w:val="left"/>
+            </w:pPr>
+            <w:r>
+              <w:rPr>
+                <w:rFonts w:ascii="Times New Roman" w:hAnsi="Times New Roman"/>
+                <w:sz w:val="20"/>
+              </w:rPr>
+              <w:t>Testy API</w:t>
+            </w:r>
+          </w:p>
+        </w:tc>
+        <w:tc>
+          <w:tcPr>
+            <w:tcW w:type="dxa" w:w="2835"/>
+            <w:vAlign w:val="center"/>
+          </w:tcPr>
+          <w:p>
+            <w:pPr>
+              <w:jc w:val="left"/>
+            </w:pPr>
+            <w:r>
+              <w:rPr>
+                <w:rFonts w:ascii="Times New Roman" w:hAnsi="Times New Roman"/>
+                <w:sz w:val="20"/>
+              </w:rPr>
+              <w:t>venv/bin/python -m pytest tests/test_api.py -q</w:t>
+            </w:r>
+          </w:p>
+        </w:tc>
+        <w:tc>
+          <w:tcPr>
+            <w:tcW w:type="dxa" w:w="2835"/>
+            <w:vAlign w:val="center"/>
+          </w:tcPr>
+          <w:p>
+            <w:pPr>
+              <w:jc w:val="left"/>
+            </w:pPr>
+            <w:r>
+              <w:rPr>
+                <w:rFonts w:ascii="Times New Roman" w:hAnsi="Times New Roman"/>
+                <w:sz w:val="20"/>
+              </w:rPr>
+              <w:t>12 passed, 3 skipped</w:t>
+            </w:r>
+          </w:p>
+        </w:tc>
+      </w:tr>
+      <w:tr>
+        <w:tc>
+          <w:tcPr>
+            <w:tcW w:type="dxa" w:w="2835"/>
+            <w:vAlign w:val="center"/>
+          </w:tcPr>
+          <w:p>
+            <w:pPr>
+              <w:jc w:val="left"/>
+            </w:pPr>
+            <w:r>
+              <w:rPr>
+                <w:rFonts w:ascii="Times New Roman" w:hAnsi="Times New Roman"/>
+                <w:sz w:val="20"/>
+              </w:rPr>
+              <w:t>Składnia backendu</w:t>
+            </w:r>
+          </w:p>
+        </w:tc>
+        <w:tc>
+          <w:tcPr>
+            <w:tcW w:type="dxa" w:w="2835"/>
+            <w:vAlign w:val="center"/>
+          </w:tcPr>
+          <w:p>
+            <w:pPr>
+              <w:jc w:val="left"/>
+            </w:pPr>
+            <w:r>
+              <w:rPr>
+                <w:rFonts w:ascii="Times New Roman" w:hAnsi="Times New Roman"/>
+                <w:sz w:val="20"/>
+              </w:rPr>
+              <w:t>py_compile dla src/api/main.py i src/api/schemas.py</w:t>
+            </w:r>
+          </w:p>
+        </w:tc>
+        <w:tc>
+          <w:tcPr>
+            <w:tcW w:type="dxa" w:w="2835"/>
+            <w:vAlign w:val="center"/>
+          </w:tcPr>
+          <w:p>
+            <w:pPr>
+              <w:jc w:val="left"/>
+            </w:pPr>
+            <w:r>
+              <w:rPr>
+                <w:rFonts w:ascii="Times New Roman" w:hAnsi="Times New Roman"/>
+                <w:sz w:val="20"/>
+              </w:rPr>
+              <w:t>OK</w:t>
+            </w:r>
+          </w:p>
+        </w:tc>
+      </w:tr>
+      <w:tr>
+        <w:tc>
+          <w:tcPr>
+            <w:tcW w:type="dxa" w:w="2835"/>
+            <w:vAlign w:val="center"/>
+          </w:tcPr>
+          <w:p>
+            <w:pPr>
+              <w:jc w:val="left"/>
+            </w:pPr>
+            <w:r>
+              <w:rPr>
+                <w:rFonts w:ascii="Times New Roman" w:hAnsi="Times New Roman"/>
+                <w:sz w:val="20"/>
+              </w:rPr>
+              <w:t>Build frontendu</w:t>
+            </w:r>
+          </w:p>
+        </w:tc>
+        <w:tc>
+          <w:tcPr>
+            <w:tcW w:type="dxa" w:w="2835"/>
+            <w:vAlign w:val="center"/>
+          </w:tcPr>
+          <w:p>
+            <w:pPr>
+              <w:jc w:val="left"/>
+            </w:pPr>
+            <w:r>
+              <w:rPr>
+                <w:rFonts w:ascii="Times New Roman" w:hAnsi="Times New Roman"/>
+                <w:sz w:val="20"/>
+              </w:rPr>
+              <w:t>npm --prefix frontend run build</w:t>
+            </w:r>
+          </w:p>
+        </w:tc>
+        <w:tc>
+          <w:tcPr>
+            <w:tcW w:type="dxa" w:w="2835"/>
+            <w:vAlign w:val="center"/>
+          </w:tcPr>
+          <w:p>
+            <w:pPr>
+              <w:jc w:val="left"/>
+            </w:pPr>
+            <w:r>
+              <w:rPr>
+                <w:rFonts w:ascii="Times New Roman" w:hAnsi="Times New Roman"/>
+                <w:sz w:val="20"/>
+              </w:rPr>
+              <w:t>OK</w:t>
+            </w:r>
+          </w:p>
+        </w:tc>
+      </w:tr>
+      <w:tr>
+        <w:tc>
+          <w:tcPr>
+            <w:tcW w:type="dxa" w:w="2835"/>
+            <w:vAlign w:val="center"/>
+          </w:tcPr>
+          <w:p>
+            <w:pPr>
+              <w:jc w:val="left"/>
+            </w:pPr>
+            <w:r>
+              <w:rPr>
+                <w:rFonts w:ascii="Times New Roman" w:hAnsi="Times New Roman"/>
+                <w:sz w:val="20"/>
+              </w:rPr>
+              <w:t>Predykcja FastAPI</w:t>
+            </w:r>
+          </w:p>
+        </w:tc>
+        <w:tc>
+          <w:tcPr>
+            <w:tcW w:type="dxa" w:w="2835"/>
+            <w:vAlign w:val="center"/>
+          </w:tcPr>
+          <w:p>
+            <w:pPr>
+              <w:jc w:val="left"/>
+            </w:pPr>
+            <w:r>
+              <w:rPr>
+                <w:rFonts w:ascii="Times New Roman" w:hAnsi="Times New Roman"/>
+                <w:sz w:val="20"/>
+              </w:rPr>
+              <w:t>POST /predict z payloadem 20 cech</w:t>
+            </w:r>
+          </w:p>
+        </w:tc>
+        <w:tc>
+          <w:tcPr>
+            <w:tcW w:type="dxa" w:w="2835"/>
+            <w:vAlign w:val="center"/>
+          </w:tcPr>
+          <w:p>
+            <w:pPr>
+              <w:jc w:val="left"/>
+            </w:pPr>
+            <w:r>
+              <w:rPr>
+                <w:rFonts w:ascii="Times New Roman" w:hAnsi="Times New Roman"/>
+                <w:sz w:val="20"/>
+              </w:rPr>
+              <w:t>200 OK</w:t>
+            </w:r>
+          </w:p>
+        </w:tc>
+      </w:tr>
+      <w:tr>
+        <w:tc>
+          <w:tcPr>
+            <w:tcW w:type="dxa" w:w="2835"/>
+            <w:vAlign w:val="center"/>
+          </w:tcPr>
+          <w:p>
+            <w:pPr>
+              <w:jc w:val="left"/>
+            </w:pPr>
+            <w:r>
+              <w:rPr>
+                <w:rFonts w:ascii="Times New Roman" w:hAnsi="Times New Roman"/>
+                <w:sz w:val="20"/>
+              </w:rPr>
+              <w:t>Walidacja modelu</w:t>
+            </w:r>
+          </w:p>
+        </w:tc>
+        <w:tc>
+          <w:tcPr>
+            <w:tcW w:type="dxa" w:w="2835"/>
+            <w:vAlign w:val="center"/>
+          </w:tcPr>
+          <w:p>
+            <w:pPr>
+              <w:jc w:val="left"/>
+            </w:pPr>
+            <w:r>
+              <w:rPr>
+                <w:rFonts w:ascii="Times New Roman" w:hAnsi="Times New Roman"/>
+                <w:sz w:val="20"/>
+              </w:rPr>
+              <w:t>porównanie n_features_in_ z feature_names.json</w:t>
+            </w:r>
+          </w:p>
+        </w:tc>
+        <w:tc>
+          <w:tcPr>
+            <w:tcW w:type="dxa" w:w="2835"/>
+            <w:vAlign w:val="center"/>
+          </w:tcPr>
+          <w:p>
+            <w:pPr>
+              <w:jc w:val="left"/>
+            </w:pPr>
+            <w:r>
+              <w:rPr>
+                <w:rFonts w:ascii="Times New Roman" w:hAnsi="Times New Roman"/>
+                <w:sz w:val="20"/>
+              </w:rPr>
+              <w:t>niezgodny model jest pomijany i uruchamiany jest tryb demo</w:t>
+            </w:r>
+          </w:p>
+        </w:tc>
+      </w:tr>
+    </w:tbl>
+    <w:p>
+      <w:pPr>
+        <w:spacing w:line="360" w:lineRule="auto"/>
+        <w:jc w:val="both"/>
+      </w:pPr>
+    </w:p>
+    <w:p>
+      <w:pPr>
+        <w:pStyle w:val="Heading2"/>
+      </w:pPr>
+      <w:r>
+        <w:rPr>
+          <w:rFonts w:ascii="Times New Roman" w:hAnsi="Times New Roman"/>
+          <w:b/>
+          <w:sz w:val="26"/>
+        </w:rPr>
+        <w:t>5.5. Interpretacja wyników w kontekście medycznym</w:t>
+      </w:r>
+    </w:p>
+    <w:p>
+      <w:pPr>
+        <w:spacing w:line="360" w:lineRule="auto"/>
+        <w:jc w:val="both"/>
+      </w:pPr>
+      <w:r>
+        <w:rPr>
+          <w:rFonts w:ascii="Times New Roman" w:hAnsi="Times New Roman"/>
+          <w:sz w:val="24"/>
+        </w:rPr>
+        <w:t>Wyniki eksperymentów potwierdzają, że modele uczenia maszynowego mogą rozróżniać pacjentów pod względem ryzyka, ale czułość przy progu 0,5 nie zawsze jest wystarczająca dla zastosowań klinicznych. Oznacza to, że w dalszym rozwoju należy rozważyć kalibrację progów decyzyjnych oraz wybór progu zależny od kosztu błędów. W medycynie błąd fałszywie negatywny może być bardziej kosztowny niż fałszywie pozytywny, dlatego sama maksymalizacja accuracy nie jest właściwym kryterium końcowym.</w:t>
+      </w:r>
+    </w:p>
+    <w:p>
+      <w:pPr>
+        <w:spacing w:line="360" w:lineRule="auto"/>
+        <w:jc w:val="both"/>
+      </w:pPr>
+      <w:r>
+        <w:rPr>
+          <w:rFonts w:ascii="Times New Roman" w:hAnsi="Times New Roman"/>
+          <w:sz w:val="24"/>
+        </w:rPr>
+        <w:t>Najbardziej wartościowy praktycznie jest nie pojedynczy wynik prawdopodobieństwa, lecz połączenie predykcji z listą czynników wpływających na decyzję modelu. Dzięki temu lekarz może ocenić, czy wynik jest zgodny z obrazem klinicznym pacjenta i czy wymaga dalszej weryfikacji. W tym sensie metody XAI pełnią funkcję kontrolną oraz komunikacyjną.</w:t>
+      </w:r>
+    </w:p>
+    <w:p>
+      <w:pPr>
+        <w:spacing w:line="360" w:lineRule="auto"/>
+        <w:jc w:val="both"/>
+      </w:pPr>
+      <w:r>
+        <w:rPr>
+          <w:rFonts w:ascii="Times New Roman" w:hAnsi="Times New Roman"/>
+          <w:sz w:val="24"/>
+        </w:rPr>
+        <w:br w:type="page"/>
+      </w:r>
+    </w:p>
+    <w:p>
+      <w:pPr>
+        <w:spacing w:line="360" w:lineRule="auto"/>
+        <w:jc w:val="both"/>
+      </w:pPr>
+      <w:r>
+        <w:rPr>
+          <w:rFonts w:ascii="Times New Roman" w:hAnsi="Times New Roman"/>
+          <w:sz w:val="24"/>
+        </w:rPr>
+        <w:t>Hipoteza H4 została potwierdzona w warstwie architektonicznej. Rozdzielenie FastAPI i React/Vite pozwoliło niezależnie testować backend i frontend, poprawić build TypeScript oraz uruchomić lokalną integrację przez proxy. W kontekście aplikacji medycznej taka separacja jest korzystna, ponieważ umożliwia wymianę modelu bez przebudowy interfejsu użytkownika.</w:t>
+      </w:r>
+    </w:p>
+    <w:p>
+      <w:pPr>
+        <w:spacing w:line="360" w:lineRule="auto"/>
+        <w:jc w:val="both"/>
+      </w:pPr>
+      <w:r>
+        <w:rPr>
+          <w:rFonts w:ascii="Times New Roman" w:hAnsi="Times New Roman"/>
+          <w:sz w:val="24"/>
+        </w:rPr>
+        <w:t>Hipoteza H3 wymaga dalszej walidacji ilościowej. W projekcie zaimplementowano wiele metod XAI i przygotowano warstwę do ich porównania, ale pełna analiza zgodności rankingów metod powinna zostać rozszerzona na większą liczbę przypadków i zapisana w postaci osobnego eksperymentu. Aktualna wersja pracy pokazuje gotowość techniczną systemu do takiego porównania.</w:t>
+      </w:r>
+    </w:p>
+    <w:p>
+      <w:pPr>
+        <w:spacing w:line="360" w:lineRule="auto"/>
+        <w:jc w:val="both"/>
+      </w:pPr>
+      <w:r>
+        <w:rPr>
+          <w:rFonts w:ascii="Times New Roman" w:hAnsi="Times New Roman"/>
+          <w:sz w:val="24"/>
+        </w:rPr>
+        <w:t>Hipoteza H2 została potwierdzona na poziomie selekcji cech. Ranking RFECV oraz agregowana ważność wskazały cechy klinicznie interpretowalne, takie jak wiek rozpoznania, liczba zajętych narządów, kreatynina, zaostrzenie wymagające OIT, czas steroidoterapii i eozynofilia. Wynik ten jest zgodny z intuicją medyczną, ponieważ zmienne te opisują obciążenie pacjenta, aktywność choroby i intensywność leczenia.</w:t>
+      </w:r>
+    </w:p>
+    <w:p>
+      <w:pPr>
+        <w:spacing w:line="360" w:lineRule="auto"/>
+        <w:jc w:val="both"/>
+      </w:pPr>
+      <w:r>
+        <w:rPr>
+          <w:rFonts w:ascii="Times New Roman" w:hAnsi="Times New Roman"/>
+          <w:sz w:val="24"/>
+        </w:rPr>
+        <w:t>Hipoteza H1 została częściowo potwierdzona. Modele zespołowe uzyskały wysokie wartości AUC-ROC, a najlepsze wyniki osiągnęły CatBoost i stacking. Jednocześnie regresja logistyczna również uzyskała relatywnie wysokie AUC, co pokazuje, że w danych obecny jest silny sygnał możliwy do uchwycenia także prostszym modelem. Ostateczny wybór modelu powinien więc uwzględniać nie tylko AUC, ale również czułość, kalibrację i łatwość wyjaśnienia.</w:t>
+      </w:r>
+    </w:p>
+    <w:p>
+      <w:pPr>
+        <w:pStyle w:val="Heading2"/>
+      </w:pPr>
+      <w:r>
+        <w:rPr>
+          <w:rFonts w:ascii="Times New Roman" w:hAnsi="Times New Roman"/>
+          <w:b/>
+          <w:sz w:val="26"/>
+        </w:rPr>
+        <w:t>5.6. Ocena hipotez badawczych</w:t>
+      </w:r>
+    </w:p>
+    <w:p>
+      <w:pPr>
+        <w:pStyle w:val="Heading1"/>
+      </w:pPr>
+      <w:r>
+        <w:rPr>
+          <w:rFonts w:ascii="Times New Roman" w:hAnsi="Times New Roman"/>
+          <w:b/>
+          <w:sz w:val="28"/>
+        </w:rPr>
+        <w:t>6. DYSKUSJA</w:t>
+      </w:r>
+    </w:p>
+    <w:p>
+      <w:pPr>
+        <w:pStyle w:val="Heading2"/>
+      </w:pPr>
+      <w:r>
+        <w:rPr>
+          <w:rFonts w:ascii="Times New Roman" w:hAnsi="Times New Roman"/>
+          <w:b/>
+          <w:sz w:val="26"/>
+        </w:rPr>
+        <w:t>6.1. Znaczenie uzyskanych wyników</w:t>
+      </w:r>
+    </w:p>
+    <w:p>
+      <w:pPr>
+        <w:spacing w:line="360" w:lineRule="auto"/>
+        <w:jc w:val="both"/>
+      </w:pPr>
+      <w:r>
+        <w:rPr>
+          <w:rFonts w:ascii="Times New Roman" w:hAnsi="Times New Roman"/>
+          <w:sz w:val="24"/>
+        </w:rPr>
+        <w:t>Praca pokazuje, że możliwe jest zbudowanie demonstratora systemu XAI, który łączy analizę danych medycznych, modele predykcyjne, wyjaśnienia oraz interfejs użytkownika. Najważniejszym rezultatem nie jest wyłącznie ranking modeli, lecz kompletna ścieżka od danych do aplikacji. Taka ścieżka odpowiada praktycznemu charakterowi pracy magisterskiej w PANS w Krośnie, ponieważ obejmuje analizę problemu, dobór narzędzi, implementację i ocenę działania rozwiązania.</w:t>
+      </w:r>
+    </w:p>
+    <w:p>
+      <w:pPr>
+        <w:spacing w:line="360" w:lineRule="auto"/>
+        <w:jc w:val="both"/>
+      </w:pPr>
+      <w:r>
+        <w:rPr>
+          <w:rFonts w:ascii="Times New Roman" w:hAnsi="Times New Roman"/>
+          <w:sz w:val="24"/>
+        </w:rPr>
+        <w:t>Wyniki modeli pokazują dobrą zdolność dyskryminacji mierzoną AUC, lecz równocześnie wskazują na potrzebę dalszego strojenia progu decyzyjnego. Model o wysokim AUC może przy domyślnym progu wykrywać tylko część przypadków pozytywnych. Dlatego w zastosowaniu klinicznym konieczne jest dopasowanie progu do kontekstu, preferencji dotyczących czułości i swoistości oraz konsekwencji fałszywych alarmów.</w:t>
+      </w:r>
+    </w:p>
+    <w:p>
+      <w:pPr>
+        <w:pStyle w:val="Heading2"/>
+      </w:pPr>
+      <w:r>
+        <w:rPr>
+          <w:rFonts w:ascii="Times New Roman" w:hAnsi="Times New Roman"/>
+          <w:b/>
+          <w:sz w:val="26"/>
+        </w:rPr>
+        <w:t>6.2. Ograniczenia badania</w:t>
+      </w:r>
+    </w:p>
+    <w:p>
+      <w:pPr>
+        <w:spacing w:line="360" w:lineRule="auto"/>
+        <w:jc w:val="both"/>
+      </w:pPr>
+      <w:r>
+        <w:rPr>
+          <w:rFonts w:ascii="Times New Roman" w:hAnsi="Times New Roman"/>
+          <w:sz w:val="24"/>
+        </w:rPr>
+        <w:t>Główne ograniczenia wynikają z retrospektywnego charakteru danych, niezbalansowania klas oraz braku walidacji prospektywnej. Dodatkowo aktualna aplikacja wykorzystuje kontrakt 20 cech, natomiast część lokalnych artefaktów modelowych pochodzi z eksperymentów na 71 cechach. Backend obsługuje tę niespójność bezpiecznie, ale przed finalnym wdrożeniem konieczne jest wytrenowanie i zapisanie modelu zgodnego z finalnym kontraktem aplikacji.</w:t>
+      </w:r>
+    </w:p>
+    <w:p>
+      <w:pPr>
+        <w:spacing w:line="360" w:lineRule="auto"/>
+        <w:jc w:val="both"/>
+      </w:pPr>
+      <w:r>
+        <w:rPr>
+          <w:rFonts w:ascii="Times New Roman" w:hAnsi="Times New Roman"/>
+          <w:sz w:val="24"/>
+        </w:rPr>
+        <w:t>Kolejnym ograniczeniem jest brak oceny użyteczności przez lekarzy. Interfejs został zaprojektowany z myślą o czytelności i bezpieczeństwie, ale jego rzeczywista wartość kliniczna wymaga badania z użytkownikami docelowymi. Dalsze prace powinny obejmować testy z klinicystami, analizę czasu potrzebnego do interpretacji wyniku oraz ocenę, czy wyjaśnienia faktycznie zwiększają zaufanie do systemu.</w:t>
+      </w:r>
+    </w:p>
+    <w:p>
+      <w:pPr>
+        <w:pStyle w:val="Heading2"/>
+      </w:pPr>
+      <w:r>
+        <w:rPr>
+          <w:rFonts w:ascii="Times New Roman" w:hAnsi="Times New Roman"/>
+          <w:b/>
+          <w:sz w:val="26"/>
+        </w:rPr>
+        <w:t>6.3. Zgodność rozwiązania z wymaganiami wdrożeniowymi</w:t>
+      </w:r>
+    </w:p>
+    <w:p>
+      <w:pPr>
+        <w:spacing w:line="360" w:lineRule="auto"/>
+        <w:jc w:val="both"/>
+      </w:pPr>
+      <w:r>
+        <w:rPr>
+          <w:rFonts w:ascii="Times New Roman" w:hAnsi="Times New Roman"/>
+          <w:sz w:val="24"/>
+        </w:rPr>
+        <w:t>Z perspektywy wdrożeniowej projekt spełnia wymagania demonstratora: posiada backend, frontend, kontrakt danych, testy, raport testowy oraz mechanizmy bezpieczeństwa. Nie jest jednak wyrobem medycznym i nie powinien być używany do samodzielnego podejmowania decyzji klinicznych. Przejście od demonstratora do systemu produkcyjnego wymagałoby walidacji klinicznej, audytu bezpieczeństwa, procedur ochrony danych i określenia odpowiedzialności za użycie wyników.</w:t>
+      </w:r>
+    </w:p>
+    <w:p>
+      <w:pPr>
+        <w:spacing w:line="360" w:lineRule="auto"/>
+        <w:jc w:val="both"/>
+      </w:pPr>
+      <w:r>
+        <w:rPr>
+          <w:rFonts w:ascii="Times New Roman" w:hAnsi="Times New Roman"/>
+          <w:sz w:val="24"/>
+        </w:rPr>
+        <w:br w:type="page"/>
+      </w:r>
+    </w:p>
+    <w:p>
+      <w:pPr>
+        <w:pStyle w:val="Heading2"/>
+      </w:pPr>
+      <w:r>
+        <w:rPr>
+          <w:rFonts w:ascii="Times New Roman" w:hAnsi="Times New Roman"/>
+          <w:b/>
+          <w:sz w:val="26"/>
+        </w:rPr>
+        <w:t>6.4. Implikacje praktyczne</w:t>
+      </w:r>
+    </w:p>
+    <w:p>
+      <w:pPr>
+        <w:spacing w:line="360" w:lineRule="auto"/>
+        <w:jc w:val="both"/>
+      </w:pPr>
+      <w:r>
+        <w:rPr>
+          <w:rFonts w:ascii="Times New Roman" w:hAnsi="Times New Roman"/>
+          <w:sz w:val="24"/>
+        </w:rPr>
+        <w:t>Praktyczna wartość systemu polega na tym, że użytkownik otrzymuje nie tylko etykietę ryzyka, lecz także kontekst interpretacyjny. W typowym scenariuszu klinicznym lekarz może wprowadzić dane pacjenta, sprawdzić poziom ryzyka, przejrzeć czynniki zwiększające i zmniejszające predykcję, a następnie zestawić wynik z własną oceną kliniczną. System może więc pełnić rolę narzędzia edukacyjnego i analitycznego, szczególnie na etapie badawczym.</w:t>
+      </w:r>
+    </w:p>
+    <w:p>
+      <w:pPr>
+        <w:spacing w:line="360" w:lineRule="auto"/>
+        <w:jc w:val="both"/>
+      </w:pPr>
+      <w:r>
+        <w:rPr>
+          <w:rFonts w:ascii="Times New Roman" w:hAnsi="Times New Roman"/>
+          <w:sz w:val="24"/>
+        </w:rPr>
+        <w:t>Dla pacjenta lub użytkownika nietechnicznego ważne jest natomiast ograniczenie języka statystycznego i unikanie kategorycznych stwierdzeń. Z tego powodu agent i warstwa komunikacyjna powinny tłumaczyć wynik jako sygnał do rozmowy z lekarzem, a nie jako diagnozę. Takie podejście zwiększa bezpieczeństwo komunikacji i ogranicza ryzyko wywołania nieuzasadnionego lęku.</w:t>
+      </w:r>
+    </w:p>
+    <w:p>
+      <w:pPr>
+        <w:pStyle w:val="Heading2"/>
+      </w:pPr>
+      <w:r>
+        <w:rPr>
+          <w:rFonts w:ascii="Times New Roman" w:hAnsi="Times New Roman"/>
+          <w:b/>
+          <w:sz w:val="26"/>
+        </w:rPr>
+        <w:t>6.5. Ryzyka i zasady odpowiedzialnego użycia</w:t>
+      </w:r>
+    </w:p>
+    <w:p>
+      <w:pPr>
+        <w:spacing w:line="360" w:lineRule="auto"/>
+        <w:jc w:val="both"/>
+      </w:pPr>
+      <w:r>
+        <w:rPr>
+          <w:rFonts w:ascii="Times New Roman" w:hAnsi="Times New Roman"/>
+          <w:sz w:val="24"/>
+        </w:rPr>
+        <w:t>Najważniejszym ryzykiem jest potraktowanie wyniku modelu jako samodzielnej podstawy decyzji medycznej. Aby temu przeciwdziałać, system zawiera disclaimery i guardrails, ale w rozwiązaniu produkcyjnym potrzebne byłyby również procedury organizacyjne: określenie użytkowników uprawnionych, rejestrowanie wersji modelu, logowanie użycia, monitorowanie jakości predykcji oraz procedura wycofania modelu w przypadku pogorszenia wyników.</w:t>
+      </w:r>
+    </w:p>
+    <w:p>
+      <w:pPr>
+        <w:spacing w:line="360" w:lineRule="auto"/>
+        <w:jc w:val="both"/>
+      </w:pPr>
+      <w:r>
+        <w:rPr>
+          <w:rFonts w:ascii="Times New Roman" w:hAnsi="Times New Roman"/>
+          <w:sz w:val="24"/>
+        </w:rPr>
+        <w:t>Drugim ryzykiem jest dryf danych. Model wytrenowany na retrospektywnym zbiorze może działać gorzej, jeśli populacja pacjentów, praktyka leczenia lub sposób rejestrowania danych ulegną zmianie. Dlatego wdrożenie powinno obejmować okresową rewalidację, kontrolę rozkładów cech oraz analizę przypadków, w których model popełnia błędy. Bez takiej kontroli nawet model o dobrych wynikach historycznych może stać się niewiarygodny.</w:t>
+      </w:r>
+    </w:p>
+    <w:p>
+      <w:pPr>
+        <w:pStyle w:val="Heading1"/>
+      </w:pPr>
+      <w:r>
+        <w:rPr>
+          <w:rFonts w:ascii="Times New Roman" w:hAnsi="Times New Roman"/>
+          <w:b/>
+          <w:sz w:val="28"/>
+        </w:rPr>
+        <w:t>7. WNIOSKI I KIERUNKI DALSZYCH PRAC</w:t>
+      </w:r>
+    </w:p>
+    <w:p>
+      <w:pPr>
+        <w:spacing w:line="360" w:lineRule="auto"/>
+        <w:jc w:val="both"/>
+      </w:pPr>
+      <w:r>
+        <w:rPr>
+          <w:rFonts w:ascii="Times New Roman" w:hAnsi="Times New Roman"/>
+          <w:sz w:val="24"/>
+        </w:rPr>
+        <w:t>W pracy opracowano i zweryfikowano system wyjaśnialnej sztucznej inteligencji wspierający predykcję ryzyka śmiertelności w zapaleniu naczyń. System obejmuje warstwę danych, modele uczenia maszynowego, metody XAI, backend FastAPI, frontend React/Vite, agenta konwersacyjnego i mechanizmy guardrails. Rozwiązanie realizuje zarówno aspekt badawczy, jak i wdrożeniowy wymagany od pracy magisterskiej.</w:t>
+      </w:r>
+    </w:p>
+    <w:p>
+      <w:pPr>
+        <w:spacing w:line="360" w:lineRule="auto"/>
+        <w:jc w:val="both"/>
+      </w:pPr>
+      <w:r>
+        <w:rPr>
+          <w:rFonts w:ascii="Times New Roman" w:hAnsi="Times New Roman"/>
+          <w:sz w:val="24"/>
+        </w:rPr>
+        <w:t>Najważniejsze wnioski są następujące: modele zespołowe osiągają wysoką zdolność dyskryminacji, selekcja cech wskazuje klinicznie interpretowalne predyktory, a integracja XAI zwiększa praktyczną wartość systemu. Jednocześnie wyniki pokazują, że próg decyzyjny, kalibracja i walidacja zewnętrzna są kluczowe przed użyciem w realnym środowisku medycznym.</w:t>
+      </w:r>
+    </w:p>
+    <w:p>
+      <w:pPr>
+        <w:pStyle w:val="ListBullet"/>
+      </w:pPr>
+      <w:r>
+        <w:rPr>
+          <w:rFonts w:ascii="Times New Roman" w:hAnsi="Times New Roman"/>
+          <w:sz w:val="24"/>
+        </w:rPr>
+        <w:t>wytrenowanie finalnego modelu zgodnego dokładnie z kontraktem 20 cech;</w:t>
+      </w:r>
+    </w:p>
+    <w:p>
+      <w:pPr>
+        <w:pStyle w:val="ListBullet"/>
+      </w:pPr>
+      <w:r>
+        <w:rPr>
+          <w:rFonts w:ascii="Times New Roman" w:hAnsi="Times New Roman"/>
+          <w:sz w:val="24"/>
+        </w:rPr>
+        <w:t>walidacja na niezależnym zbiorze danych;</w:t>
+      </w:r>
+    </w:p>
+    <w:p>
+      <w:pPr>
+        <w:pStyle w:val="ListBullet"/>
+      </w:pPr>
+      <w:r>
+        <w:rPr>
+          <w:rFonts w:ascii="Times New Roman" w:hAnsi="Times New Roman"/>
+          <w:sz w:val="24"/>
+        </w:rPr>
+        <w:t>kalibracja prawdopodobieństw i dobór progu decyzyjnego pod kątem czułości;</w:t>
+      </w:r>
+    </w:p>
+    <w:p>
+      <w:pPr>
+        <w:pStyle w:val="ListBullet"/>
+      </w:pPr>
+      <w:r>
+        <w:rPr>
+          <w:rFonts w:ascii="Times New Roman" w:hAnsi="Times New Roman"/>
+          <w:sz w:val="24"/>
+        </w:rPr>
+        <w:t>testy użyteczności z lekarzami;</w:t>
+      </w:r>
+    </w:p>
+    <w:p>
+      <w:pPr>
+        <w:pStyle w:val="ListBullet"/>
+      </w:pPr>
+      <w:r>
+        <w:rPr>
+          <w:rFonts w:ascii="Times New Roman" w:hAnsi="Times New Roman"/>
+          <w:sz w:val="24"/>
+        </w:rPr>
+        <w:t>optymalizacja frontendu przez dynamiczne ładowanie ciężkich modułów Plotly;</w:t>
+      </w:r>
+    </w:p>
+    <w:p>
+      <w:pPr>
+        <w:pStyle w:val="ListBullet"/>
+      </w:pPr>
+      <w:r>
+        <w:rPr>
+          <w:rFonts w:ascii="Times New Roman" w:hAnsi="Times New Roman"/>
+          <w:sz w:val="24"/>
+        </w:rPr>
+        <w:t>rozszerzenie raportowania XAI o eksport PDF i ścieżkę audytu decyzji.</w:t>
+      </w:r>
+    </w:p>
+    <w:p>
+      <w:pPr>
+        <w:spacing w:line="360" w:lineRule="auto"/>
+        <w:jc w:val="both"/>
+      </w:pPr>
+      <w:r>
+        <w:rPr>
+          <w:rFonts w:ascii="Times New Roman" w:hAnsi="Times New Roman"/>
+          <w:sz w:val="24"/>
+        </w:rPr>
+        <w:br w:type="page"/>
+      </w:r>
+    </w:p>
+    <w:p>
+      <w:pPr>
+        <w:spacing w:line="360" w:lineRule="auto"/>
+        <w:jc w:val="both"/>
+      </w:pPr>
+      <w:r>
+        <w:rPr>
+          <w:rFonts w:ascii="Times New Roman" w:hAnsi="Times New Roman"/>
+          <w:sz w:val="24"/>
+        </w:rPr>
+        <w:t>Najpilniejszym kolejnym krokiem jest ujednolicenie artefaktu produkcyjnego modelu z kontraktem 20 cech. Po wykonaniu tego kroku możliwe będzie przeprowadzenie pełnej demonstracji bez trybu demo, wygenerowanie finalnych wykresów XAI oraz przygotowanie wersji PDF do APD. Następnie warto rozbudować bibliografię o źródła kliniczne dotyczące zapaleń naczyń oraz publikacje porównujące metody XAI w medycynie.</w:t>
+      </w:r>
+    </w:p>
+    <w:p>
+      <w:pPr>
+        <w:spacing w:line="360" w:lineRule="auto"/>
+        <w:jc w:val="both"/>
+      </w:pPr>
+      <w:r>
+        <w:rPr>
+          <w:rFonts w:ascii="Times New Roman" w:hAnsi="Times New Roman"/>
+          <w:sz w:val="24"/>
+        </w:rPr>
+        <w:t>Podsumowując, praca spełnia trzy funkcje: badawczą, projektową i dokumentacyjną. Funkcja badawcza obejmuje analizę modeli, cech i metryk. Funkcja projektowa obejmuje zaprojektowanie i implementację aplikacji webowej. Funkcja dokumentacyjna obejmuje opis wymagań, testów, ograniczeń i zgodności z wytycznymi PANS. Taka konstrukcja lepiej odpowiada charakterowi pracy magisterskiej niż sam opis kodu lub sam eksperyment modelowy.</w:t>
+      </w:r>
+    </w:p>
+    <w:p>
+      <w:pPr>
+        <w:pStyle w:val="Heading1"/>
+      </w:pPr>
+      <w:r>
+        <w:rPr>
+          <w:rFonts w:ascii="Times New Roman" w:hAnsi="Times New Roman"/>
+          <w:b/>
+          <w:sz w:val="28"/>
+        </w:rPr>
+        <w:t>8. BIBLIOGRAFIA</w:t>
+      </w:r>
+    </w:p>
+    <w:p>
+      <w:pPr>
+        <w:spacing w:line="360" w:lineRule="auto"/>
+        <w:jc w:val="both"/>
+      </w:pPr>
+      <w:r>
+        <w:rPr>
+          <w:rFonts w:ascii="Times New Roman" w:hAnsi="Times New Roman"/>
+          <w:sz w:val="24"/>
+        </w:rPr>
+        <w:t>1. Breiman L. Random Forests. Machine Learning. 2001;45:5-32.</w:t>
+      </w:r>
+    </w:p>
+    <w:p>
+      <w:pPr>
+        <w:spacing w:line="360" w:lineRule="auto"/>
+        <w:jc w:val="both"/>
+      </w:pPr>
+      <w:r>
+        <w:rPr>
+          <w:rFonts w:ascii="Times New Roman" w:hAnsi="Times New Roman"/>
+          <w:sz w:val="24"/>
+        </w:rPr>
+        <w:t>2. Chen T, Guestrin C. XGBoost: A Scalable Tree Boosting System. Proceedings of the 22nd ACM SIGKDD International Conference on Knowledge Discovery and Data Mining. 2016.</w:t>
+      </w:r>
+    </w:p>
+    <w:p>
+      <w:pPr>
+        <w:spacing w:line="360" w:lineRule="auto"/>
+        <w:jc w:val="both"/>
+      </w:pPr>
+      <w:r>
+        <w:rPr>
+          <w:rFonts w:ascii="Times New Roman" w:hAnsi="Times New Roman"/>
+          <w:sz w:val="24"/>
+        </w:rPr>
+        <w:t>3. Guidotti R, Monreale A, Ruggieri S, Turini F, Giannotti F, Pedreschi D. A Survey of Methods for Explaining Black Box Models. ACM Computing Surveys. 2018;51(5):1-42.</w:t>
+      </w:r>
+    </w:p>
+    <w:p>
+      <w:pPr>
+        <w:spacing w:line="360" w:lineRule="auto"/>
+        <w:jc w:val="both"/>
+      </w:pPr>
+      <w:r>
+        <w:rPr>
+          <w:rFonts w:ascii="Times New Roman" w:hAnsi="Times New Roman"/>
+          <w:sz w:val="24"/>
+        </w:rPr>
+        <w:t>4. Ke G, Meng Q, Finley T, Wang T, Chen W, Ma W, Ye Q, Liu TY. LightGBM: A Highly Efficient Gradient Boosting Decision Tree. Advances in Neural Information Processing Systems. 2017.</w:t>
+      </w:r>
+    </w:p>
+    <w:p>
+      <w:pPr>
+        <w:spacing w:line="360" w:lineRule="auto"/>
+        <w:jc w:val="both"/>
+      </w:pPr>
+      <w:r>
+        <w:rPr>
+          <w:rFonts w:ascii="Times New Roman" w:hAnsi="Times New Roman"/>
+          <w:sz w:val="24"/>
+        </w:rPr>
+        <w:t>5. Lundberg SM, Lee SI. A Unified Approach to Interpreting Model Predictions. Advances in Neural Information Processing Systems. 2017.</w:t>
+      </w:r>
+    </w:p>
+    <w:p>
+      <w:pPr>
+        <w:spacing w:line="360" w:lineRule="auto"/>
+        <w:jc w:val="both"/>
+      </w:pPr>
+      <w:r>
+        <w:rPr>
+          <w:rFonts w:ascii="Times New Roman" w:hAnsi="Times New Roman"/>
+          <w:sz w:val="24"/>
+        </w:rPr>
+        <w:t>6. Molnar C. Interpretable Machine Learning: A Guide for Making Black Box Models Explainable. 2nd ed. 2022.</w:t>
+      </w:r>
+    </w:p>
+    <w:p>
+      <w:pPr>
+        <w:spacing w:line="360" w:lineRule="auto"/>
+        <w:jc w:val="both"/>
+      </w:pPr>
+      <w:r>
+        <w:rPr>
+          <w:rFonts w:ascii="Times New Roman" w:hAnsi="Times New Roman"/>
+          <w:sz w:val="24"/>
+        </w:rPr>
+        <w:t>7. Ribeiro MT, Singh S, Guestrin C. "Why Should I Trust You?": Explaining the Predictions of Any Classifier. Proceedings of the 22nd ACM SIGKDD International Conference on Knowledge Discovery and Data Mining. 2016.</w:t>
+      </w:r>
+    </w:p>
+    <w:p>
+      <w:pPr>
+        <w:spacing w:line="360" w:lineRule="auto"/>
+        <w:jc w:val="both"/>
+      </w:pPr>
+      <w:r>
+        <w:rPr>
+          <w:rFonts w:ascii="Times New Roman" w:hAnsi="Times New Roman"/>
+          <w:sz w:val="24"/>
+        </w:rPr>
+        <w:t>8. Państwowa Akademia Nauk Stosowanych w Krośnie. Regulamin dyplomowania w Państwowej Akademii Nauk Stosowanych w Krośnie. https://pans.krosno.pl/informatyka/wp-content/uploads/sites/6/2025/01/regulamin-dyplomowania.pdf (dostęp z dnia 20.05.2026).</w:t>
+      </w:r>
+    </w:p>
+    <w:p>
+      <w:pPr>
+        <w:spacing w:line="360" w:lineRule="auto"/>
+        <w:jc w:val="both"/>
+      </w:pPr>
+      <w:r>
+        <w:rPr>
+          <w:rFonts w:ascii="Times New Roman" w:hAnsi="Times New Roman"/>
+          <w:sz w:val="24"/>
+        </w:rPr>
+        <w:t>9. Państwowa Akademia Nauk Stosowanych w Krośnie. Wymagania edytorskie pracy dyplomowej. https://pans.krosno.pl/informatyka/wp-content/uploads/sites/6/2025/02/Wymagania-edytorskie-pracy-dyplomowej.pdf (dostęp z dnia 20.05.2026).</w:t>
+      </w:r>
+    </w:p>
+    <w:p>
+      <w:pPr>
+        <w:spacing w:line="360" w:lineRule="auto"/>
+        <w:jc w:val="both"/>
+      </w:pPr>
+      <w:r>
+        <w:rPr>
+          <w:rFonts w:ascii="Times New Roman" w:hAnsi="Times New Roman"/>
+          <w:sz w:val="24"/>
+        </w:rPr>
+        <w:t>10. FastAPI documentation. https://fastapi.tiangolo.com/ (dostęp z dnia 20.05.2026).</w:t>
+      </w:r>
+    </w:p>
+    <w:p>
+      <w:pPr>
+        <w:spacing w:line="360" w:lineRule="auto"/>
+        <w:jc w:val="both"/>
+      </w:pPr>
+      <w:r>
+        <w:rPr>
+          <w:rFonts w:ascii="Times New Roman" w:hAnsi="Times New Roman"/>
+          <w:sz w:val="24"/>
+        </w:rPr>
+        <w:t>11. React documentation. https://react.dev/ (dostęp z dnia 20.05.2026).</w:t>
+      </w:r>
+    </w:p>
+    <w:p>
+      <w:pPr>
+        <w:spacing w:line="360" w:lineRule="auto"/>
+        <w:jc w:val="both"/>
+      </w:pPr>
+      <w:r>
+        <w:rPr>
+          <w:rFonts w:ascii="Times New Roman" w:hAnsi="Times New Roman"/>
+          <w:sz w:val="24"/>
+        </w:rPr>
+        <w:t>12. Vite documentation. https://vite.dev/ (dostęp z dnia 20.05.2026).</w:t>
+      </w:r>
+    </w:p>
+    <w:p>
+      <w:pPr>
+        <w:spacing w:line="360" w:lineRule="auto"/>
+        <w:jc w:val="both"/>
+      </w:pPr>
+      <w:r>
+        <w:rPr>
+          <w:rFonts w:ascii="Times New Roman" w:hAnsi="Times New Roman"/>
+          <w:sz w:val="24"/>
+        </w:rPr>
+        <w:br w:type="page"/>
+      </w:r>
+    </w:p>
+    <w:p>
+      <w:pPr>
+        <w:pStyle w:val="Heading1"/>
+      </w:pPr>
+      <w:r>
+        <w:rPr>
+          <w:rFonts w:ascii="Times New Roman" w:hAnsi="Times New Roman"/>
+          <w:b/>
+          <w:sz w:val="28"/>
+        </w:rPr>
+        <w:t>9. SPIS TABEL</w:t>
+      </w:r>
+    </w:p>
+    <w:p>
+      <w:pPr>
+        <w:spacing w:line="360" w:lineRule="auto"/>
+        <w:jc w:val="both"/>
+      </w:pPr>
+      <w:r>
+        <w:rPr>
+          <w:rFonts w:ascii="Times New Roman" w:hAnsi="Times New Roman"/>
+          <w:sz w:val="24"/>
+        </w:rPr>
+        <w:t>Tabela 1.1. Pytania badawcze i sposób ich weryfikacji</w:t>
+      </w:r>
+    </w:p>
+    <w:p>
+      <w:pPr>
+        <w:spacing w:line="360" w:lineRule="auto"/>
+        <w:jc w:val="both"/>
+      </w:pPr>
+      <w:r>
+        <w:rPr>
+          <w:rFonts w:ascii="Times New Roman" w:hAnsi="Times New Roman"/>
+          <w:sz w:val="24"/>
+        </w:rPr>
+        <w:t>Tabela 2.1. Charakterystyka metod XAI wykorzystanych w pracy</w:t>
+      </w:r>
+    </w:p>
+    <w:p>
+      <w:pPr>
+        <w:spacing w:line="360" w:lineRule="auto"/>
+        <w:jc w:val="both"/>
+      </w:pPr>
+      <w:r>
+        <w:rPr>
+          <w:rFonts w:ascii="Times New Roman" w:hAnsi="Times New Roman"/>
+          <w:sz w:val="24"/>
+        </w:rPr>
+        <w:t>Tabela 3.1. Charakterystyka zbioru danych</w:t>
+      </w:r>
+    </w:p>
+    <w:p>
+      <w:pPr>
+        <w:spacing w:line="360" w:lineRule="auto"/>
+        <w:jc w:val="both"/>
+      </w:pPr>
+      <w:r>
+        <w:rPr>
+          <w:rFonts w:ascii="Times New Roman" w:hAnsi="Times New Roman"/>
+          <w:sz w:val="24"/>
+        </w:rPr>
+        <w:t>Tabela 3.2. Cechy kliniczne w kontrakcie aplikacji</w:t>
+      </w:r>
+    </w:p>
+    <w:p>
+      <w:pPr>
+        <w:spacing w:line="360" w:lineRule="auto"/>
+        <w:jc w:val="both"/>
+      </w:pPr>
+      <w:r>
+        <w:rPr>
+          <w:rFonts w:ascii="Times New Roman" w:hAnsi="Times New Roman"/>
+          <w:sz w:val="24"/>
+        </w:rPr>
+        <w:t>Tabela 3.3. Wynik RFECV dla modelu referencyjnego</w:t>
+      </w:r>
+    </w:p>
+    <w:p>
+      <w:pPr>
+        <w:spacing w:line="360" w:lineRule="auto"/>
+        <w:jc w:val="both"/>
+      </w:pPr>
+      <w:r>
+        <w:rPr>
+          <w:rFonts w:ascii="Times New Roman" w:hAnsi="Times New Roman"/>
+          <w:sz w:val="24"/>
+        </w:rPr>
+        <w:t>Tabela 3.4. Modele uwzględnione w eksperymencie</w:t>
+      </w:r>
+    </w:p>
+    <w:p>
+      <w:pPr>
+        <w:spacing w:line="360" w:lineRule="auto"/>
+        <w:jc w:val="both"/>
+      </w:pPr>
+      <w:r>
+        <w:rPr>
+          <w:rFonts w:ascii="Times New Roman" w:hAnsi="Times New Roman"/>
+          <w:sz w:val="24"/>
+        </w:rPr>
+        <w:t>Tabela 3.5. Metryki ewaluacji modeli</w:t>
+      </w:r>
+    </w:p>
+    <w:p>
+      <w:pPr>
+        <w:spacing w:line="360" w:lineRule="auto"/>
+        <w:jc w:val="both"/>
+      </w:pPr>
+      <w:r>
+        <w:rPr>
+          <w:rFonts w:ascii="Times New Roman" w:hAnsi="Times New Roman"/>
+          <w:sz w:val="24"/>
+        </w:rPr>
+        <w:t>Tabela 4.1. Główne endpointy backendu FastAPI</w:t>
+      </w:r>
+    </w:p>
+    <w:p>
+      <w:pPr>
+        <w:spacing w:line="360" w:lineRule="auto"/>
+        <w:jc w:val="both"/>
+      </w:pPr>
+      <w:r>
+        <w:rPr>
+          <w:rFonts w:ascii="Times New Roman" w:hAnsi="Times New Roman"/>
+          <w:sz w:val="24"/>
+        </w:rPr>
+        <w:t>Tabela 5.1. Porównanie modeli na zbiorze testowym</w:t>
+      </w:r>
+    </w:p>
+    <w:p>
+      <w:pPr>
+        <w:spacing w:line="360" w:lineRule="auto"/>
+        <w:jc w:val="both"/>
+      </w:pPr>
+      <w:r>
+        <w:rPr>
+          <w:rFonts w:ascii="Times New Roman" w:hAnsi="Times New Roman"/>
+          <w:sz w:val="24"/>
+        </w:rPr>
+        <w:t>Tabela 5.2. Dziesięć najwyżej ocenionych cech według agregowanej ważności</w:t>
+      </w:r>
+    </w:p>
+    <w:p>
+      <w:pPr>
+        <w:spacing w:line="360" w:lineRule="auto"/>
+        <w:jc w:val="both"/>
+      </w:pPr>
+      <w:r>
+        <w:rPr>
+          <w:rFonts w:ascii="Times New Roman" w:hAnsi="Times New Roman"/>
+          <w:sz w:val="24"/>
+        </w:rPr>
+        <w:t>Tabela 5.3. Wyniki weryfikacji technicznej systemu</w:t>
+      </w:r>
+    </w:p>
+    <w:p>
+      <w:pPr>
+        <w:spacing w:line="360" w:lineRule="auto"/>
+        <w:jc w:val="both"/>
+      </w:pPr>
+      <w:r>
+        <w:rPr>
+          <w:rFonts w:ascii="Times New Roman" w:hAnsi="Times New Roman"/>
+          <w:sz w:val="24"/>
+        </w:rPr>
+        <w:br w:type="page"/>
+      </w:r>
+    </w:p>
+    <w:p>
+      <w:pPr>
+        <w:pStyle w:val="Heading1"/>
+      </w:pPr>
+      <w:r>
+        <w:rPr>
+          <w:rFonts w:ascii="Times New Roman" w:hAnsi="Times New Roman"/>
+          <w:b/>
+          <w:sz w:val="28"/>
+        </w:rPr>
+        <w:t>10. SPIS RYSUNKÓW</w:t>
+      </w:r>
+    </w:p>
+    <w:p>
+      <w:r>
+        <w:rPr>
+          <w:rFonts w:ascii="Times New Roman" w:hAnsi="Times New Roman"/>
+          <w:sz w:val="24"/>
+        </w:rPr>
+        <w:t>Rysunek 3.1. Schemat postępowania badawczego</w:t>
+      </w:r>
+    </w:p>
+    <w:p>
+      <w:r>
+        <w:rPr>
+          <w:rFonts w:ascii="Times New Roman" w:hAnsi="Times New Roman"/>
+          <w:sz w:val="24"/>
+        </w:rPr>
+        <w:t>Rysunek 4.1. Architektura logiczna systemu</w:t>
+      </w:r>
+    </w:p>
+    <w:p>
+      <w:r>
+        <w:rPr>
+          <w:rFonts w:ascii="Times New Roman" w:hAnsi="Times New Roman"/>
+          <w:sz w:val="24"/>
+        </w:rPr>
+        <w:t>Rysunek 4.2. Fragment kodu schematu PatientInput w backendzie FastAPI</w:t>
+      </w:r>
+    </w:p>
+    <w:p>
+      <w:r>
+        <w:rPr>
+          <w:rFonts w:ascii="Times New Roman" w:hAnsi="Times New Roman"/>
+          <w:sz w:val="24"/>
+        </w:rPr>
+        <w:t>Rysunek 4.3. Fragment kodu walidacji zgodności modelu z listą cech</w:t>
+      </w:r>
+    </w:p>
+    <w:p>
+      <w:r>
+        <w:rPr>
+          <w:rFonts w:ascii="Times New Roman" w:hAnsi="Times New Roman"/>
+          <w:sz w:val="24"/>
+        </w:rPr>
+        <w:t>Rysunek 4.4. Formularz danych pacjenta w aplikacji React/Vite</w:t>
+      </w:r>
+    </w:p>
+    <w:p>
+      <w:r>
+        <w:rPr>
+          <w:rFonts w:ascii="Times New Roman" w:hAnsi="Times New Roman"/>
+          <w:sz w:val="24"/>
+        </w:rPr>
+        <w:t>Rysunek 4.5. Widok predykcji modeli i kluczowych czynników ryzyka</w:t>
+      </w:r>
+    </w:p>
+    <w:p>
+      <w:r>
+        <w:rPr>
+          <w:rFonts w:ascii="Times New Roman" w:hAnsi="Times New Roman"/>
+          <w:sz w:val="24"/>
+        </w:rPr>
+        <w:t>Rysunek 4.6. Widok wyjaśnienia SHAP dla przykładowego pacjenta</w:t>
+      </w:r>
+    </w:p>
+    <w:p>
+      <w:r>
+        <w:rPr>
+          <w:rFonts w:ascii="Times New Roman" w:hAnsi="Times New Roman"/>
+          <w:sz w:val="24"/>
+        </w:rPr>
+        <w:t>Rysunek 4.7. Fragment kodu formularza pacjenta w React</w:t>
+      </w:r>
+    </w:p>
+    <w:p>
+      <w:r>
+        <w:rPr>
+          <w:rFonts w:ascii="Times New Roman" w:hAnsi="Times New Roman"/>
+          <w:sz w:val="24"/>
+        </w:rPr>
+        <w:t>Rysunek 4.8. Tryb agenta konwersacyjnego AI</w:t>
+      </w:r>
+    </w:p>
+    <w:p>
+      <w:r>
+        <w:rPr>
+          <w:rFonts w:ascii="Times New Roman" w:hAnsi="Times New Roman"/>
+          <w:sz w:val="24"/>
+        </w:rPr>
+        <w:t>Rysunek 4.9. Tryb analizy masowej pacjentów</w:t>
+      </w:r>
+    </w:p>
+    <w:p>
+      <w:r>
+        <w:rPr>
+          <w:rFonts w:ascii="Times New Roman" w:hAnsi="Times New Roman"/>
+          <w:sz w:val="24"/>
+        </w:rPr>
+        <w:t>Rysunek 4.10. Fragment kodu konfiguracji proxy Vite do backendu API</w:t>
+      </w:r>
+    </w:p>
+    <w:p>
+      <w:pPr>
+        <w:pStyle w:val="Heading1"/>
+      </w:pPr>
+      <w:r>
+        <w:rPr>
+          <w:rFonts w:ascii="Times New Roman" w:hAnsi="Times New Roman"/>
+          <w:b/>
+          <w:sz w:val="28"/>
+        </w:rPr>
+        <w:t>11. ANEKS: CHECKLISTA ZGODNOŚCI Z WYMAGANIAMI PANS</w:t>
+      </w:r>
+    </w:p>
+    <w:p>
+      <w:pPr>
+        <w:spacing w:line="360" w:lineRule="auto"/>
+        <w:jc w:val="both"/>
+      </w:pPr>
+      <w:r>
+        <w:rPr>
+          <w:rFonts w:ascii="Times New Roman" w:hAnsi="Times New Roman"/>
+          <w:b/>
+          <w:sz w:val="24"/>
+        </w:rPr>
+        <w:t>Tabela 11.1. Checklista zgodności pracy z wymaganiami PANS</w:t>
+      </w:r>
+    </w:p>
+    <w:tbl>
+      <w:tblPr>
+        <w:tblStyle w:val="TableGrid"/>
+        <w:tblW w:type="auto" w:w="0"/>
+        <w:jc w:val="center"/>
+        <w:tblLook w:firstColumn="1" w:firstRow="1" w:lastColumn="0" w:lastRow="0" w:noHBand="0" w:noVBand="1" w:val="04A0"/>
+      </w:tblPr>
+      <w:tblGrid>
+        <w:gridCol w:w="4252"/>
+        <w:gridCol w:w="4252"/>
+      </w:tblGrid>
+      <w:tr>
+        <w:tc>
+          <w:tcPr>
+            <w:tcW w:type="dxa" w:w="4252"/>
+            <w:vAlign w:val="center"/>
+          </w:tcPr>
+          <w:p>
+            <w:pPr>
+              <w:jc w:val="left"/>
+            </w:pPr>
+            <w:r>
+              <w:rPr>
+                <w:rFonts w:ascii="Times New Roman" w:hAnsi="Times New Roman"/>
+                <w:sz w:val="20"/>
+              </w:rPr>
+              <w:t>Wymaganie</w:t>
+            </w:r>
+          </w:p>
+        </w:tc>
+        <w:tc>
+          <w:tcPr>
+            <w:tcW w:type="dxa" w:w="4252"/>
+            <w:vAlign w:val="center"/>
+          </w:tcPr>
+          <w:p>
+            <w:pPr>
+              <w:jc w:val="left"/>
+            </w:pPr>
+            <w:r>
+              <w:rPr>
+                <w:rFonts w:ascii="Times New Roman" w:hAnsi="Times New Roman"/>
+                <w:sz w:val="20"/>
+              </w:rPr>
+              <w:t>Realizacja w pracy</w:t>
+            </w:r>
+          </w:p>
+        </w:tc>
+      </w:tr>
+      <w:tr>
+        <w:tc>
+          <w:tcPr>
+            <w:tcW w:type="dxa" w:w="4252"/>
+            <w:vAlign w:val="center"/>
+          </w:tcPr>
+          <w:p>
+            <w:pPr>
+              <w:jc w:val="left"/>
+            </w:pPr>
+            <w:r>
+              <w:rPr>
+                <w:rFonts w:ascii="Times New Roman" w:hAnsi="Times New Roman"/>
+                <w:sz w:val="20"/>
+              </w:rPr>
+              <w:t>Strona tytułowa według wzoru</w:t>
+            </w:r>
+          </w:p>
+        </w:tc>
+        <w:tc>
+          <w:tcPr>
+            <w:tcW w:type="dxa" w:w="4252"/>
+            <w:vAlign w:val="center"/>
+          </w:tcPr>
+          <w:p>
+            <w:pPr>
+              <w:jc w:val="left"/>
+            </w:pPr>
+            <w:r>
+              <w:rPr>
+                <w:rFonts w:ascii="Times New Roman" w:hAnsi="Times New Roman"/>
+                <w:sz w:val="20"/>
+              </w:rPr>
+              <w:t>Zawarta na początku dokumentu; wymaga końcowego sprawdzenia danych formalnych przed złożeniem.</w:t>
+            </w:r>
+          </w:p>
+        </w:tc>
+      </w:tr>
+      <w:tr>
+        <w:tc>
+          <w:tcPr>
+            <w:tcW w:type="dxa" w:w="4252"/>
+            <w:vAlign w:val="center"/>
+          </w:tcPr>
+          <w:p>
+            <w:pPr>
+              <w:jc w:val="left"/>
+            </w:pPr>
+            <w:r>
+              <w:rPr>
+                <w:rFonts w:ascii="Times New Roman" w:hAnsi="Times New Roman"/>
+                <w:sz w:val="20"/>
+              </w:rPr>
+              <w:t>Spis treści</w:t>
+            </w:r>
+          </w:p>
+        </w:tc>
+        <w:tc>
+          <w:tcPr>
+            <w:tcW w:type="dxa" w:w="4252"/>
+            <w:vAlign w:val="center"/>
+          </w:tcPr>
+          <w:p>
+            <w:pPr>
+              <w:jc w:val="left"/>
+            </w:pPr>
+            <w:r>
+              <w:rPr>
+                <w:rFonts w:ascii="Times New Roman" w:hAnsi="Times New Roman"/>
+                <w:sz w:val="20"/>
+              </w:rPr>
+              <w:t>Dodany jako ręczny spis struktury; w Word można go zastąpić automatycznym spisem.</w:t>
+            </w:r>
+          </w:p>
+        </w:tc>
+      </w:tr>
+      <w:tr>
+        <w:tc>
+          <w:tcPr>
+            <w:tcW w:type="dxa" w:w="4252"/>
+            <w:vAlign w:val="center"/>
+          </w:tcPr>
+          <w:p>
+            <w:pPr>
+              <w:jc w:val="left"/>
+            </w:pPr>
+            <w:r>
+              <w:rPr>
+                <w:rFonts w:ascii="Times New Roman" w:hAnsi="Times New Roman"/>
+                <w:sz w:val="20"/>
+              </w:rPr>
+              <w:t>Cel i zakres pracy</w:t>
+            </w:r>
+          </w:p>
+        </w:tc>
+        <w:tc>
+          <w:tcPr>
+            <w:tcW w:type="dxa" w:w="4252"/>
+            <w:vAlign w:val="center"/>
+          </w:tcPr>
+          <w:p>
+            <w:pPr>
+              <w:jc w:val="left"/>
+            </w:pPr>
+            <w:r>
+              <w:rPr>
+                <w:rFonts w:ascii="Times New Roman" w:hAnsi="Times New Roman"/>
+                <w:sz w:val="20"/>
+              </w:rPr>
+              <w:t>Rozdziały 1.2 oraz 1.4.</w:t>
+            </w:r>
+          </w:p>
+        </w:tc>
+      </w:tr>
+      <w:tr>
+        <w:tc>
+          <w:tcPr>
+            <w:tcW w:type="dxa" w:w="4252"/>
+            <w:vAlign w:val="center"/>
+          </w:tcPr>
+          <w:p>
+            <w:pPr>
+              <w:jc w:val="left"/>
+            </w:pPr>
+            <w:r>
+              <w:rPr>
+                <w:rFonts w:ascii="Times New Roman" w:hAnsi="Times New Roman"/>
+                <w:sz w:val="20"/>
+              </w:rPr>
+              <w:t>Rozdział teoretyczny</w:t>
+            </w:r>
+          </w:p>
+        </w:tc>
+        <w:tc>
+          <w:tcPr>
+            <w:tcW w:type="dxa" w:w="4252"/>
+            <w:vAlign w:val="center"/>
+          </w:tcPr>
+          <w:p>
+            <w:pPr>
+              <w:jc w:val="left"/>
+            </w:pPr>
+            <w:r>
+              <w:rPr>
+                <w:rFonts w:ascii="Times New Roman" w:hAnsi="Times New Roman"/>
+                <w:sz w:val="20"/>
+              </w:rPr>
+              <w:t>Rozdział 2.</w:t>
+            </w:r>
+          </w:p>
+        </w:tc>
+      </w:tr>
+      <w:tr>
+        <w:tc>
+          <w:tcPr>
+            <w:tcW w:type="dxa" w:w="4252"/>
+            <w:vAlign w:val="center"/>
+          </w:tcPr>
+          <w:p>
+            <w:pPr>
+              <w:jc w:val="left"/>
+            </w:pPr>
+            <w:r>
+              <w:rPr>
+                <w:rFonts w:ascii="Times New Roman" w:hAnsi="Times New Roman"/>
+                <w:sz w:val="20"/>
+              </w:rPr>
+              <w:t>Metodyka badań</w:t>
+            </w:r>
+          </w:p>
+        </w:tc>
+        <w:tc>
+          <w:tcPr>
+            <w:tcW w:type="dxa" w:w="4252"/>
+            <w:vAlign w:val="center"/>
+          </w:tcPr>
+          <w:p>
+            <w:pPr>
+              <w:jc w:val="left"/>
+            </w:pPr>
+            <w:r>
+              <w:rPr>
+                <w:rFonts w:ascii="Times New Roman" w:hAnsi="Times New Roman"/>
+                <w:sz w:val="20"/>
+              </w:rPr>
+              <w:t>Rozdział 3.</w:t>
+            </w:r>
+          </w:p>
+        </w:tc>
+      </w:tr>
+      <w:tr>
+        <w:tc>
+          <w:tcPr>
+            <w:tcW w:type="dxa" w:w="4252"/>
+            <w:vAlign w:val="center"/>
+          </w:tcPr>
+          <w:p>
+            <w:pPr>
+              <w:jc w:val="left"/>
+            </w:pPr>
+            <w:r>
+              <w:rPr>
+                <w:rFonts w:ascii="Times New Roman" w:hAnsi="Times New Roman"/>
+                <w:sz w:val="20"/>
+              </w:rPr>
+              <w:t>Wyniki badań i interpretacja</w:t>
+            </w:r>
+          </w:p>
+        </w:tc>
+        <w:tc>
+          <w:tcPr>
+            <w:tcW w:type="dxa" w:w="4252"/>
+            <w:vAlign w:val="center"/>
+          </w:tcPr>
+          <w:p>
+            <w:pPr>
+              <w:jc w:val="left"/>
+            </w:pPr>
+            <w:r>
+              <w:rPr>
+                <w:rFonts w:ascii="Times New Roman" w:hAnsi="Times New Roman"/>
+                <w:sz w:val="20"/>
+              </w:rPr>
+              <w:t>Rozdział 5.</w:t>
+            </w:r>
+          </w:p>
+        </w:tc>
+      </w:tr>
+      <w:tr>
+        <w:tc>
+          <w:tcPr>
+            <w:tcW w:type="dxa" w:w="4252"/>
+            <w:vAlign w:val="center"/>
+          </w:tcPr>
+          <w:p>
+            <w:pPr>
+              <w:jc w:val="left"/>
+            </w:pPr>
+            <w:r>
+              <w:rPr>
+                <w:rFonts w:ascii="Times New Roman" w:hAnsi="Times New Roman"/>
+                <w:sz w:val="20"/>
+              </w:rPr>
+              <w:t>Wnioski / podsumowanie</w:t>
+            </w:r>
+          </w:p>
+        </w:tc>
+        <w:tc>
+          <w:tcPr>
+            <w:tcW w:type="dxa" w:w="4252"/>
+            <w:vAlign w:val="center"/>
+          </w:tcPr>
+          <w:p>
+            <w:pPr>
+              <w:jc w:val="left"/>
+            </w:pPr>
+            <w:r>
+              <w:rPr>
+                <w:rFonts w:ascii="Times New Roman" w:hAnsi="Times New Roman"/>
+                <w:sz w:val="20"/>
+              </w:rPr>
+              <w:t>Rozdział 7.</w:t>
+            </w:r>
+          </w:p>
+        </w:tc>
+      </w:tr>
+      <w:tr>
+        <w:tc>
+          <w:tcPr>
+            <w:tcW w:type="dxa" w:w="4252"/>
+            <w:vAlign w:val="center"/>
+          </w:tcPr>
+          <w:p>
+            <w:pPr>
+              <w:jc w:val="left"/>
+            </w:pPr>
+            <w:r>
+              <w:rPr>
+                <w:rFonts w:ascii="Times New Roman" w:hAnsi="Times New Roman"/>
+                <w:sz w:val="20"/>
+              </w:rPr>
+              <w:t>Bibliografia</w:t>
+            </w:r>
+          </w:p>
+        </w:tc>
+        <w:tc>
+          <w:tcPr>
+            <w:tcW w:type="dxa" w:w="4252"/>
+            <w:vAlign w:val="center"/>
+          </w:tcPr>
+          <w:p>
+            <w:pPr>
+              <w:jc w:val="left"/>
+            </w:pPr>
+            <w:r>
+              <w:rPr>
+                <w:rFonts w:ascii="Times New Roman" w:hAnsi="Times New Roman"/>
+                <w:sz w:val="20"/>
+              </w:rPr>
+              <w:t>Rozdział 8, format numeryczny z datami dostępu dla źródeł internetowych.</w:t>
+            </w:r>
+          </w:p>
+        </w:tc>
+      </w:tr>
+      <w:tr>
+        <w:tc>
+          <w:tcPr>
+            <w:tcW w:type="dxa" w:w="4252"/>
+            <w:vAlign w:val="center"/>
+          </w:tcPr>
+          <w:p>
+            <w:pPr>
+              <w:jc w:val="left"/>
+            </w:pPr>
+            <w:r>
+              <w:rPr>
+                <w:rFonts w:ascii="Times New Roman" w:hAnsi="Times New Roman"/>
+                <w:sz w:val="20"/>
+              </w:rPr>
+              <w:t>Spis tabel i rysunków</w:t>
+            </w:r>
+          </w:p>
+        </w:tc>
+        <w:tc>
+          <w:tcPr>
+            <w:tcW w:type="dxa" w:w="4252"/>
+            <w:vAlign w:val="center"/>
+          </w:tcPr>
+          <w:p>
+            <w:pPr>
+              <w:jc w:val="left"/>
+            </w:pPr>
+            <w:r>
+              <w:rPr>
+                <w:rFonts w:ascii="Times New Roman" w:hAnsi="Times New Roman"/>
+                <w:sz w:val="20"/>
+              </w:rPr>
+              <w:t>Rozdziały 9 i 10.</w:t>
+            </w:r>
+          </w:p>
+        </w:tc>
+      </w:tr>
+      <w:tr>
+        <w:tc>
+          <w:tcPr>
+            <w:tcW w:type="dxa" w:w="4252"/>
+            <w:vAlign w:val="center"/>
+          </w:tcPr>
+          <w:p>
+            <w:pPr>
+              <w:jc w:val="left"/>
+            </w:pPr>
+            <w:r>
+              <w:rPr>
+                <w:rFonts w:ascii="Times New Roman" w:hAnsi="Times New Roman"/>
+                <w:sz w:val="20"/>
+              </w:rPr>
+              <w:t>Aspekt badawczy lub wdrożeniowy pracy magisterskiej</w:t>
+            </w:r>
+          </w:p>
+        </w:tc>
+        <w:tc>
+          <w:tcPr>
+            <w:tcW w:type="dxa" w:w="4252"/>
+            <w:vAlign w:val="center"/>
+          </w:tcPr>
+          <w:p>
+            <w:pPr>
+              <w:jc w:val="left"/>
+            </w:pPr>
+            <w:r>
+              <w:rPr>
+                <w:rFonts w:ascii="Times New Roman" w:hAnsi="Times New Roman"/>
+                <w:sz w:val="20"/>
+              </w:rPr>
+              <w:t>Badanie modeli i cech oraz działający demonstrator FastAPI + React/Vite.</w:t>
+            </w:r>
+          </w:p>
+        </w:tc>
+      </w:tr>
+      <w:tr>
+        <w:tc>
+          <w:tcPr>
+            <w:tcW w:type="dxa" w:w="4252"/>
+            <w:vAlign w:val="center"/>
+          </w:tcPr>
+          <w:p>
+            <w:pPr>
+              <w:jc w:val="left"/>
+            </w:pPr>
+            <w:r>
+              <w:rPr>
+                <w:rFonts w:ascii="Times New Roman" w:hAnsi="Times New Roman"/>
+                <w:sz w:val="20"/>
+              </w:rPr>
+              <w:t>Oświadczenia</w:t>
+            </w:r>
+          </w:p>
+        </w:tc>
+        <w:tc>
+          <w:tcPr>
+            <w:tcW w:type="dxa" w:w="4252"/>
+            <w:vAlign w:val="center"/>
+          </w:tcPr>
+          <w:p>
+            <w:pPr>
+              <w:jc w:val="left"/>
+            </w:pPr>
+            <w:r>
+              <w:rPr>
+                <w:rFonts w:ascii="Times New Roman" w:hAnsi="Times New Roman"/>
+                <w:sz w:val="20"/>
+              </w:rPr>
+              <w:t>Oświadczenie autora znajduje się na początku; dodatkowy wzór oświadczeń PANS przytoczony w aneksie wymaga finalnej akceptacji promotora/sekretariatu.</w:t>
+            </w:r>
+          </w:p>
+        </w:tc>
+      </w:tr>
+    </w:tbl>
+    <w:p>
+      <w:pPr>
+        <w:spacing w:line="360" w:lineRule="auto"/>
+        <w:jc w:val="both"/>
+      </w:pPr>
+    </w:p>
+    <w:p>
+      <w:pPr>
+        <w:spacing w:line="360" w:lineRule="auto"/>
+        <w:jc w:val="both"/>
+      </w:pPr>
+      <w:r>
+        <w:rPr>
+          <w:rFonts w:ascii="Times New Roman" w:hAnsi="Times New Roman"/>
+          <w:sz w:val="24"/>
+        </w:rPr>
+        <w:t>Oświadczenie zgodne z wymaganiami edytorskimi PANS: Prawo do korzystania z zawartych w pracy wyników oraz prawo nieodpłatnego rozporządzenia tymi wynikami ma Państwowa Akademia Nauk Stosowanych w Krośnie. Dyplomantowi służy prawo do uznania go za współtwórcę na zasadach określonych w prawie autorskim.</w:t>
+      </w:r>
+    </w:p>
+    <w:p>
+      <w:pPr>
+        <w:spacing w:line="360" w:lineRule="auto"/>
+        <w:jc w:val="both"/>
+      </w:pPr>
+      <w:r>
+        <w:rPr>
+          <w:rFonts w:ascii="Times New Roman" w:hAnsi="Times New Roman"/>
+          <w:sz w:val="24"/>
+        </w:rPr>
+        <w:t>Oświadczenie samodzielności: Oświadczam, że pracę dyplomową przygotowałem samodzielnie. Wszystkie dane, istotne myśli i sformułowania pochodzące z literatury, przytoczone dosłownie i niedosłownie, są opatrzone odpowiednimi odsyłaczami. Praca ta nie była w całości ani w części przez nikogo przedkładana do żadnej oceny i nie była publikowana.</w:t>
+      </w:r>
+    </w:p>
+    <w:p>
+      <w:r>
+        <w:rPr>
+          <w:rFonts w:ascii="Times New Roman" w:hAnsi="Times New Roman"/>
+          <w:sz w:val="24"/>
+        </w:rPr>
+        <w:br w:type="page"/>
       </w:r>
     </w:p>
     <w:sectPr>
